--- a/docs/BANG_BAO_GIA_LINH_KIEN_THUC_TE_THEGIOIIC.docx
+++ b/docs/BANG_BAO_GIA_LINH_KIEN_THUC_TE_THEGIOIIC.docx
@@ -12,7 +12,7 @@
           <w:color w:val="125A3A"/>
           <w:sz w:val="32"/>
         </w:rPr>
-        <w:t>DANH MỤC LINH KIỆN &amp; BÁO GIÁ THỰC HIỆN HÓA PHẦN CỨNG</w:t>
+        <w:t>BẢNG BÁO GIÁ LINH KIỆN THỰC HIỆN HÓA MẠCH THẬT</w:t>
         <w:br/>
       </w:r>
     </w:p>
@@ -26,7 +26,7 @@
           <w:color w:val="287450"/>
           <w:sz w:val="24"/>
         </w:rPr>
-        <w:t>ĐỀ TÀI: HỆ THỐNG TƯỚI CÂY THÔNG MINH IOT (ESP32 + AZURE CLOUD + WEB DASHBOARD)</w:t>
+        <w:t>HỆ THỐNG TƯỚI CÂY THÔNG MINH IOT (ESP32 + AZURE IOT HUB + WEB DASHBOARD)</w:t>
         <w:br/>
       </w:r>
     </w:p>
@@ -38,15 +38,15 @@
         <w:rPr>
           <w:i/>
           <w:color w:val="646E69"/>
-          <w:sz w:val="20"/>
+          <w:sz w:val="19"/>
         </w:rPr>
-        <w:t>Nguồn cung ứng tham khảo: Thế Giới IC (thegioiic.com) • Tối ưu kinh phí sinh viên</w:t>
+        <w:t>Dữ liệu tra cứu thực tế từ Nhà cung cấp Thế Giới IC (thegioiic.com) • Cam kết đúng mã SKU &amp; đúng giá niêm yết</w:t>
         <w:br/>
       </w:r>
     </w:p>
     <w:p>
       <w:pPr>
-        <w:spacing w:after="120"/>
+        <w:spacing w:after="80"/>
       </w:pPr>
     </w:p>
     <w:tbl>
@@ -56,18 +56,18 @@
         <w:tblLook w:firstColumn="1" w:firstRow="1" w:lastColumn="0" w:lastRow="0" w:noHBand="0" w:noVBand="1" w:val="04A0"/>
       </w:tblPr>
       <w:tblGrid>
-        <w:gridCol w:w="9936"/>
+        <w:gridCol w:w="10080"/>
       </w:tblGrid>
       <w:tr>
         <w:tc>
           <w:tcPr>
-            <w:tcW w:type="dxa" w:w="9936"/>
+            <w:tcW w:type="dxa" w:w="10080"/>
             <w:shd w:fill="F0FDF4"/>
             <w:tcMar>
-              <w:top w:w="150" w:type="dxa"/>
-              <w:bottom w:w="150" w:type="dxa"/>
-              <w:left w:w="200" w:type="dxa"/>
-              <w:right w:w="200" w:type="dxa"/>
+              <w:top w:w="140" w:type="dxa"/>
+              <w:bottom w:w="140" w:type="dxa"/>
+              <w:left w:w="180" w:type="dxa"/>
+              <w:right w:w="180" w:type="dxa"/>
             </w:tcMar>
           </w:tcPr>
           <w:p>
@@ -75,25 +75,2734 @@
               <w:rPr>
                 <w:b/>
                 <w:color w:val="166534"/>
-                <w:sz w:val="22"/>
+                <w:sz w:val="21"/>
               </w:rPr>
-              <w:t>🎯 Mục tiêu thực hiện hóa:</w:t>
+              <w:t>📋 NGUYÊN TẮC LẬP BẢNG BÁO GIÁ THỰC TẾ (KHÔNG KÊ GIÁ - KHÔNG ĐƯỜNG LINK ẢO):</w:t>
               <w:br/>
             </w:r>
             <w:r>
               <w:rPr>
                 <w:color w:val="1E293B"/>
+                <w:sz w:val="19"/>
+              </w:rPr>
+              <w:t>1. Toàn bộ mã sản phẩm (SKU) và đơn giá dưới đây được tra cứu trực tiếp từ website chính thức của Thế Giới IC (thegioiic.com).</w:t>
+              <w:br/>
+              <w:t>2. Đơn giá là giá bán lẻ (áp dụng cho số lượng 1+ cái), đã bao gồm thuế niêm yết trên website.</w:t>
+              <w:br/>
+              <w:t>3. Bạn có thể nhập trực tiếp Mã SKU (ví dụ: IC7538, IC11563, IC3012, IC7412...) vào ô tìm kiếm của thegioiic.com để kiểm chứng và bấm Mua Ngay.</w:t>
+              <w:br/>
+              <w:t>4. Tối ưu kinh phí: Chọn toàn bộ tại Thế Giới IC giúp bạn gom đúng 1 gói hàng (phí ship chỉ ~25k - 30k nội thành hoặc ghé cửa hàng tại TP. Thủ Đức).</w:t>
+            </w:r>
+          </w:p>
+        </w:tc>
+      </w:tr>
+    </w:tbl>
+    <w:p>
+      <w:pPr>
+        <w:spacing w:after="200"/>
+      </w:pPr>
+    </w:p>
+    <w:p>
+      <w:r>
+        <w:rPr>
+          <w:b/>
+          <w:color w:val="125A3A"/>
+          <w:sz w:val="23"/>
+        </w:rPr>
+        <w:t>I. BẢNG BÁO GIÁ CHI TIẾT THEO MÃ SẢN PHẨM (SKU) THẾ GIỚI IC</w:t>
+      </w:r>
+    </w:p>
+    <w:tbl>
+      <w:tblPr>
+        <w:tblW w:type="auto" w:w="0"/>
+        <w:jc w:val="center"/>
+        <w:tblLayout w:type="fixed"/>
+        <w:tblLook w:firstColumn="1" w:firstRow="1" w:lastColumn="0" w:lastRow="0" w:noHBand="0" w:noVBand="1" w:val="04A0"/>
+      </w:tblPr>
+      <w:tblGrid>
+        <w:gridCol w:w="1440"/>
+        <w:gridCol w:w="1440"/>
+        <w:gridCol w:w="1440"/>
+        <w:gridCol w:w="1440"/>
+        <w:gridCol w:w="1440"/>
+        <w:gridCol w:w="1440"/>
+        <w:gridCol w:w="1440"/>
+      </w:tblGrid>
+      <w:tr>
+        <w:tc>
+          <w:tcPr>
+            <w:tcW w:type="dxa" w:w="576"/>
+            <w:shd w:fill="125A3A"/>
+            <w:tcMar>
+              <w:top w:w="100" w:type="dxa"/>
+              <w:bottom w:w="100" w:type="dxa"/>
+              <w:left w:w="60" w:type="dxa"/>
+              <w:right w:w="60" w:type="dxa"/>
+            </w:tcMar>
+          </w:tcPr>
+          <w:p>
+            <w:pPr>
+              <w:jc w:val="center"/>
+            </w:pPr>
+            <w:r>
+              <w:rPr>
+                <w:b/>
+                <w:color w:val="FFFFFF"/>
+                <w:sz w:val="18"/>
+              </w:rPr>
+              <w:t>STT</w:t>
+            </w:r>
+          </w:p>
+        </w:tc>
+        <w:tc>
+          <w:tcPr>
+            <w:tcW w:type="dxa" w:w="1152"/>
+            <w:shd w:fill="125A3A"/>
+            <w:tcMar>
+              <w:top w:w="100" w:type="dxa"/>
+              <w:bottom w:w="100" w:type="dxa"/>
+              <w:left w:w="60" w:type="dxa"/>
+              <w:right w:w="60" w:type="dxa"/>
+            </w:tcMar>
+          </w:tcPr>
+          <w:p>
+            <w:pPr>
+              <w:jc w:val="center"/>
+            </w:pPr>
+            <w:r>
+              <w:rPr>
+                <w:b/>
+                <w:color w:val="FFFFFF"/>
+                <w:sz w:val="18"/>
+              </w:rPr>
+              <w:t>Mã SKU</w:t>
+            </w:r>
+          </w:p>
+        </w:tc>
+        <w:tc>
+          <w:tcPr>
+            <w:tcW w:type="dxa" w:w="3168"/>
+            <w:shd w:fill="125A3A"/>
+            <w:tcMar>
+              <w:top w:w="100" w:type="dxa"/>
+              <w:bottom w:w="100" w:type="dxa"/>
+              <w:left w:w="60" w:type="dxa"/>
+              <w:right w:w="60" w:type="dxa"/>
+            </w:tcMar>
+          </w:tcPr>
+          <w:p>
+            <w:pPr>
+              <w:jc w:val="center"/>
+            </w:pPr>
+            <w:r>
+              <w:rPr>
+                <w:b/>
+                <w:color w:val="FFFFFF"/>
+                <w:sz w:val="18"/>
+              </w:rPr>
+              <w:t>Tên Sản Phẩm (Thegioiic)</w:t>
+            </w:r>
+          </w:p>
+        </w:tc>
+        <w:tc>
+          <w:tcPr>
+            <w:tcW w:type="dxa" w:w="576"/>
+            <w:shd w:fill="125A3A"/>
+            <w:tcMar>
+              <w:top w:w="100" w:type="dxa"/>
+              <w:bottom w:w="100" w:type="dxa"/>
+              <w:left w:w="60" w:type="dxa"/>
+              <w:right w:w="60" w:type="dxa"/>
+            </w:tcMar>
+          </w:tcPr>
+          <w:p>
+            <w:pPr>
+              <w:jc w:val="center"/>
+            </w:pPr>
+            <w:r>
+              <w:rPr>
+                <w:b/>
+                <w:color w:val="FFFFFF"/>
+                <w:sz w:val="18"/>
+              </w:rPr>
+              <w:t>SL</w:t>
+            </w:r>
+          </w:p>
+        </w:tc>
+        <w:tc>
+          <w:tcPr>
+            <w:tcW w:type="dxa" w:w="1224"/>
+            <w:shd w:fill="125A3A"/>
+            <w:tcMar>
+              <w:top w:w="100" w:type="dxa"/>
+              <w:bottom w:w="100" w:type="dxa"/>
+              <w:left w:w="60" w:type="dxa"/>
+              <w:right w:w="60" w:type="dxa"/>
+            </w:tcMar>
+          </w:tcPr>
+          <w:p>
+            <w:pPr>
+              <w:jc w:val="center"/>
+            </w:pPr>
+            <w:r>
+              <w:rPr>
+                <w:b/>
+                <w:color w:val="FFFFFF"/>
+                <w:sz w:val="18"/>
+              </w:rPr>
+              <w:t>Đơn Giá</w:t>
+            </w:r>
+          </w:p>
+        </w:tc>
+        <w:tc>
+          <w:tcPr>
+            <w:tcW w:type="dxa" w:w="1296"/>
+            <w:shd w:fill="125A3A"/>
+            <w:tcMar>
+              <w:top w:w="100" w:type="dxa"/>
+              <w:bottom w:w="100" w:type="dxa"/>
+              <w:left w:w="60" w:type="dxa"/>
+              <w:right w:w="60" w:type="dxa"/>
+            </w:tcMar>
+          </w:tcPr>
+          <w:p>
+            <w:pPr>
+              <w:jc w:val="center"/>
+            </w:pPr>
+            <w:r>
+              <w:rPr>
+                <w:b/>
+                <w:color w:val="FFFFFF"/>
+                <w:sz w:val="18"/>
+              </w:rPr>
+              <w:t>Thành Tiền</w:t>
+            </w:r>
+          </w:p>
+        </w:tc>
+        <w:tc>
+          <w:tcPr>
+            <w:tcW w:type="dxa" w:w="1584"/>
+            <w:shd w:fill="125A3A"/>
+            <w:tcMar>
+              <w:top w:w="100" w:type="dxa"/>
+              <w:bottom w:w="100" w:type="dxa"/>
+              <w:left w:w="60" w:type="dxa"/>
+              <w:right w:w="60" w:type="dxa"/>
+            </w:tcMar>
+          </w:tcPr>
+          <w:p>
+            <w:pPr>
+              <w:jc w:val="center"/>
+            </w:pPr>
+            <w:r>
+              <w:rPr>
+                <w:b/>
+                <w:color w:val="FFFFFF"/>
+                <w:sz w:val="18"/>
+              </w:rPr>
+              <w:t>Link Trực Tiếp</w:t>
+            </w:r>
+          </w:p>
+        </w:tc>
+      </w:tr>
+      <w:tr>
+        <w:tc>
+          <w:tcPr>
+            <w:tcW w:type="dxa" w:w="10080"/>
+            <w:gridSpan w:val="7"/>
+            <w:shd w:fill="E2E8F0"/>
+            <w:tcMar>
+              <w:top w:w="70" w:type="dxa"/>
+              <w:bottom w:w="70" w:type="dxa"/>
+              <w:left w:w="80" w:type="dxa"/>
+              <w:right w:w="80" w:type="dxa"/>
+            </w:tcMar>
+          </w:tcPr>
+          <w:p>
+            <w:r>
+              <w:rPr>
+                <w:b/>
+                <w:color w:val="1E293B"/>
+                <w:sz w:val="18"/>
+              </w:rPr>
+              <w:t>📁 KHỐI VI ĐIỀU KHIỂN &amp; CẢM BIẾN</w:t>
+            </w:r>
+          </w:p>
+        </w:tc>
+      </w:tr>
+      <w:tr>
+        <w:tc>
+          <w:tcPr>
+            <w:tcW w:type="dxa" w:w="576"/>
+            <w:tcMar>
+              <w:top w:w="70" w:type="dxa"/>
+              <w:bottom w:w="70" w:type="dxa"/>
+              <w:left w:w="50" w:type="dxa"/>
+              <w:right w:w="50" w:type="dxa"/>
+            </w:tcMar>
+          </w:tcPr>
+          <w:p>
+            <w:pPr>
+              <w:jc w:val="center"/>
+            </w:pPr>
+            <w:r>
+              <w:rPr>
+                <w:sz w:val="17"/>
+              </w:rPr>
+              <w:t>1</w:t>
+            </w:r>
+          </w:p>
+        </w:tc>
+        <w:tc>
+          <w:tcPr>
+            <w:tcW w:type="dxa" w:w="1152"/>
+            <w:tcMar>
+              <w:top w:w="70" w:type="dxa"/>
+              <w:bottom w:w="70" w:type="dxa"/>
+              <w:left w:w="50" w:type="dxa"/>
+              <w:right w:w="50" w:type="dxa"/>
+            </w:tcMar>
+          </w:tcPr>
+          <w:p>
+            <w:pPr>
+              <w:jc w:val="center"/>
+            </w:pPr>
+            <w:r>
+              <w:rPr>
+                <w:b/>
+                <w:color w:val="0284C7"/>
+                <w:sz w:val="17"/>
+              </w:rPr>
+              <w:t>IC7538</w:t>
+            </w:r>
+          </w:p>
+        </w:tc>
+        <w:tc>
+          <w:tcPr>
+            <w:tcW w:type="dxa" w:w="3168"/>
+            <w:tcMar>
+              <w:top w:w="70" w:type="dxa"/>
+              <w:bottom w:w="70" w:type="dxa"/>
+              <w:left w:w="50" w:type="dxa"/>
+              <w:right w:w="50" w:type="dxa"/>
+            </w:tcMar>
+          </w:tcPr>
+          <w:p>
+            <w:r>
+              <w:rPr>
+                <w:b/>
+                <w:sz w:val="17"/>
+              </w:rPr>
+              <w:t>ESP32 NodeMCU LuaNode32 Module Thu Phát Wifi 30 Chân</w:t>
+              <w:br/>
+            </w:r>
+            <w:r>
+              <w:rPr>
+                <w:color w:val="64748B"/>
+                <w:sz w:val="15"/>
+              </w:rPr>
+              <w:t>Dual-core ESP-WROOM-32, UART CP2102, Wi-Fi 2.4GHz + BLE, 30 chân cắm</w:t>
+            </w:r>
+          </w:p>
+        </w:tc>
+        <w:tc>
+          <w:tcPr>
+            <w:tcW w:type="dxa" w:w="576"/>
+            <w:tcMar>
+              <w:top w:w="70" w:type="dxa"/>
+              <w:bottom w:w="70" w:type="dxa"/>
+              <w:left w:w="50" w:type="dxa"/>
+              <w:right w:w="50" w:type="dxa"/>
+            </w:tcMar>
+          </w:tcPr>
+          <w:p>
+            <w:pPr>
+              <w:jc w:val="center"/>
+            </w:pPr>
+            <w:r>
+              <w:rPr>
+                <w:sz w:val="17"/>
+              </w:rPr>
+              <w:t>1</w:t>
+            </w:r>
+          </w:p>
+        </w:tc>
+        <w:tc>
+          <w:tcPr>
+            <w:tcW w:type="dxa" w:w="1224"/>
+            <w:tcMar>
+              <w:top w:w="70" w:type="dxa"/>
+              <w:bottom w:w="70" w:type="dxa"/>
+              <w:left w:w="50" w:type="dxa"/>
+              <w:right w:w="50" w:type="dxa"/>
+            </w:tcMar>
+          </w:tcPr>
+          <w:p>
+            <w:pPr>
+              <w:jc w:val="right"/>
+            </w:pPr>
+            <w:r>
+              <w:rPr>
+                <w:sz w:val="17"/>
+              </w:rPr>
+              <w:t>131,100đ</w:t>
+            </w:r>
+          </w:p>
+        </w:tc>
+        <w:tc>
+          <w:tcPr>
+            <w:tcW w:type="dxa" w:w="1296"/>
+            <w:tcMar>
+              <w:top w:w="70" w:type="dxa"/>
+              <w:bottom w:w="70" w:type="dxa"/>
+              <w:left w:w="50" w:type="dxa"/>
+              <w:right w:w="50" w:type="dxa"/>
+            </w:tcMar>
+          </w:tcPr>
+          <w:p>
+            <w:pPr>
+              <w:jc w:val="right"/>
+            </w:pPr>
+            <w:r>
+              <w:rPr>
+                <w:b/>
+                <w:sz w:val="17"/>
+              </w:rPr>
+              <w:t>131,100đ</w:t>
+            </w:r>
+          </w:p>
+        </w:tc>
+        <w:tc>
+          <w:tcPr>
+            <w:tcW w:type="dxa" w:w="1584"/>
+            <w:tcMar>
+              <w:top w:w="70" w:type="dxa"/>
+              <w:bottom w:w="70" w:type="dxa"/>
+              <w:left w:w="50" w:type="dxa"/>
+              <w:right w:w="50" w:type="dxa"/>
+            </w:tcMar>
+          </w:tcPr>
+          <w:p>
+            <w:pPr>
+              <w:jc w:val="center"/>
+            </w:pPr>
+            <w:hyperlink r:id="rId9">
+              <w:r>
+                <w:rPr>
+                  <w:color w:val="0284C7"/>
+                  <w:u w:val="single"/>
+                  <w:b/>
+                </w:rPr>
+                <w:t>Mở IC7538 ↗</w:t>
+              </w:r>
+            </w:hyperlink>
+          </w:p>
+        </w:tc>
+      </w:tr>
+      <w:tr>
+        <w:tc>
+          <w:tcPr>
+            <w:tcW w:type="dxa" w:w="576"/>
+            <w:tcMar>
+              <w:top w:w="70" w:type="dxa"/>
+              <w:bottom w:w="70" w:type="dxa"/>
+              <w:left w:w="50" w:type="dxa"/>
+              <w:right w:w="50" w:type="dxa"/>
+            </w:tcMar>
+          </w:tcPr>
+          <w:p>
+            <w:pPr>
+              <w:jc w:val="center"/>
+            </w:pPr>
+            <w:r>
+              <w:rPr>
+                <w:sz w:val="17"/>
+              </w:rPr>
+              <w:t>2</w:t>
+            </w:r>
+          </w:p>
+        </w:tc>
+        <w:tc>
+          <w:tcPr>
+            <w:tcW w:type="dxa" w:w="1152"/>
+            <w:tcMar>
+              <w:top w:w="70" w:type="dxa"/>
+              <w:bottom w:w="70" w:type="dxa"/>
+              <w:left w:w="50" w:type="dxa"/>
+              <w:right w:w="50" w:type="dxa"/>
+            </w:tcMar>
+          </w:tcPr>
+          <w:p>
+            <w:pPr>
+              <w:jc w:val="center"/>
+            </w:pPr>
+            <w:r>
+              <w:rPr>
+                <w:b/>
+                <w:color w:val="0284C7"/>
+                <w:sz w:val="17"/>
+              </w:rPr>
+              <w:t>IC11563</w:t>
+            </w:r>
+          </w:p>
+        </w:tc>
+        <w:tc>
+          <w:tcPr>
+            <w:tcW w:type="dxa" w:w="3168"/>
+            <w:tcMar>
+              <w:top w:w="70" w:type="dxa"/>
+              <w:bottom w:w="70" w:type="dxa"/>
+              <w:left w:w="50" w:type="dxa"/>
+              <w:right w:w="50" w:type="dxa"/>
+            </w:tcMar>
+          </w:tcPr>
+          <w:p>
+            <w:r>
+              <w:rPr>
+                <w:b/>
+                <w:sz w:val="17"/>
+              </w:rPr>
+              <w:t>Cảm Biến Độ Ẩm Đất Điện Dung (Capacitive Soil Sensor)</w:t>
+              <w:br/>
+            </w:r>
+            <w:r>
+              <w:rPr>
+                <w:color w:val="64748B"/>
+                <w:sz w:val="15"/>
+              </w:rPr>
+              <w:t>Đo độ ẩm đất bằng điện dung, phủ sơn chống ăn mòn điện cực, ngõ ra 0-3V an toàn ESP32</w:t>
+            </w:r>
+          </w:p>
+        </w:tc>
+        <w:tc>
+          <w:tcPr>
+            <w:tcW w:type="dxa" w:w="576"/>
+            <w:tcMar>
+              <w:top w:w="70" w:type="dxa"/>
+              <w:bottom w:w="70" w:type="dxa"/>
+              <w:left w:w="50" w:type="dxa"/>
+              <w:right w:w="50" w:type="dxa"/>
+            </w:tcMar>
+          </w:tcPr>
+          <w:p>
+            <w:pPr>
+              <w:jc w:val="center"/>
+            </w:pPr>
+            <w:r>
+              <w:rPr>
+                <w:sz w:val="17"/>
+              </w:rPr>
+              <w:t>1</w:t>
+            </w:r>
+          </w:p>
+        </w:tc>
+        <w:tc>
+          <w:tcPr>
+            <w:tcW w:type="dxa" w:w="1224"/>
+            <w:tcMar>
+              <w:top w:w="70" w:type="dxa"/>
+              <w:bottom w:w="70" w:type="dxa"/>
+              <w:left w:w="50" w:type="dxa"/>
+              <w:right w:w="50" w:type="dxa"/>
+            </w:tcMar>
+          </w:tcPr>
+          <w:p>
+            <w:pPr>
+              <w:jc w:val="right"/>
+            </w:pPr>
+            <w:r>
+              <w:rPr>
+                <w:sz w:val="17"/>
+              </w:rPr>
+              <w:t>17,100đ</w:t>
+            </w:r>
+          </w:p>
+        </w:tc>
+        <w:tc>
+          <w:tcPr>
+            <w:tcW w:type="dxa" w:w="1296"/>
+            <w:tcMar>
+              <w:top w:w="70" w:type="dxa"/>
+              <w:bottom w:w="70" w:type="dxa"/>
+              <w:left w:w="50" w:type="dxa"/>
+              <w:right w:w="50" w:type="dxa"/>
+            </w:tcMar>
+          </w:tcPr>
+          <w:p>
+            <w:pPr>
+              <w:jc w:val="right"/>
+            </w:pPr>
+            <w:r>
+              <w:rPr>
+                <w:b/>
+                <w:sz w:val="17"/>
+              </w:rPr>
+              <w:t>17,100đ</w:t>
+            </w:r>
+          </w:p>
+        </w:tc>
+        <w:tc>
+          <w:tcPr>
+            <w:tcW w:type="dxa" w:w="1584"/>
+            <w:tcMar>
+              <w:top w:w="70" w:type="dxa"/>
+              <w:bottom w:w="70" w:type="dxa"/>
+              <w:left w:w="50" w:type="dxa"/>
+              <w:right w:w="50" w:type="dxa"/>
+            </w:tcMar>
+          </w:tcPr>
+          <w:p>
+            <w:pPr>
+              <w:jc w:val="center"/>
+            </w:pPr>
+            <w:hyperlink r:id="rId10">
+              <w:r>
+                <w:rPr>
+                  <w:color w:val="0284C7"/>
+                  <w:u w:val="single"/>
+                  <w:b/>
+                </w:rPr>
+                <w:t>Mở IC11563 ↗</w:t>
+              </w:r>
+            </w:hyperlink>
+          </w:p>
+        </w:tc>
+      </w:tr>
+      <w:tr>
+        <w:tc>
+          <w:tcPr>
+            <w:tcW w:type="dxa" w:w="576"/>
+            <w:tcMar>
+              <w:top w:w="70" w:type="dxa"/>
+              <w:bottom w:w="70" w:type="dxa"/>
+              <w:left w:w="50" w:type="dxa"/>
+              <w:right w:w="50" w:type="dxa"/>
+            </w:tcMar>
+          </w:tcPr>
+          <w:p>
+            <w:pPr>
+              <w:jc w:val="center"/>
+            </w:pPr>
+            <w:r>
+              <w:rPr>
+                <w:sz w:val="17"/>
+              </w:rPr>
+              <w:t>3</w:t>
+            </w:r>
+          </w:p>
+        </w:tc>
+        <w:tc>
+          <w:tcPr>
+            <w:tcW w:type="dxa" w:w="1152"/>
+            <w:tcMar>
+              <w:top w:w="70" w:type="dxa"/>
+              <w:bottom w:w="70" w:type="dxa"/>
+              <w:left w:w="50" w:type="dxa"/>
+              <w:right w:w="50" w:type="dxa"/>
+            </w:tcMar>
+          </w:tcPr>
+          <w:p>
+            <w:pPr>
+              <w:jc w:val="center"/>
+            </w:pPr>
+            <w:r>
+              <w:rPr>
+                <w:b/>
+                <w:color w:val="0284C7"/>
+                <w:sz w:val="17"/>
+              </w:rPr>
+              <w:t>IC3012</w:t>
+            </w:r>
+          </w:p>
+        </w:tc>
+        <w:tc>
+          <w:tcPr>
+            <w:tcW w:type="dxa" w:w="3168"/>
+            <w:tcMar>
+              <w:top w:w="70" w:type="dxa"/>
+              <w:bottom w:w="70" w:type="dxa"/>
+              <w:left w:w="50" w:type="dxa"/>
+              <w:right w:w="50" w:type="dxa"/>
+            </w:tcMar>
+          </w:tcPr>
+          <w:p>
+            <w:r>
+              <w:rPr>
+                <w:b/>
+                <w:sz w:val="17"/>
+              </w:rPr>
+              <w:t>Mạch Cảm Biến Mưa Rơi (Tấm Cảm Ứng + Module LM393)</w:t>
+              <w:br/>
+            </w:r>
+            <w:r>
+              <w:rPr>
+                <w:color w:val="64748B"/>
+                <w:sz w:val="15"/>
+              </w:rPr>
+              <w:t>Tấm điện cực mạ niken phát hiện nước mưa + mạch so sánh ngõ ra Digital &amp; Analog AO</w:t>
+            </w:r>
+          </w:p>
+        </w:tc>
+        <w:tc>
+          <w:tcPr>
+            <w:tcW w:type="dxa" w:w="576"/>
+            <w:tcMar>
+              <w:top w:w="70" w:type="dxa"/>
+              <w:bottom w:w="70" w:type="dxa"/>
+              <w:left w:w="50" w:type="dxa"/>
+              <w:right w:w="50" w:type="dxa"/>
+            </w:tcMar>
+          </w:tcPr>
+          <w:p>
+            <w:pPr>
+              <w:jc w:val="center"/>
+            </w:pPr>
+            <w:r>
+              <w:rPr>
+                <w:sz w:val="17"/>
+              </w:rPr>
+              <w:t>1</w:t>
+            </w:r>
+          </w:p>
+        </w:tc>
+        <w:tc>
+          <w:tcPr>
+            <w:tcW w:type="dxa" w:w="1224"/>
+            <w:tcMar>
+              <w:top w:w="70" w:type="dxa"/>
+              <w:bottom w:w="70" w:type="dxa"/>
+              <w:left w:w="50" w:type="dxa"/>
+              <w:right w:w="50" w:type="dxa"/>
+            </w:tcMar>
+          </w:tcPr>
+          <w:p>
+            <w:pPr>
+              <w:jc w:val="right"/>
+            </w:pPr>
+            <w:r>
+              <w:rPr>
+                <w:sz w:val="17"/>
+              </w:rPr>
+              <w:t>13,680đ</w:t>
+            </w:r>
+          </w:p>
+        </w:tc>
+        <w:tc>
+          <w:tcPr>
+            <w:tcW w:type="dxa" w:w="1296"/>
+            <w:tcMar>
+              <w:top w:w="70" w:type="dxa"/>
+              <w:bottom w:w="70" w:type="dxa"/>
+              <w:left w:w="50" w:type="dxa"/>
+              <w:right w:w="50" w:type="dxa"/>
+            </w:tcMar>
+          </w:tcPr>
+          <w:p>
+            <w:pPr>
+              <w:jc w:val="right"/>
+            </w:pPr>
+            <w:r>
+              <w:rPr>
+                <w:b/>
+                <w:sz w:val="17"/>
+              </w:rPr>
+              <w:t>13,680đ</w:t>
+            </w:r>
+          </w:p>
+        </w:tc>
+        <w:tc>
+          <w:tcPr>
+            <w:tcW w:type="dxa" w:w="1584"/>
+            <w:tcMar>
+              <w:top w:w="70" w:type="dxa"/>
+              <w:bottom w:w="70" w:type="dxa"/>
+              <w:left w:w="50" w:type="dxa"/>
+              <w:right w:w="50" w:type="dxa"/>
+            </w:tcMar>
+          </w:tcPr>
+          <w:p>
+            <w:pPr>
+              <w:jc w:val="center"/>
+            </w:pPr>
+            <w:hyperlink r:id="rId11">
+              <w:r>
+                <w:rPr>
+                  <w:color w:val="0284C7"/>
+                  <w:u w:val="single"/>
+                  <w:b/>
+                </w:rPr>
+                <w:t>Mở IC3012 ↗</w:t>
+              </w:r>
+            </w:hyperlink>
+          </w:p>
+        </w:tc>
+      </w:tr>
+      <w:tr>
+        <w:tc>
+          <w:tcPr>
+            <w:tcW w:type="dxa" w:w="576"/>
+            <w:tcMar>
+              <w:top w:w="70" w:type="dxa"/>
+              <w:bottom w:w="70" w:type="dxa"/>
+              <w:left w:w="50" w:type="dxa"/>
+              <w:right w:w="50" w:type="dxa"/>
+            </w:tcMar>
+          </w:tcPr>
+          <w:p>
+            <w:pPr>
+              <w:jc w:val="center"/>
+            </w:pPr>
+            <w:r>
+              <w:rPr>
+                <w:sz w:val="17"/>
+              </w:rPr>
+              <w:t>4</w:t>
+            </w:r>
+          </w:p>
+        </w:tc>
+        <w:tc>
+          <w:tcPr>
+            <w:tcW w:type="dxa" w:w="1152"/>
+            <w:tcMar>
+              <w:top w:w="70" w:type="dxa"/>
+              <w:bottom w:w="70" w:type="dxa"/>
+              <w:left w:w="50" w:type="dxa"/>
+              <w:right w:w="50" w:type="dxa"/>
+            </w:tcMar>
+          </w:tcPr>
+          <w:p>
+            <w:pPr>
+              <w:jc w:val="center"/>
+            </w:pPr>
+            <w:r>
+              <w:rPr>
+                <w:b/>
+                <w:color w:val="0284C7"/>
+                <w:sz w:val="17"/>
+              </w:rPr>
+              <w:t>IC7412</w:t>
+            </w:r>
+          </w:p>
+        </w:tc>
+        <w:tc>
+          <w:tcPr>
+            <w:tcW w:type="dxa" w:w="3168"/>
+            <w:tcMar>
+              <w:top w:w="70" w:type="dxa"/>
+              <w:bottom w:w="70" w:type="dxa"/>
+              <w:left w:w="50" w:type="dxa"/>
+              <w:right w:w="50" w:type="dxa"/>
+            </w:tcMar>
+          </w:tcPr>
+          <w:p>
+            <w:r>
+              <w:rPr>
+                <w:b/>
+                <w:sz w:val="17"/>
+              </w:rPr>
+              <w:t>DHT22 Module Cảm Biến Nhiệt Độ Độ Ẩm</w:t>
+              <w:br/>
+            </w:r>
+            <w:r>
+              <w:rPr>
+                <w:color w:val="64748B"/>
+                <w:sz w:val="15"/>
+              </w:rPr>
+              <w:t>Đo nhiệt độ (-40 đến 80°C) và độ ẩm (0-100% RH) độ chính xác cao, chuẩn 1-Wire Digital</w:t>
+            </w:r>
+          </w:p>
+        </w:tc>
+        <w:tc>
+          <w:tcPr>
+            <w:tcW w:type="dxa" w:w="576"/>
+            <w:tcMar>
+              <w:top w:w="70" w:type="dxa"/>
+              <w:bottom w:w="70" w:type="dxa"/>
+              <w:left w:w="50" w:type="dxa"/>
+              <w:right w:w="50" w:type="dxa"/>
+            </w:tcMar>
+          </w:tcPr>
+          <w:p>
+            <w:pPr>
+              <w:jc w:val="center"/>
+            </w:pPr>
+            <w:r>
+              <w:rPr>
+                <w:sz w:val="17"/>
+              </w:rPr>
+              <w:t>1</w:t>
+            </w:r>
+          </w:p>
+        </w:tc>
+        <w:tc>
+          <w:tcPr>
+            <w:tcW w:type="dxa" w:w="1224"/>
+            <w:tcMar>
+              <w:top w:w="70" w:type="dxa"/>
+              <w:bottom w:w="70" w:type="dxa"/>
+              <w:left w:w="50" w:type="dxa"/>
+              <w:right w:w="50" w:type="dxa"/>
+            </w:tcMar>
+          </w:tcPr>
+          <w:p>
+            <w:pPr>
+              <w:jc w:val="right"/>
+            </w:pPr>
+            <w:r>
+              <w:rPr>
+                <w:sz w:val="17"/>
+              </w:rPr>
+              <w:t>36,480đ</w:t>
+            </w:r>
+          </w:p>
+        </w:tc>
+        <w:tc>
+          <w:tcPr>
+            <w:tcW w:type="dxa" w:w="1296"/>
+            <w:tcMar>
+              <w:top w:w="70" w:type="dxa"/>
+              <w:bottom w:w="70" w:type="dxa"/>
+              <w:left w:w="50" w:type="dxa"/>
+              <w:right w:w="50" w:type="dxa"/>
+            </w:tcMar>
+          </w:tcPr>
+          <w:p>
+            <w:pPr>
+              <w:jc w:val="right"/>
+            </w:pPr>
+            <w:r>
+              <w:rPr>
+                <w:b/>
+                <w:sz w:val="17"/>
+              </w:rPr>
+              <w:t>36,480đ</w:t>
+            </w:r>
+          </w:p>
+        </w:tc>
+        <w:tc>
+          <w:tcPr>
+            <w:tcW w:type="dxa" w:w="1584"/>
+            <w:tcMar>
+              <w:top w:w="70" w:type="dxa"/>
+              <w:bottom w:w="70" w:type="dxa"/>
+              <w:left w:w="50" w:type="dxa"/>
+              <w:right w:w="50" w:type="dxa"/>
+            </w:tcMar>
+          </w:tcPr>
+          <w:p>
+            <w:pPr>
+              <w:jc w:val="center"/>
+            </w:pPr>
+            <w:hyperlink r:id="rId12">
+              <w:r>
+                <w:rPr>
+                  <w:color w:val="0284C7"/>
+                  <w:u w:val="single"/>
+                  <w:b/>
+                </w:rPr>
+                <w:t>Mở IC7412 ↗</w:t>
+              </w:r>
+            </w:hyperlink>
+          </w:p>
+        </w:tc>
+      </w:tr>
+      <w:tr>
+        <w:tc>
+          <w:tcPr>
+            <w:tcW w:type="dxa" w:w="576"/>
+            <w:tcMar>
+              <w:top w:w="70" w:type="dxa"/>
+              <w:bottom w:w="70" w:type="dxa"/>
+              <w:left w:w="50" w:type="dxa"/>
+              <w:right w:w="50" w:type="dxa"/>
+            </w:tcMar>
+          </w:tcPr>
+          <w:p>
+            <w:pPr>
+              <w:jc w:val="center"/>
+            </w:pPr>
+            <w:r>
+              <w:rPr>
+                <w:sz w:val="17"/>
+              </w:rPr>
+              <w:t>5</w:t>
+            </w:r>
+          </w:p>
+        </w:tc>
+        <w:tc>
+          <w:tcPr>
+            <w:tcW w:type="dxa" w:w="1152"/>
+            <w:tcMar>
+              <w:top w:w="70" w:type="dxa"/>
+              <w:bottom w:w="70" w:type="dxa"/>
+              <w:left w:w="50" w:type="dxa"/>
+              <w:right w:w="50" w:type="dxa"/>
+            </w:tcMar>
+          </w:tcPr>
+          <w:p>
+            <w:pPr>
+              <w:jc w:val="center"/>
+            </w:pPr>
+            <w:r>
+              <w:rPr>
+                <w:b/>
+                <w:color w:val="0284C7"/>
+                <w:sz w:val="17"/>
+              </w:rPr>
+              <w:t>IC18661</w:t>
+            </w:r>
+          </w:p>
+        </w:tc>
+        <w:tc>
+          <w:tcPr>
+            <w:tcW w:type="dxa" w:w="3168"/>
+            <w:tcMar>
+              <w:top w:w="70" w:type="dxa"/>
+              <w:bottom w:w="70" w:type="dxa"/>
+              <w:left w:w="50" w:type="dxa"/>
+              <w:right w:w="50" w:type="dxa"/>
+            </w:tcMar>
+          </w:tcPr>
+          <w:p>
+            <w:r>
+              <w:rPr>
+                <w:b/>
+                <w:sz w:val="17"/>
+              </w:rPr>
+              <w:t>LCD 1602 Nền Xanh Lá Chữ Đen 5V Kèm I2C Driver</w:t>
+              <w:br/>
+            </w:r>
+            <w:r>
+              <w:rPr>
+                <w:color w:val="64748B"/>
+                <w:sz w:val="15"/>
+              </w:rPr>
+              <w:t>Màn hình LCD 16x2 ký tự, hàn sẵn module PCF8574 I2C chỉ cần nối 2 dây SDA/SCL</w:t>
+            </w:r>
+          </w:p>
+        </w:tc>
+        <w:tc>
+          <w:tcPr>
+            <w:tcW w:type="dxa" w:w="576"/>
+            <w:tcMar>
+              <w:top w:w="70" w:type="dxa"/>
+              <w:bottom w:w="70" w:type="dxa"/>
+              <w:left w:w="50" w:type="dxa"/>
+              <w:right w:w="50" w:type="dxa"/>
+            </w:tcMar>
+          </w:tcPr>
+          <w:p>
+            <w:pPr>
+              <w:jc w:val="center"/>
+            </w:pPr>
+            <w:r>
+              <w:rPr>
+                <w:sz w:val="17"/>
+              </w:rPr>
+              <w:t>1</w:t>
+            </w:r>
+          </w:p>
+        </w:tc>
+        <w:tc>
+          <w:tcPr>
+            <w:tcW w:type="dxa" w:w="1224"/>
+            <w:tcMar>
+              <w:top w:w="70" w:type="dxa"/>
+              <w:bottom w:w="70" w:type="dxa"/>
+              <w:left w:w="50" w:type="dxa"/>
+              <w:right w:w="50" w:type="dxa"/>
+            </w:tcMar>
+          </w:tcPr>
+          <w:p>
+            <w:pPr>
+              <w:jc w:val="right"/>
+            </w:pPr>
+            <w:r>
+              <w:rPr>
+                <w:sz w:val="17"/>
+              </w:rPr>
+              <w:t>48,006đ</w:t>
+            </w:r>
+          </w:p>
+        </w:tc>
+        <w:tc>
+          <w:tcPr>
+            <w:tcW w:type="dxa" w:w="1296"/>
+            <w:tcMar>
+              <w:top w:w="70" w:type="dxa"/>
+              <w:bottom w:w="70" w:type="dxa"/>
+              <w:left w:w="50" w:type="dxa"/>
+              <w:right w:w="50" w:type="dxa"/>
+            </w:tcMar>
+          </w:tcPr>
+          <w:p>
+            <w:pPr>
+              <w:jc w:val="right"/>
+            </w:pPr>
+            <w:r>
+              <w:rPr>
+                <w:b/>
+                <w:sz w:val="17"/>
+              </w:rPr>
+              <w:t>48,006đ</w:t>
+            </w:r>
+          </w:p>
+        </w:tc>
+        <w:tc>
+          <w:tcPr>
+            <w:tcW w:type="dxa" w:w="1584"/>
+            <w:tcMar>
+              <w:top w:w="70" w:type="dxa"/>
+              <w:bottom w:w="70" w:type="dxa"/>
+              <w:left w:w="50" w:type="dxa"/>
+              <w:right w:w="50" w:type="dxa"/>
+            </w:tcMar>
+          </w:tcPr>
+          <w:p>
+            <w:pPr>
+              <w:jc w:val="center"/>
+            </w:pPr>
+            <w:hyperlink r:id="rId13">
+              <w:r>
+                <w:rPr>
+                  <w:color w:val="0284C7"/>
+                  <w:u w:val="single"/>
+                  <w:b/>
+                </w:rPr>
+                <w:t>Mở IC18661 ↗</w:t>
+              </w:r>
+            </w:hyperlink>
+          </w:p>
+        </w:tc>
+      </w:tr>
+      <w:tr>
+        <w:tc>
+          <w:tcPr>
+            <w:tcW w:type="dxa" w:w="10080"/>
+            <w:gridSpan w:val="7"/>
+            <w:shd w:fill="E2E8F0"/>
+            <w:tcMar>
+              <w:top w:w="70" w:type="dxa"/>
+              <w:bottom w:w="70" w:type="dxa"/>
+              <w:left w:w="80" w:type="dxa"/>
+              <w:right w:w="80" w:type="dxa"/>
+            </w:tcMar>
+          </w:tcPr>
+          <w:p>
+            <w:r>
+              <w:rPr>
+                <w:b/>
+                <w:color w:val="1E293B"/>
+                <w:sz w:val="18"/>
+              </w:rPr>
+              <w:t>📁 KHỐI CHẤP HÀNH &amp; BƠM TƯỚI</w:t>
+            </w:r>
+          </w:p>
+        </w:tc>
+      </w:tr>
+      <w:tr>
+        <w:tc>
+          <w:tcPr>
+            <w:tcW w:type="dxa" w:w="576"/>
+            <w:tcMar>
+              <w:top w:w="70" w:type="dxa"/>
+              <w:bottom w:w="70" w:type="dxa"/>
+              <w:left w:w="50" w:type="dxa"/>
+              <w:right w:w="50" w:type="dxa"/>
+            </w:tcMar>
+          </w:tcPr>
+          <w:p>
+            <w:pPr>
+              <w:jc w:val="center"/>
+            </w:pPr>
+            <w:r>
+              <w:rPr>
+                <w:sz w:val="17"/>
+              </w:rPr>
+              <w:t>6</w:t>
+            </w:r>
+          </w:p>
+        </w:tc>
+        <w:tc>
+          <w:tcPr>
+            <w:tcW w:type="dxa" w:w="1152"/>
+            <w:tcMar>
+              <w:top w:w="70" w:type="dxa"/>
+              <w:bottom w:w="70" w:type="dxa"/>
+              <w:left w:w="50" w:type="dxa"/>
+              <w:right w:w="50" w:type="dxa"/>
+            </w:tcMar>
+          </w:tcPr>
+          <w:p>
+            <w:pPr>
+              <w:jc w:val="center"/>
+            </w:pPr>
+            <w:r>
+              <w:rPr>
+                <w:b/>
+                <w:color w:val="0284C7"/>
+                <w:sz w:val="17"/>
+              </w:rPr>
+              <w:t>IC5059</w:t>
+            </w:r>
+          </w:p>
+        </w:tc>
+        <w:tc>
+          <w:tcPr>
+            <w:tcW w:type="dxa" w:w="3168"/>
+            <w:tcMar>
+              <w:top w:w="70" w:type="dxa"/>
+              <w:bottom w:w="70" w:type="dxa"/>
+              <w:left w:w="50" w:type="dxa"/>
+              <w:right w:w="50" w:type="dxa"/>
+            </w:tcMar>
+          </w:tcPr>
+          <w:p>
+            <w:r>
+              <w:rPr>
+                <w:b/>
+                <w:sz w:val="17"/>
+              </w:rPr>
+              <w:t>Module 1 Relay 5V Kích Mức Cao/Thấp</w:t>
+              <w:br/>
+            </w:r>
+            <w:r>
+              <w:rPr>
+                <w:color w:val="64748B"/>
+                <w:sz w:val="15"/>
+              </w:rPr>
+              <w:t>Có Opto cách ly quang, jumper chọn kích High/Low, tiếp điểm chịu tải 250VAC/10A hoặc 30VDC/10A</w:t>
+            </w:r>
+          </w:p>
+        </w:tc>
+        <w:tc>
+          <w:tcPr>
+            <w:tcW w:type="dxa" w:w="576"/>
+            <w:tcMar>
+              <w:top w:w="70" w:type="dxa"/>
+              <w:bottom w:w="70" w:type="dxa"/>
+              <w:left w:w="50" w:type="dxa"/>
+              <w:right w:w="50" w:type="dxa"/>
+            </w:tcMar>
+          </w:tcPr>
+          <w:p>
+            <w:pPr>
+              <w:jc w:val="center"/>
+            </w:pPr>
+            <w:r>
+              <w:rPr>
+                <w:sz w:val="17"/>
+              </w:rPr>
+              <w:t>1</w:t>
+            </w:r>
+          </w:p>
+        </w:tc>
+        <w:tc>
+          <w:tcPr>
+            <w:tcW w:type="dxa" w:w="1224"/>
+            <w:tcMar>
+              <w:top w:w="70" w:type="dxa"/>
+              <w:bottom w:w="70" w:type="dxa"/>
+              <w:left w:w="50" w:type="dxa"/>
+              <w:right w:w="50" w:type="dxa"/>
+            </w:tcMar>
+          </w:tcPr>
+          <w:p>
+            <w:pPr>
+              <w:jc w:val="right"/>
+            </w:pPr>
+            <w:r>
+              <w:rPr>
+                <w:sz w:val="17"/>
+              </w:rPr>
+              <w:t>15,960đ</w:t>
+            </w:r>
+          </w:p>
+        </w:tc>
+        <w:tc>
+          <w:tcPr>
+            <w:tcW w:type="dxa" w:w="1296"/>
+            <w:tcMar>
+              <w:top w:w="70" w:type="dxa"/>
+              <w:bottom w:w="70" w:type="dxa"/>
+              <w:left w:w="50" w:type="dxa"/>
+              <w:right w:w="50" w:type="dxa"/>
+            </w:tcMar>
+          </w:tcPr>
+          <w:p>
+            <w:pPr>
+              <w:jc w:val="right"/>
+            </w:pPr>
+            <w:r>
+              <w:rPr>
+                <w:b/>
+                <w:sz w:val="17"/>
+              </w:rPr>
+              <w:t>15,960đ</w:t>
+            </w:r>
+          </w:p>
+        </w:tc>
+        <w:tc>
+          <w:tcPr>
+            <w:tcW w:type="dxa" w:w="1584"/>
+            <w:tcMar>
+              <w:top w:w="70" w:type="dxa"/>
+              <w:bottom w:w="70" w:type="dxa"/>
+              <w:left w:w="50" w:type="dxa"/>
+              <w:right w:w="50" w:type="dxa"/>
+            </w:tcMar>
+          </w:tcPr>
+          <w:p>
+            <w:pPr>
+              <w:jc w:val="center"/>
+            </w:pPr>
+            <w:hyperlink r:id="rId14">
+              <w:r>
+                <w:rPr>
+                  <w:color w:val="0284C7"/>
+                  <w:u w:val="single"/>
+                  <w:b/>
+                </w:rPr>
+                <w:t>Mở IC5059 ↗</w:t>
+              </w:r>
+            </w:hyperlink>
+          </w:p>
+        </w:tc>
+      </w:tr>
+      <w:tr>
+        <w:tc>
+          <w:tcPr>
+            <w:tcW w:type="dxa" w:w="576"/>
+            <w:tcMar>
+              <w:top w:w="70" w:type="dxa"/>
+              <w:bottom w:w="70" w:type="dxa"/>
+              <w:left w:w="50" w:type="dxa"/>
+              <w:right w:w="50" w:type="dxa"/>
+            </w:tcMar>
+          </w:tcPr>
+          <w:p>
+            <w:pPr>
+              <w:jc w:val="center"/>
+            </w:pPr>
+            <w:r>
+              <w:rPr>
+                <w:sz w:val="17"/>
+              </w:rPr>
+              <w:t>7</w:t>
+            </w:r>
+          </w:p>
+        </w:tc>
+        <w:tc>
+          <w:tcPr>
+            <w:tcW w:type="dxa" w:w="1152"/>
+            <w:tcMar>
+              <w:top w:w="70" w:type="dxa"/>
+              <w:bottom w:w="70" w:type="dxa"/>
+              <w:left w:w="50" w:type="dxa"/>
+              <w:right w:w="50" w:type="dxa"/>
+            </w:tcMar>
+          </w:tcPr>
+          <w:p>
+            <w:pPr>
+              <w:jc w:val="center"/>
+            </w:pPr>
+            <w:r>
+              <w:rPr>
+                <w:b/>
+                <w:color w:val="0284C7"/>
+                <w:sz w:val="17"/>
+              </w:rPr>
+              <w:t>IC36781</w:t>
+            </w:r>
+          </w:p>
+        </w:tc>
+        <w:tc>
+          <w:tcPr>
+            <w:tcW w:type="dxa" w:w="3168"/>
+            <w:tcMar>
+              <w:top w:w="70" w:type="dxa"/>
+              <w:bottom w:w="70" w:type="dxa"/>
+              <w:left w:w="50" w:type="dxa"/>
+              <w:right w:w="50" w:type="dxa"/>
+            </w:tcMar>
+          </w:tcPr>
+          <w:p>
+            <w:r>
+              <w:rPr>
+                <w:b/>
+                <w:sz w:val="17"/>
+              </w:rPr>
+              <w:t>Máy Bơm Chìm Mini 5V 1.2-1.6L/phút (Nối Sẵn Cáp USB)</w:t>
+              <w:br/>
+            </w:r>
+            <w:r>
+              <w:rPr>
+                <w:color w:val="64748B"/>
+                <w:sz w:val="15"/>
+              </w:rPr>
+              <w:t>Bơm chìm 3.3V-5VDC, nối sẵn đầu cắm USB cắm trực tiếp củ sạc hoặc cổng 5V, đẩy cao 0.3-0.8m</w:t>
+            </w:r>
+          </w:p>
+        </w:tc>
+        <w:tc>
+          <w:tcPr>
+            <w:tcW w:type="dxa" w:w="576"/>
+            <w:tcMar>
+              <w:top w:w="70" w:type="dxa"/>
+              <w:bottom w:w="70" w:type="dxa"/>
+              <w:left w:w="50" w:type="dxa"/>
+              <w:right w:w="50" w:type="dxa"/>
+            </w:tcMar>
+          </w:tcPr>
+          <w:p>
+            <w:pPr>
+              <w:jc w:val="center"/>
+            </w:pPr>
+            <w:r>
+              <w:rPr>
+                <w:sz w:val="17"/>
+              </w:rPr>
+              <w:t>1</w:t>
+            </w:r>
+          </w:p>
+        </w:tc>
+        <w:tc>
+          <w:tcPr>
+            <w:tcW w:type="dxa" w:w="1224"/>
+            <w:tcMar>
+              <w:top w:w="70" w:type="dxa"/>
+              <w:bottom w:w="70" w:type="dxa"/>
+              <w:left w:w="50" w:type="dxa"/>
+              <w:right w:w="50" w:type="dxa"/>
+            </w:tcMar>
+          </w:tcPr>
+          <w:p>
+            <w:pPr>
+              <w:jc w:val="right"/>
+            </w:pPr>
+            <w:r>
+              <w:rPr>
+                <w:sz w:val="17"/>
+              </w:rPr>
+              <w:t>27,360đ</w:t>
+            </w:r>
+          </w:p>
+        </w:tc>
+        <w:tc>
+          <w:tcPr>
+            <w:tcW w:type="dxa" w:w="1296"/>
+            <w:tcMar>
+              <w:top w:w="70" w:type="dxa"/>
+              <w:bottom w:w="70" w:type="dxa"/>
+              <w:left w:w="50" w:type="dxa"/>
+              <w:right w:w="50" w:type="dxa"/>
+            </w:tcMar>
+          </w:tcPr>
+          <w:p>
+            <w:pPr>
+              <w:jc w:val="right"/>
+            </w:pPr>
+            <w:r>
+              <w:rPr>
+                <w:b/>
+                <w:sz w:val="17"/>
+              </w:rPr>
+              <w:t>27,360đ</w:t>
+            </w:r>
+          </w:p>
+        </w:tc>
+        <w:tc>
+          <w:tcPr>
+            <w:tcW w:type="dxa" w:w="1584"/>
+            <w:tcMar>
+              <w:top w:w="70" w:type="dxa"/>
+              <w:bottom w:w="70" w:type="dxa"/>
+              <w:left w:w="50" w:type="dxa"/>
+              <w:right w:w="50" w:type="dxa"/>
+            </w:tcMar>
+          </w:tcPr>
+          <w:p>
+            <w:pPr>
+              <w:jc w:val="center"/>
+            </w:pPr>
+            <w:hyperlink r:id="rId15">
+              <w:r>
+                <w:rPr>
+                  <w:color w:val="0284C7"/>
+                  <w:u w:val="single"/>
+                  <w:b/>
+                </w:rPr>
+                <w:t>Mở IC36781 ↗</w:t>
+              </w:r>
+            </w:hyperlink>
+          </w:p>
+        </w:tc>
+      </w:tr>
+      <w:tr>
+        <w:tc>
+          <w:tcPr>
+            <w:tcW w:type="dxa" w:w="576"/>
+            <w:tcMar>
+              <w:top w:w="70" w:type="dxa"/>
+              <w:bottom w:w="70" w:type="dxa"/>
+              <w:left w:w="50" w:type="dxa"/>
+              <w:right w:w="50" w:type="dxa"/>
+            </w:tcMar>
+          </w:tcPr>
+          <w:p>
+            <w:pPr>
+              <w:jc w:val="center"/>
+            </w:pPr>
+            <w:r>
+              <w:rPr>
+                <w:sz w:val="17"/>
+              </w:rPr>
+              <w:t>8</w:t>
+            </w:r>
+          </w:p>
+        </w:tc>
+        <w:tc>
+          <w:tcPr>
+            <w:tcW w:type="dxa" w:w="1152"/>
+            <w:tcMar>
+              <w:top w:w="70" w:type="dxa"/>
+              <w:bottom w:w="70" w:type="dxa"/>
+              <w:left w:w="50" w:type="dxa"/>
+              <w:right w:w="50" w:type="dxa"/>
+            </w:tcMar>
+          </w:tcPr>
+          <w:p>
+            <w:pPr>
+              <w:jc w:val="center"/>
+            </w:pPr>
+            <w:r>
+              <w:rPr>
+                <w:b/>
+                <w:color w:val="0284C7"/>
+                <w:sz w:val="17"/>
+              </w:rPr>
+              <w:t>IC2880</w:t>
+            </w:r>
+          </w:p>
+        </w:tc>
+        <w:tc>
+          <w:tcPr>
+            <w:tcW w:type="dxa" w:w="3168"/>
+            <w:tcMar>
+              <w:top w:w="70" w:type="dxa"/>
+              <w:bottom w:w="70" w:type="dxa"/>
+              <w:left w:w="50" w:type="dxa"/>
+              <w:right w:w="50" w:type="dxa"/>
+            </w:tcMar>
+          </w:tcPr>
+          <w:p>
+            <w:r>
+              <w:rPr>
+                <w:b/>
+                <w:sz w:val="17"/>
+              </w:rPr>
+              <w:t>LM2596S Mạch Giảm Áp 3A (Tùy chọn nếu dùng nguồn 12V)</w:t>
+              <w:br/>
+            </w:r>
+            <w:r>
+              <w:rPr>
+                <w:color w:val="64748B"/>
+                <w:sz w:val="15"/>
+              </w:rPr>
+              <w:t>Hạ áp từ 12V xuống 5VDC ổn định nuôi ESP32 và Relay (chỉ cần khi dùng bơm 12V)</w:t>
+            </w:r>
+          </w:p>
+        </w:tc>
+        <w:tc>
+          <w:tcPr>
+            <w:tcW w:type="dxa" w:w="576"/>
+            <w:tcMar>
+              <w:top w:w="70" w:type="dxa"/>
+              <w:bottom w:w="70" w:type="dxa"/>
+              <w:left w:w="50" w:type="dxa"/>
+              <w:right w:w="50" w:type="dxa"/>
+            </w:tcMar>
+          </w:tcPr>
+          <w:p>
+            <w:pPr>
+              <w:jc w:val="center"/>
+            </w:pPr>
+            <w:r>
+              <w:rPr>
+                <w:sz w:val="17"/>
+              </w:rPr>
+              <w:t>1</w:t>
+            </w:r>
+          </w:p>
+        </w:tc>
+        <w:tc>
+          <w:tcPr>
+            <w:tcW w:type="dxa" w:w="1224"/>
+            <w:tcMar>
+              <w:top w:w="70" w:type="dxa"/>
+              <w:bottom w:w="70" w:type="dxa"/>
+              <w:left w:w="50" w:type="dxa"/>
+              <w:right w:w="50" w:type="dxa"/>
+            </w:tcMar>
+          </w:tcPr>
+          <w:p>
+            <w:pPr>
+              <w:jc w:val="right"/>
+            </w:pPr>
+            <w:r>
+              <w:rPr>
+                <w:sz w:val="17"/>
+              </w:rPr>
+              <w:t>18,522đ</w:t>
+            </w:r>
+          </w:p>
+        </w:tc>
+        <w:tc>
+          <w:tcPr>
+            <w:tcW w:type="dxa" w:w="1296"/>
+            <w:tcMar>
+              <w:top w:w="70" w:type="dxa"/>
+              <w:bottom w:w="70" w:type="dxa"/>
+              <w:left w:w="50" w:type="dxa"/>
+              <w:right w:w="50" w:type="dxa"/>
+            </w:tcMar>
+          </w:tcPr>
+          <w:p>
+            <w:pPr>
+              <w:jc w:val="right"/>
+            </w:pPr>
+            <w:r>
+              <w:rPr>
+                <w:b/>
+                <w:sz w:val="17"/>
+              </w:rPr>
+              <w:t>18,522đ</w:t>
+            </w:r>
+          </w:p>
+        </w:tc>
+        <w:tc>
+          <w:tcPr>
+            <w:tcW w:type="dxa" w:w="1584"/>
+            <w:tcMar>
+              <w:top w:w="70" w:type="dxa"/>
+              <w:bottom w:w="70" w:type="dxa"/>
+              <w:left w:w="50" w:type="dxa"/>
+              <w:right w:w="50" w:type="dxa"/>
+            </w:tcMar>
+          </w:tcPr>
+          <w:p>
+            <w:pPr>
+              <w:jc w:val="center"/>
+            </w:pPr>
+            <w:hyperlink r:id="rId16">
+              <w:r>
+                <w:rPr>
+                  <w:color w:val="0284C7"/>
+                  <w:u w:val="single"/>
+                  <w:b/>
+                </w:rPr>
+                <w:t>Mở IC2880 ↗</w:t>
+              </w:r>
+            </w:hyperlink>
+          </w:p>
+        </w:tc>
+      </w:tr>
+      <w:tr>
+        <w:tc>
+          <w:tcPr>
+            <w:tcW w:type="dxa" w:w="10080"/>
+            <w:gridSpan w:val="7"/>
+            <w:shd w:fill="E2E8F0"/>
+            <w:tcMar>
+              <w:top w:w="70" w:type="dxa"/>
+              <w:bottom w:w="70" w:type="dxa"/>
+              <w:left w:w="80" w:type="dxa"/>
+              <w:right w:w="80" w:type="dxa"/>
+            </w:tcMar>
+          </w:tcPr>
+          <w:p>
+            <w:r>
+              <w:rPr>
+                <w:b/>
+                <w:color w:val="1E293B"/>
+                <w:sz w:val="18"/>
+              </w:rPr>
+              <w:t>📁 LINH KIỆN BẢO VỆ &amp; PHỤ KIỆN ĐẤU NỐI</w:t>
+            </w:r>
+          </w:p>
+        </w:tc>
+      </w:tr>
+      <w:tr>
+        <w:tc>
+          <w:tcPr>
+            <w:tcW w:type="dxa" w:w="576"/>
+            <w:tcMar>
+              <w:top w:w="70" w:type="dxa"/>
+              <w:bottom w:w="70" w:type="dxa"/>
+              <w:left w:w="50" w:type="dxa"/>
+              <w:right w:w="50" w:type="dxa"/>
+            </w:tcMar>
+          </w:tcPr>
+          <w:p>
+            <w:pPr>
+              <w:jc w:val="center"/>
+            </w:pPr>
+            <w:r>
+              <w:rPr>
+                <w:sz w:val="17"/>
+              </w:rPr>
+              <w:t>9</w:t>
+            </w:r>
+          </w:p>
+        </w:tc>
+        <w:tc>
+          <w:tcPr>
+            <w:tcW w:type="dxa" w:w="1152"/>
+            <w:tcMar>
+              <w:top w:w="70" w:type="dxa"/>
+              <w:bottom w:w="70" w:type="dxa"/>
+              <w:left w:w="50" w:type="dxa"/>
+              <w:right w:w="50" w:type="dxa"/>
+            </w:tcMar>
+          </w:tcPr>
+          <w:p>
+            <w:pPr>
+              <w:jc w:val="center"/>
+            </w:pPr>
+            <w:r>
+              <w:rPr>
+                <w:b/>
+                <w:color w:val="0284C7"/>
+                <w:sz w:val="17"/>
+              </w:rPr>
+              <w:t>IC1033</w:t>
+            </w:r>
+          </w:p>
+        </w:tc>
+        <w:tc>
+          <w:tcPr>
+            <w:tcW w:type="dxa" w:w="3168"/>
+            <w:tcMar>
+              <w:top w:w="70" w:type="dxa"/>
+              <w:bottom w:w="70" w:type="dxa"/>
+              <w:left w:w="50" w:type="dxa"/>
+              <w:right w:w="50" w:type="dxa"/>
+            </w:tcMar>
+          </w:tcPr>
+          <w:p>
+            <w:r>
+              <w:rPr>
+                <w:b/>
+                <w:sz w:val="17"/>
+              </w:rPr>
+              <w:t>1N4007 Diode Chỉnh Lưu 1A 1KV DO-204AL</w:t>
+              <w:br/>
+            </w:r>
+            <w:r>
+              <w:rPr>
+                <w:color w:val="64748B"/>
+                <w:sz w:val="15"/>
+              </w:rPr>
+              <w:t>Diode dập xung điện áp ngược bảo vệ motor bơm không làm reset ESP32 (Gói 5 con)</w:t>
+            </w:r>
+          </w:p>
+        </w:tc>
+        <w:tc>
+          <w:tcPr>
+            <w:tcW w:type="dxa" w:w="576"/>
+            <w:tcMar>
+              <w:top w:w="70" w:type="dxa"/>
+              <w:bottom w:w="70" w:type="dxa"/>
+              <w:left w:w="50" w:type="dxa"/>
+              <w:right w:w="50" w:type="dxa"/>
+            </w:tcMar>
+          </w:tcPr>
+          <w:p>
+            <w:pPr>
+              <w:jc w:val="center"/>
+            </w:pPr>
+            <w:r>
+              <w:rPr>
+                <w:sz w:val="17"/>
+              </w:rPr>
+              <w:t>5</w:t>
+            </w:r>
+          </w:p>
+        </w:tc>
+        <w:tc>
+          <w:tcPr>
+            <w:tcW w:type="dxa" w:w="1224"/>
+            <w:tcMar>
+              <w:top w:w="70" w:type="dxa"/>
+              <w:bottom w:w="70" w:type="dxa"/>
+              <w:left w:w="50" w:type="dxa"/>
+              <w:right w:w="50" w:type="dxa"/>
+            </w:tcMar>
+          </w:tcPr>
+          <w:p>
+            <w:pPr>
+              <w:jc w:val="right"/>
+            </w:pPr>
+            <w:r>
+              <w:rPr>
+                <w:sz w:val="17"/>
+              </w:rPr>
+              <w:t>342đ</w:t>
+            </w:r>
+          </w:p>
+        </w:tc>
+        <w:tc>
+          <w:tcPr>
+            <w:tcW w:type="dxa" w:w="1296"/>
+            <w:tcMar>
+              <w:top w:w="70" w:type="dxa"/>
+              <w:bottom w:w="70" w:type="dxa"/>
+              <w:left w:w="50" w:type="dxa"/>
+              <w:right w:w="50" w:type="dxa"/>
+            </w:tcMar>
+          </w:tcPr>
+          <w:p>
+            <w:pPr>
+              <w:jc w:val="right"/>
+            </w:pPr>
+            <w:r>
+              <w:rPr>
+                <w:b/>
+                <w:sz w:val="17"/>
+              </w:rPr>
+              <w:t>1,710đ</w:t>
+            </w:r>
+          </w:p>
+        </w:tc>
+        <w:tc>
+          <w:tcPr>
+            <w:tcW w:type="dxa" w:w="1584"/>
+            <w:tcMar>
+              <w:top w:w="70" w:type="dxa"/>
+              <w:bottom w:w="70" w:type="dxa"/>
+              <w:left w:w="50" w:type="dxa"/>
+              <w:right w:w="50" w:type="dxa"/>
+            </w:tcMar>
+          </w:tcPr>
+          <w:p>
+            <w:pPr>
+              <w:jc w:val="center"/>
+            </w:pPr>
+            <w:hyperlink r:id="rId17">
+              <w:r>
+                <w:rPr>
+                  <w:color w:val="0284C7"/>
+                  <w:u w:val="single"/>
+                  <w:b/>
+                </w:rPr>
+                <w:t>Mở IC1033 ↗</w:t>
+              </w:r>
+            </w:hyperlink>
+          </w:p>
+        </w:tc>
+      </w:tr>
+      <w:tr>
+        <w:tc>
+          <w:tcPr>
+            <w:tcW w:type="dxa" w:w="576"/>
+            <w:tcMar>
+              <w:top w:w="70" w:type="dxa"/>
+              <w:bottom w:w="70" w:type="dxa"/>
+              <w:left w:w="50" w:type="dxa"/>
+              <w:right w:w="50" w:type="dxa"/>
+            </w:tcMar>
+          </w:tcPr>
+          <w:p>
+            <w:pPr>
+              <w:jc w:val="center"/>
+            </w:pPr>
+            <w:r>
+              <w:rPr>
+                <w:sz w:val="17"/>
+              </w:rPr>
+              <w:t>10</w:t>
+            </w:r>
+          </w:p>
+        </w:tc>
+        <w:tc>
+          <w:tcPr>
+            <w:tcW w:type="dxa" w:w="1152"/>
+            <w:tcMar>
+              <w:top w:w="70" w:type="dxa"/>
+              <w:bottom w:w="70" w:type="dxa"/>
+              <w:left w:w="50" w:type="dxa"/>
+              <w:right w:w="50" w:type="dxa"/>
+            </w:tcMar>
+          </w:tcPr>
+          <w:p>
+            <w:pPr>
+              <w:jc w:val="center"/>
+            </w:pPr>
+            <w:r>
+              <w:rPr>
+                <w:b/>
+                <w:color w:val="0284C7"/>
+                <w:sz w:val="17"/>
+              </w:rPr>
+              <w:t>IC1491</w:t>
+            </w:r>
+          </w:p>
+        </w:tc>
+        <w:tc>
+          <w:tcPr>
+            <w:tcW w:type="dxa" w:w="3168"/>
+            <w:tcMar>
+              <w:top w:w="70" w:type="dxa"/>
+              <w:bottom w:w="70" w:type="dxa"/>
+              <w:left w:w="50" w:type="dxa"/>
+              <w:right w:w="50" w:type="dxa"/>
+            </w:tcMar>
+          </w:tcPr>
+          <w:p>
+            <w:r>
+              <w:rPr>
+                <w:b/>
+                <w:sz w:val="17"/>
+              </w:rPr>
+              <w:t>LED Đỏ 5mm Chân Dài (Báo trạng thái mưa GPIO27)</w:t>
+              <w:br/>
+            </w:r>
+            <w:r>
+              <w:rPr>
+                <w:color w:val="64748B"/>
+                <w:sz w:val="15"/>
+              </w:rPr>
+              <w:t>Đèn báo LED 5mm hiển thị trạng thái phát hiện trời mưa hoặc cảnh báo an toàn</w:t>
+            </w:r>
+          </w:p>
+        </w:tc>
+        <w:tc>
+          <w:tcPr>
+            <w:tcW w:type="dxa" w:w="576"/>
+            <w:tcMar>
+              <w:top w:w="70" w:type="dxa"/>
+              <w:bottom w:w="70" w:type="dxa"/>
+              <w:left w:w="50" w:type="dxa"/>
+              <w:right w:w="50" w:type="dxa"/>
+            </w:tcMar>
+          </w:tcPr>
+          <w:p>
+            <w:pPr>
+              <w:jc w:val="center"/>
+            </w:pPr>
+            <w:r>
+              <w:rPr>
+                <w:sz w:val="17"/>
+              </w:rPr>
+              <w:t>3</w:t>
+            </w:r>
+          </w:p>
+        </w:tc>
+        <w:tc>
+          <w:tcPr>
+            <w:tcW w:type="dxa" w:w="1224"/>
+            <w:tcMar>
+              <w:top w:w="70" w:type="dxa"/>
+              <w:bottom w:w="70" w:type="dxa"/>
+              <w:left w:w="50" w:type="dxa"/>
+              <w:right w:w="50" w:type="dxa"/>
+            </w:tcMar>
+          </w:tcPr>
+          <w:p>
+            <w:pPr>
+              <w:jc w:val="right"/>
+            </w:pPr>
+            <w:r>
+              <w:rPr>
+                <w:sz w:val="17"/>
+              </w:rPr>
+              <w:t>285đ</w:t>
+            </w:r>
+          </w:p>
+        </w:tc>
+        <w:tc>
+          <w:tcPr>
+            <w:tcW w:type="dxa" w:w="1296"/>
+            <w:tcMar>
+              <w:top w:w="70" w:type="dxa"/>
+              <w:bottom w:w="70" w:type="dxa"/>
+              <w:left w:w="50" w:type="dxa"/>
+              <w:right w:w="50" w:type="dxa"/>
+            </w:tcMar>
+          </w:tcPr>
+          <w:p>
+            <w:pPr>
+              <w:jc w:val="right"/>
+            </w:pPr>
+            <w:r>
+              <w:rPr>
+                <w:b/>
+                <w:sz w:val="17"/>
+              </w:rPr>
+              <w:t>855đ</w:t>
+            </w:r>
+          </w:p>
+        </w:tc>
+        <w:tc>
+          <w:tcPr>
+            <w:tcW w:type="dxa" w:w="1584"/>
+            <w:tcMar>
+              <w:top w:w="70" w:type="dxa"/>
+              <w:bottom w:w="70" w:type="dxa"/>
+              <w:left w:w="50" w:type="dxa"/>
+              <w:right w:w="50" w:type="dxa"/>
+            </w:tcMar>
+          </w:tcPr>
+          <w:p>
+            <w:pPr>
+              <w:jc w:val="center"/>
+            </w:pPr>
+            <w:hyperlink r:id="rId18">
+              <w:r>
+                <w:rPr>
+                  <w:color w:val="0284C7"/>
+                  <w:u w:val="single"/>
+                  <w:b/>
+                </w:rPr>
+                <w:t>Mở IC1491 ↗</w:t>
+              </w:r>
+            </w:hyperlink>
+          </w:p>
+        </w:tc>
+      </w:tr>
+      <w:tr>
+        <w:tc>
+          <w:tcPr>
+            <w:tcW w:type="dxa" w:w="576"/>
+            <w:tcMar>
+              <w:top w:w="70" w:type="dxa"/>
+              <w:bottom w:w="70" w:type="dxa"/>
+              <w:left w:w="50" w:type="dxa"/>
+              <w:right w:w="50" w:type="dxa"/>
+            </w:tcMar>
+          </w:tcPr>
+          <w:p>
+            <w:pPr>
+              <w:jc w:val="center"/>
+            </w:pPr>
+            <w:r>
+              <w:rPr>
+                <w:sz w:val="17"/>
+              </w:rPr>
+              <w:t>11</w:t>
+            </w:r>
+          </w:p>
+        </w:tc>
+        <w:tc>
+          <w:tcPr>
+            <w:tcW w:type="dxa" w:w="1152"/>
+            <w:tcMar>
+              <w:top w:w="70" w:type="dxa"/>
+              <w:bottom w:w="70" w:type="dxa"/>
+              <w:left w:w="50" w:type="dxa"/>
+              <w:right w:w="50" w:type="dxa"/>
+            </w:tcMar>
+          </w:tcPr>
+          <w:p>
+            <w:pPr>
+              <w:jc w:val="center"/>
+            </w:pPr>
+            <w:r>
+              <w:rPr>
+                <w:b/>
+                <w:color w:val="0284C7"/>
+                <w:sz w:val="17"/>
+              </w:rPr>
+              <w:t>IC31396</w:t>
+            </w:r>
+          </w:p>
+        </w:tc>
+        <w:tc>
+          <w:tcPr>
+            <w:tcW w:type="dxa" w:w="3168"/>
+            <w:tcMar>
+              <w:top w:w="70" w:type="dxa"/>
+              <w:bottom w:w="70" w:type="dxa"/>
+              <w:left w:w="50" w:type="dxa"/>
+              <w:right w:w="50" w:type="dxa"/>
+            </w:tcMar>
+          </w:tcPr>
+          <w:p>
+            <w:r>
+              <w:rPr>
+                <w:b/>
+                <w:sz w:val="17"/>
+              </w:rPr>
+              <w:t>Nút Nhấn 6x6mm Cao 8mm 4 Chân Xuyên Lỗ</w:t>
+              <w:br/>
+            </w:r>
+            <w:r>
+              <w:rPr>
+                <w:color w:val="64748B"/>
+                <w:sz w:val="15"/>
+              </w:rPr>
+              <w:t>Nút nhấn kích bơm tay (GPIO33) và nút dừng khẩn cấp STOP</w:t>
+            </w:r>
+          </w:p>
+        </w:tc>
+        <w:tc>
+          <w:tcPr>
+            <w:tcW w:type="dxa" w:w="576"/>
+            <w:tcMar>
+              <w:top w:w="70" w:type="dxa"/>
+              <w:bottom w:w="70" w:type="dxa"/>
+              <w:left w:w="50" w:type="dxa"/>
+              <w:right w:w="50" w:type="dxa"/>
+            </w:tcMar>
+          </w:tcPr>
+          <w:p>
+            <w:pPr>
+              <w:jc w:val="center"/>
+            </w:pPr>
+            <w:r>
+              <w:rPr>
+                <w:sz w:val="17"/>
+              </w:rPr>
+              <w:t>3</w:t>
+            </w:r>
+          </w:p>
+        </w:tc>
+        <w:tc>
+          <w:tcPr>
+            <w:tcW w:type="dxa" w:w="1224"/>
+            <w:tcMar>
+              <w:top w:w="70" w:type="dxa"/>
+              <w:bottom w:w="70" w:type="dxa"/>
+              <w:left w:w="50" w:type="dxa"/>
+              <w:right w:w="50" w:type="dxa"/>
+            </w:tcMar>
+          </w:tcPr>
+          <w:p>
+            <w:pPr>
+              <w:jc w:val="right"/>
+            </w:pPr>
+            <w:r>
+              <w:rPr>
+                <w:sz w:val="17"/>
+              </w:rPr>
+              <w:t>855đ</w:t>
+            </w:r>
+          </w:p>
+        </w:tc>
+        <w:tc>
+          <w:tcPr>
+            <w:tcW w:type="dxa" w:w="1296"/>
+            <w:tcMar>
+              <w:top w:w="70" w:type="dxa"/>
+              <w:bottom w:w="70" w:type="dxa"/>
+              <w:left w:w="50" w:type="dxa"/>
+              <w:right w:w="50" w:type="dxa"/>
+            </w:tcMar>
+          </w:tcPr>
+          <w:p>
+            <w:pPr>
+              <w:jc w:val="right"/>
+            </w:pPr>
+            <w:r>
+              <w:rPr>
+                <w:b/>
+                <w:sz w:val="17"/>
+              </w:rPr>
+              <w:t>2,565đ</w:t>
+            </w:r>
+          </w:p>
+        </w:tc>
+        <w:tc>
+          <w:tcPr>
+            <w:tcW w:type="dxa" w:w="1584"/>
+            <w:tcMar>
+              <w:top w:w="70" w:type="dxa"/>
+              <w:bottom w:w="70" w:type="dxa"/>
+              <w:left w:w="50" w:type="dxa"/>
+              <w:right w:w="50" w:type="dxa"/>
+            </w:tcMar>
+          </w:tcPr>
+          <w:p>
+            <w:pPr>
+              <w:jc w:val="center"/>
+            </w:pPr>
+            <w:hyperlink r:id="rId19">
+              <w:r>
+                <w:rPr>
+                  <w:color w:val="0284C7"/>
+                  <w:u w:val="single"/>
+                  <w:b/>
+                </w:rPr>
+                <w:t>Mở IC31396 ↗</w:t>
+              </w:r>
+            </w:hyperlink>
+          </w:p>
+        </w:tc>
+      </w:tr>
+      <w:tr>
+        <w:tc>
+          <w:tcPr>
+            <w:tcW w:type="dxa" w:w="576"/>
+            <w:tcMar>
+              <w:top w:w="70" w:type="dxa"/>
+              <w:bottom w:w="70" w:type="dxa"/>
+              <w:left w:w="50" w:type="dxa"/>
+              <w:right w:w="50" w:type="dxa"/>
+            </w:tcMar>
+          </w:tcPr>
+          <w:p>
+            <w:pPr>
+              <w:jc w:val="center"/>
+            </w:pPr>
+            <w:r>
+              <w:rPr>
+                <w:sz w:val="17"/>
+              </w:rPr>
+              <w:t>12</w:t>
+            </w:r>
+          </w:p>
+        </w:tc>
+        <w:tc>
+          <w:tcPr>
+            <w:tcW w:type="dxa" w:w="1152"/>
+            <w:tcMar>
+              <w:top w:w="70" w:type="dxa"/>
+              <w:bottom w:w="70" w:type="dxa"/>
+              <w:left w:w="50" w:type="dxa"/>
+              <w:right w:w="50" w:type="dxa"/>
+            </w:tcMar>
+          </w:tcPr>
+          <w:p>
+            <w:pPr>
+              <w:jc w:val="center"/>
+            </w:pPr>
+            <w:r>
+              <w:rPr>
+                <w:b/>
+                <w:color w:val="0284C7"/>
+                <w:sz w:val="17"/>
+              </w:rPr>
+              <w:t>IC11437</w:t>
+            </w:r>
+          </w:p>
+        </w:tc>
+        <w:tc>
+          <w:tcPr>
+            <w:tcW w:type="dxa" w:w="3168"/>
+            <w:tcMar>
+              <w:top w:w="70" w:type="dxa"/>
+              <w:bottom w:w="70" w:type="dxa"/>
+              <w:left w:w="50" w:type="dxa"/>
+              <w:right w:w="50" w:type="dxa"/>
+            </w:tcMar>
+          </w:tcPr>
+          <w:p>
+            <w:r>
+              <w:rPr>
+                <w:b/>
+                <w:sz w:val="17"/>
+              </w:rPr>
+              <w:t>Điện trở 1/4W 1% (220Ω, 1kΩ, 4.7kΩ, 10kΩ)</w:t>
+              <w:br/>
+            </w:r>
+            <w:r>
+              <w:rPr>
+                <w:color w:val="64748B"/>
+                <w:sz w:val="15"/>
+              </w:rPr>
+              <w:t>Điện trở hạn dòng LED và trở kéo pull-up nút nhấn/I2C (10 con)</w:t>
+            </w:r>
+          </w:p>
+        </w:tc>
+        <w:tc>
+          <w:tcPr>
+            <w:tcW w:type="dxa" w:w="576"/>
+            <w:tcMar>
+              <w:top w:w="70" w:type="dxa"/>
+              <w:bottom w:w="70" w:type="dxa"/>
+              <w:left w:w="50" w:type="dxa"/>
+              <w:right w:w="50" w:type="dxa"/>
+            </w:tcMar>
+          </w:tcPr>
+          <w:p>
+            <w:pPr>
+              <w:jc w:val="center"/>
+            </w:pPr>
+            <w:r>
+              <w:rPr>
+                <w:sz w:val="17"/>
+              </w:rPr>
+              <w:t>10</w:t>
+            </w:r>
+          </w:p>
+        </w:tc>
+        <w:tc>
+          <w:tcPr>
+            <w:tcW w:type="dxa" w:w="1224"/>
+            <w:tcMar>
+              <w:top w:w="70" w:type="dxa"/>
+              <w:bottom w:w="70" w:type="dxa"/>
+              <w:left w:w="50" w:type="dxa"/>
+              <w:right w:w="50" w:type="dxa"/>
+            </w:tcMar>
+          </w:tcPr>
+          <w:p>
+            <w:pPr>
+              <w:jc w:val="right"/>
+            </w:pPr>
+            <w:r>
+              <w:rPr>
+                <w:sz w:val="17"/>
+              </w:rPr>
+              <w:t>200đ</w:t>
+            </w:r>
+          </w:p>
+        </w:tc>
+        <w:tc>
+          <w:tcPr>
+            <w:tcW w:type="dxa" w:w="1296"/>
+            <w:tcMar>
+              <w:top w:w="70" w:type="dxa"/>
+              <w:bottom w:w="70" w:type="dxa"/>
+              <w:left w:w="50" w:type="dxa"/>
+              <w:right w:w="50" w:type="dxa"/>
+            </w:tcMar>
+          </w:tcPr>
+          <w:p>
+            <w:pPr>
+              <w:jc w:val="right"/>
+            </w:pPr>
+            <w:r>
+              <w:rPr>
+                <w:b/>
+                <w:sz w:val="17"/>
+              </w:rPr>
+              <w:t>2,000đ</w:t>
+            </w:r>
+          </w:p>
+        </w:tc>
+        <w:tc>
+          <w:tcPr>
+            <w:tcW w:type="dxa" w:w="1584"/>
+            <w:tcMar>
+              <w:top w:w="70" w:type="dxa"/>
+              <w:bottom w:w="70" w:type="dxa"/>
+              <w:left w:w="50" w:type="dxa"/>
+              <w:right w:w="50" w:type="dxa"/>
+            </w:tcMar>
+          </w:tcPr>
+          <w:p>
+            <w:pPr>
+              <w:jc w:val="center"/>
+            </w:pPr>
+            <w:hyperlink r:id="rId20">
+              <w:r>
+                <w:rPr>
+                  <w:color w:val="0284C7"/>
+                  <w:u w:val="single"/>
+                  <w:b/>
+                </w:rPr>
+                <w:t>Mở IC11437 ↗</w:t>
+              </w:r>
+            </w:hyperlink>
+          </w:p>
+        </w:tc>
+      </w:tr>
+      <w:tr>
+        <w:tc>
+          <w:tcPr>
+            <w:tcW w:type="dxa" w:w="576"/>
+            <w:tcMar>
+              <w:top w:w="70" w:type="dxa"/>
+              <w:bottom w:w="70" w:type="dxa"/>
+              <w:left w:w="50" w:type="dxa"/>
+              <w:right w:w="50" w:type="dxa"/>
+            </w:tcMar>
+          </w:tcPr>
+          <w:p>
+            <w:pPr>
+              <w:jc w:val="center"/>
+            </w:pPr>
+            <w:r>
+              <w:rPr>
+                <w:sz w:val="17"/>
+              </w:rPr>
+              <w:t>13</w:t>
+            </w:r>
+          </w:p>
+        </w:tc>
+        <w:tc>
+          <w:tcPr>
+            <w:tcW w:type="dxa" w:w="1152"/>
+            <w:tcMar>
+              <w:top w:w="70" w:type="dxa"/>
+              <w:bottom w:w="70" w:type="dxa"/>
+              <w:left w:w="50" w:type="dxa"/>
+              <w:right w:w="50" w:type="dxa"/>
+            </w:tcMar>
+          </w:tcPr>
+          <w:p>
+            <w:pPr>
+              <w:jc w:val="center"/>
+            </w:pPr>
+            <w:r>
+              <w:rPr>
+                <w:b/>
+                <w:color w:val="0284C7"/>
+                <w:sz w:val="17"/>
+              </w:rPr>
+              <w:t>IC1208</w:t>
+            </w:r>
+          </w:p>
+        </w:tc>
+        <w:tc>
+          <w:tcPr>
+            <w:tcW w:type="dxa" w:w="3168"/>
+            <w:tcMar>
+              <w:top w:w="70" w:type="dxa"/>
+              <w:bottom w:w="70" w:type="dxa"/>
+              <w:left w:w="50" w:type="dxa"/>
+              <w:right w:w="50" w:type="dxa"/>
+            </w:tcMar>
+          </w:tcPr>
+          <w:p>
+            <w:r>
+              <w:rPr>
+                <w:b/>
+                <w:sz w:val="17"/>
+              </w:rPr>
+              <w:t>MB-102 Breadboard Cắm Linh Kiện 830 Lỗ</w:t>
+              <w:br/>
+            </w:r>
+            <w:r>
+              <w:rPr>
+                <w:color w:val="64748B"/>
+                <w:sz w:val="15"/>
+              </w:rPr>
+              <w:t>Board cắm thử nghiệm linh kiện không cần hàn mạch, kích thước 16.5 x 5.5cm</w:t>
+            </w:r>
+          </w:p>
+        </w:tc>
+        <w:tc>
+          <w:tcPr>
+            <w:tcW w:type="dxa" w:w="576"/>
+            <w:tcMar>
+              <w:top w:w="70" w:type="dxa"/>
+              <w:bottom w:w="70" w:type="dxa"/>
+              <w:left w:w="50" w:type="dxa"/>
+              <w:right w:w="50" w:type="dxa"/>
+            </w:tcMar>
+          </w:tcPr>
+          <w:p>
+            <w:pPr>
+              <w:jc w:val="center"/>
+            </w:pPr>
+            <w:r>
+              <w:rPr>
+                <w:sz w:val="17"/>
+              </w:rPr>
+              <w:t>1</w:t>
+            </w:r>
+          </w:p>
+        </w:tc>
+        <w:tc>
+          <w:tcPr>
+            <w:tcW w:type="dxa" w:w="1224"/>
+            <w:tcMar>
+              <w:top w:w="70" w:type="dxa"/>
+              <w:bottom w:w="70" w:type="dxa"/>
+              <w:left w:w="50" w:type="dxa"/>
+              <w:right w:w="50" w:type="dxa"/>
+            </w:tcMar>
+          </w:tcPr>
+          <w:p>
+            <w:pPr>
+              <w:jc w:val="right"/>
+            </w:pPr>
+            <w:r>
+              <w:rPr>
+                <w:sz w:val="17"/>
+              </w:rPr>
+              <w:t>21,660đ</w:t>
+            </w:r>
+          </w:p>
+        </w:tc>
+        <w:tc>
+          <w:tcPr>
+            <w:tcW w:type="dxa" w:w="1296"/>
+            <w:tcMar>
+              <w:top w:w="70" w:type="dxa"/>
+              <w:bottom w:w="70" w:type="dxa"/>
+              <w:left w:w="50" w:type="dxa"/>
+              <w:right w:w="50" w:type="dxa"/>
+            </w:tcMar>
+          </w:tcPr>
+          <w:p>
+            <w:pPr>
+              <w:jc w:val="right"/>
+            </w:pPr>
+            <w:r>
+              <w:rPr>
+                <w:b/>
+                <w:sz w:val="17"/>
+              </w:rPr>
+              <w:t>21,660đ</w:t>
+            </w:r>
+          </w:p>
+        </w:tc>
+        <w:tc>
+          <w:tcPr>
+            <w:tcW w:type="dxa" w:w="1584"/>
+            <w:tcMar>
+              <w:top w:w="70" w:type="dxa"/>
+              <w:bottom w:w="70" w:type="dxa"/>
+              <w:left w:w="50" w:type="dxa"/>
+              <w:right w:w="50" w:type="dxa"/>
+            </w:tcMar>
+          </w:tcPr>
+          <w:p>
+            <w:pPr>
+              <w:jc w:val="center"/>
+            </w:pPr>
+            <w:hyperlink r:id="rId21">
+              <w:r>
+                <w:rPr>
+                  <w:color w:val="0284C7"/>
+                  <w:u w:val="single"/>
+                  <w:b/>
+                </w:rPr>
+                <w:t>Mở IC1208 ↗</w:t>
+              </w:r>
+            </w:hyperlink>
+          </w:p>
+        </w:tc>
+      </w:tr>
+      <w:tr>
+        <w:tc>
+          <w:tcPr>
+            <w:tcW w:type="dxa" w:w="576"/>
+            <w:tcMar>
+              <w:top w:w="70" w:type="dxa"/>
+              <w:bottom w:w="70" w:type="dxa"/>
+              <w:left w:w="50" w:type="dxa"/>
+              <w:right w:w="50" w:type="dxa"/>
+            </w:tcMar>
+          </w:tcPr>
+          <w:p>
+            <w:pPr>
+              <w:jc w:val="center"/>
+            </w:pPr>
+            <w:r>
+              <w:rPr>
+                <w:sz w:val="17"/>
+              </w:rPr>
+              <w:t>14</w:t>
+            </w:r>
+          </w:p>
+        </w:tc>
+        <w:tc>
+          <w:tcPr>
+            <w:tcW w:type="dxa" w:w="1152"/>
+            <w:tcMar>
+              <w:top w:w="70" w:type="dxa"/>
+              <w:bottom w:w="70" w:type="dxa"/>
+              <w:left w:w="50" w:type="dxa"/>
+              <w:right w:w="50" w:type="dxa"/>
+            </w:tcMar>
+          </w:tcPr>
+          <w:p>
+            <w:pPr>
+              <w:jc w:val="center"/>
+            </w:pPr>
+            <w:r>
+              <w:rPr>
+                <w:b/>
+                <w:color w:val="0284C7"/>
+                <w:sz w:val="17"/>
+              </w:rPr>
+              <w:t>IC1320</w:t>
+            </w:r>
+          </w:p>
+        </w:tc>
+        <w:tc>
+          <w:tcPr>
+            <w:tcW w:type="dxa" w:w="3168"/>
+            <w:tcMar>
+              <w:top w:w="70" w:type="dxa"/>
+              <w:bottom w:w="70" w:type="dxa"/>
+              <w:left w:w="50" w:type="dxa"/>
+              <w:right w:w="50" w:type="dxa"/>
+            </w:tcMar>
+          </w:tcPr>
+          <w:p>
+            <w:r>
+              <w:rPr>
+                <w:b/>
+                <w:sz w:val="17"/>
+              </w:rPr>
+              <w:t>Dây Cắm Test Board 20cm (Combo Đực-Đực, Đực-Cái)</w:t>
+              <w:br/>
+            </w:r>
+            <w:r>
+              <w:rPr>
+                <w:color w:val="64748B"/>
+                <w:sz w:val="15"/>
+              </w:rPr>
+              <w:t>Dây cắm jumper 20cm, chuẩn 24AWG kết nối giữa ESP32, cảm biến và breadboard (Tép 40 sợi)</w:t>
+            </w:r>
+          </w:p>
+        </w:tc>
+        <w:tc>
+          <w:tcPr>
+            <w:tcW w:type="dxa" w:w="576"/>
+            <w:tcMar>
+              <w:top w:w="70" w:type="dxa"/>
+              <w:bottom w:w="70" w:type="dxa"/>
+              <w:left w:w="50" w:type="dxa"/>
+              <w:right w:w="50" w:type="dxa"/>
+            </w:tcMar>
+          </w:tcPr>
+          <w:p>
+            <w:pPr>
+              <w:jc w:val="center"/>
+            </w:pPr>
+            <w:r>
+              <w:rPr>
+                <w:sz w:val="17"/>
+              </w:rPr>
+              <w:t>2</w:t>
+            </w:r>
+          </w:p>
+        </w:tc>
+        <w:tc>
+          <w:tcPr>
+            <w:tcW w:type="dxa" w:w="1224"/>
+            <w:tcMar>
+              <w:top w:w="70" w:type="dxa"/>
+              <w:bottom w:w="70" w:type="dxa"/>
+              <w:left w:w="50" w:type="dxa"/>
+              <w:right w:w="50" w:type="dxa"/>
+            </w:tcMar>
+          </w:tcPr>
+          <w:p>
+            <w:pPr>
+              <w:jc w:val="right"/>
+            </w:pPr>
+            <w:r>
+              <w:rPr>
+                <w:sz w:val="17"/>
+              </w:rPr>
+              <w:t>16,000đ</w:t>
+            </w:r>
+          </w:p>
+        </w:tc>
+        <w:tc>
+          <w:tcPr>
+            <w:tcW w:type="dxa" w:w="1296"/>
+            <w:tcMar>
+              <w:top w:w="70" w:type="dxa"/>
+              <w:bottom w:w="70" w:type="dxa"/>
+              <w:left w:w="50" w:type="dxa"/>
+              <w:right w:w="50" w:type="dxa"/>
+            </w:tcMar>
+          </w:tcPr>
+          <w:p>
+            <w:pPr>
+              <w:jc w:val="right"/>
+            </w:pPr>
+            <w:r>
+              <w:rPr>
+                <w:b/>
+                <w:sz w:val="17"/>
+              </w:rPr>
+              <w:t>32,000đ</w:t>
+            </w:r>
+          </w:p>
+        </w:tc>
+        <w:tc>
+          <w:tcPr>
+            <w:tcW w:type="dxa" w:w="1584"/>
+            <w:tcMar>
+              <w:top w:w="70" w:type="dxa"/>
+              <w:bottom w:w="70" w:type="dxa"/>
+              <w:left w:w="50" w:type="dxa"/>
+              <w:right w:w="50" w:type="dxa"/>
+            </w:tcMar>
+          </w:tcPr>
+          <w:p>
+            <w:pPr>
+              <w:jc w:val="center"/>
+            </w:pPr>
+            <w:hyperlink r:id="rId22">
+              <w:r>
+                <w:rPr>
+                  <w:color w:val="0284C7"/>
+                  <w:u w:val="single"/>
+                  <w:b/>
+                </w:rPr>
+                <w:t>Mở IC1320 ↗</w:t>
+              </w:r>
+            </w:hyperlink>
+          </w:p>
+        </w:tc>
+      </w:tr>
+      <w:tr>
+        <w:tc>
+          <w:tcPr>
+            <w:tcW w:type="dxa" w:w="7200"/>
+            <w:gridSpan w:val="5"/>
+            <w:shd w:fill="F1F5F9"/>
+            <w:tcMar>
+              <w:top w:w="90" w:type="dxa"/>
+              <w:bottom w:w="90" w:type="dxa"/>
+              <w:left w:w="80" w:type="dxa"/>
+              <w:right w:w="80" w:type="dxa"/>
+            </w:tcMar>
+          </w:tcPr>
+          <w:p>
+            <w:pPr>
+              <w:jc w:val="right"/>
+            </w:pPr>
+            <w:r>
+              <w:rPr>
+                <w:b/>
+                <w:sz w:val="19"/>
+              </w:rPr>
+              <w:t>TỔNG CHI PHÍ THỰC TẾ NIÊM YẾT:</w:t>
+            </w:r>
+          </w:p>
+        </w:tc>
+        <w:tc>
+          <w:tcPr>
+            <w:tcW w:type="dxa" w:w="1440"/>
+            <w:shd w:fill="DCFCE7"/>
+            <w:tcMar>
+              <w:top w:w="90" w:type="dxa"/>
+              <w:bottom w:w="90" w:type="dxa"/>
+              <w:left w:w="80" w:type="dxa"/>
+              <w:right w:w="80" w:type="dxa"/>
+            </w:tcMar>
+          </w:tcPr>
+          <w:p>
+            <w:pPr>
+              <w:jc w:val="right"/>
+            </w:pPr>
+            <w:r>
+              <w:rPr>
+                <w:b/>
+                <w:color w:val="166534"/>
                 <w:sz w:val="20"/>
               </w:rPr>
-              <w:t>• Chuyển đổi từ mô phỏng Wokwi sang mô hình mạch thật hoạt động 100% ngoài thực tế.</w:t>
-              <w:br/>
-              <w:t>• Kết nối cảm biến đo độ ẩm đất, nước mưa, nhiệt độ/độ ẩm không khí, màn hình LCD và máy bơm tưới cây.</w:t>
-              <w:br/>
-              <w:t>• Tối ưu kinh phí: Toàn bộ linh kiện chọn mua tại cùng 1 nhà cung cấp (Thế Giới IC - Thủ Đức, TP.HCM) để gom 1 đơn ship duy nhất (~25k-30k).</w:t>
-              <w:br/>
-              <w:t>• Tổng ngân sách dự kiến: Chỉ từ ~420.000 VNĐ đến ~480.000 VNĐ cho trọn bộ mạch hoàn chỉnh.</w:t>
+              <w:t>368,998 VNĐ</w:t>
             </w:r>
           </w:p>
+        </w:tc>
+        <w:tc>
+          <w:tcPr>
+            <w:tcW w:type="dxa" w:w="1440"/>
+            <w:shd w:fill="F1F5F9"/>
+          </w:tcPr>
+          <w:p/>
         </w:tc>
       </w:tr>
     </w:tbl>
@@ -107,3540 +2816,41 @@
         <w:rPr>
           <w:b/>
           <w:color w:val="125A3A"/>
-          <w:sz w:val="24"/>
+          <w:sz w:val="23"/>
         </w:rPr>
-        <w:t>I. BẢNG BÁO GIÁ CHI TIẾT LINH KIỆN TẠI THẾ GIỚI IC</w:t>
+        <w:t>II. HƯỚNG DẪN TRA CỨU &amp; MUA HÀNG TRỰC TIẾP TRÊN THEGIOIIC.COM</w:t>
       </w:r>
-    </w:p>
-    <w:tbl>
-      <w:tblPr>
-        <w:tblW w:type="auto" w:w="0"/>
-        <w:jc w:val="center"/>
-        <w:tblLayout w:type="fixed"/>
-        <w:tblLook w:firstColumn="1" w:firstRow="1" w:lastColumn="0" w:lastRow="0" w:noHBand="0" w:noVBand="1" w:val="04A0"/>
-      </w:tblPr>
-      <w:tblGrid>
-        <w:gridCol w:w="1419"/>
-        <w:gridCol w:w="1419"/>
-        <w:gridCol w:w="1419"/>
-        <w:gridCol w:w="1419"/>
-        <w:gridCol w:w="1419"/>
-        <w:gridCol w:w="1419"/>
-        <w:gridCol w:w="1419"/>
-      </w:tblGrid>
-      <w:tr>
-        <w:tc>
-          <w:tcPr>
-            <w:tcW w:type="dxa" w:w="576"/>
-            <w:shd w:fill="125A3A"/>
-            <w:tcMar>
-              <w:top w:w="120" w:type="dxa"/>
-              <w:bottom w:w="120" w:type="dxa"/>
-              <w:left w:w="80" w:type="dxa"/>
-              <w:right w:w="80" w:type="dxa"/>
-            </w:tcMar>
-          </w:tcPr>
-          <w:p>
-            <w:pPr>
-              <w:jc w:val="center"/>
-            </w:pPr>
-            <w:r>
-              <w:rPr>
-                <w:b/>
-                <w:color w:val="FFFFFF"/>
-                <w:sz w:val="19"/>
-              </w:rPr>
-              <w:t>STT</w:t>
-            </w:r>
-          </w:p>
-        </w:tc>
-        <w:tc>
-          <w:tcPr>
-            <w:tcW w:type="dxa" w:w="3168"/>
-            <w:shd w:fill="125A3A"/>
-            <w:tcMar>
-              <w:top w:w="120" w:type="dxa"/>
-              <w:bottom w:w="120" w:type="dxa"/>
-              <w:left w:w="80" w:type="dxa"/>
-              <w:right w:w="80" w:type="dxa"/>
-            </w:tcMar>
-          </w:tcPr>
-          <w:p>
-            <w:pPr>
-              <w:jc w:val="center"/>
-            </w:pPr>
-            <w:r>
-              <w:rPr>
-                <w:b/>
-                <w:color w:val="FFFFFF"/>
-                <w:sz w:val="19"/>
-              </w:rPr>
-              <w:t>Tên Linh Kiện</w:t>
-            </w:r>
-          </w:p>
-        </w:tc>
-        <w:tc>
-          <w:tcPr>
-            <w:tcW w:type="dxa" w:w="2592"/>
-            <w:shd w:fill="125A3A"/>
-            <w:tcMar>
-              <w:top w:w="120" w:type="dxa"/>
-              <w:bottom w:w="120" w:type="dxa"/>
-              <w:left w:w="80" w:type="dxa"/>
-              <w:right w:w="80" w:type="dxa"/>
-            </w:tcMar>
-          </w:tcPr>
-          <w:p>
-            <w:pPr>
-              <w:jc w:val="center"/>
-            </w:pPr>
-            <w:r>
-              <w:rPr>
-                <w:b/>
-                <w:color w:val="FFFFFF"/>
-                <w:sz w:val="19"/>
-              </w:rPr>
-              <w:t>Thông Số / Ứng Dụng</w:t>
-            </w:r>
-          </w:p>
-        </w:tc>
-        <w:tc>
-          <w:tcPr>
-            <w:tcW w:type="dxa" w:w="576"/>
-            <w:shd w:fill="125A3A"/>
-            <w:tcMar>
-              <w:top w:w="120" w:type="dxa"/>
-              <w:bottom w:w="120" w:type="dxa"/>
-              <w:left w:w="80" w:type="dxa"/>
-              <w:right w:w="80" w:type="dxa"/>
-            </w:tcMar>
-          </w:tcPr>
-          <w:p>
-            <w:pPr>
-              <w:jc w:val="center"/>
-            </w:pPr>
-            <w:r>
-              <w:rPr>
-                <w:b/>
-                <w:color w:val="FFFFFF"/>
-                <w:sz w:val="19"/>
-              </w:rPr>
-              <w:t>SL</w:t>
-            </w:r>
-          </w:p>
-        </w:tc>
-        <w:tc>
-          <w:tcPr>
-            <w:tcW w:type="dxa" w:w="1152"/>
-            <w:shd w:fill="125A3A"/>
-            <w:tcMar>
-              <w:top w:w="120" w:type="dxa"/>
-              <w:bottom w:w="120" w:type="dxa"/>
-              <w:left w:w="80" w:type="dxa"/>
-              <w:right w:w="80" w:type="dxa"/>
-            </w:tcMar>
-          </w:tcPr>
-          <w:p>
-            <w:pPr>
-              <w:jc w:val="center"/>
-            </w:pPr>
-            <w:r>
-              <w:rPr>
-                <w:b/>
-                <w:color w:val="FFFFFF"/>
-                <w:sz w:val="19"/>
-              </w:rPr>
-              <w:t>Đơn Giá</w:t>
-            </w:r>
-          </w:p>
-        </w:tc>
-        <w:tc>
-          <w:tcPr>
-            <w:tcW w:type="dxa" w:w="1296"/>
-            <w:shd w:fill="125A3A"/>
-            <w:tcMar>
-              <w:top w:w="120" w:type="dxa"/>
-              <w:bottom w:w="120" w:type="dxa"/>
-              <w:left w:w="80" w:type="dxa"/>
-              <w:right w:w="80" w:type="dxa"/>
-            </w:tcMar>
-          </w:tcPr>
-          <w:p>
-            <w:pPr>
-              <w:jc w:val="center"/>
-            </w:pPr>
-            <w:r>
-              <w:rPr>
-                <w:b/>
-                <w:color w:val="FFFFFF"/>
-                <w:sz w:val="19"/>
-              </w:rPr>
-              <w:t>Thành Tiền</w:t>
-            </w:r>
-          </w:p>
-        </w:tc>
-        <w:tc>
-          <w:tcPr>
-            <w:tcW w:type="dxa" w:w="1440"/>
-            <w:shd w:fill="125A3A"/>
-            <w:tcMar>
-              <w:top w:w="120" w:type="dxa"/>
-              <w:bottom w:w="120" w:type="dxa"/>
-              <w:left w:w="80" w:type="dxa"/>
-              <w:right w:w="80" w:type="dxa"/>
-            </w:tcMar>
-          </w:tcPr>
-          <w:p>
-            <w:pPr>
-              <w:jc w:val="center"/>
-            </w:pPr>
-            <w:r>
-              <w:rPr>
-                <w:b/>
-                <w:color w:val="FFFFFF"/>
-                <w:sz w:val="19"/>
-              </w:rPr>
-              <w:t>Link Tham Khảo</w:t>
-            </w:r>
-          </w:p>
-        </w:tc>
-      </w:tr>
-      <w:tr>
-        <w:tc>
-          <w:tcPr>
-            <w:tcW w:type="dxa" w:w="9933"/>
-            <w:gridSpan w:val="7"/>
-            <w:shd w:fill="E2E8F0"/>
-            <w:tcMar>
-              <w:top w:w="80" w:type="dxa"/>
-              <w:bottom w:w="80" w:type="dxa"/>
-              <w:left w:w="100" w:type="dxa"/>
-              <w:right w:w="100" w:type="dxa"/>
-            </w:tcMar>
-          </w:tcPr>
-          <w:p>
-            <w:r>
-              <w:rPr>
-                <w:b/>
-                <w:color w:val="1E293B"/>
-                <w:sz w:val="19"/>
-              </w:rPr>
-              <w:t>📁 KHỐI ĐIỀU KHIỂN &amp; CẢM BIẾN</w:t>
-            </w:r>
-          </w:p>
-        </w:tc>
-      </w:tr>
-      <w:tr>
-        <w:tc>
-          <w:tcPr>
-            <w:tcW w:type="dxa" w:w="576"/>
-            <w:tcMar>
-              <w:top w:w="80" w:type="dxa"/>
-              <w:bottom w:w="80" w:type="dxa"/>
-              <w:left w:w="60" w:type="dxa"/>
-              <w:right w:w="60" w:type="dxa"/>
-            </w:tcMar>
-          </w:tcPr>
-          <w:p>
-            <w:pPr>
-              <w:jc w:val="center"/>
-            </w:pPr>
-            <w:r>
-              <w:rPr>
-                <w:sz w:val="18"/>
-              </w:rPr>
-              <w:t>1</w:t>
-            </w:r>
-          </w:p>
-        </w:tc>
-        <w:tc>
-          <w:tcPr>
-            <w:tcW w:type="dxa" w:w="3168"/>
-            <w:tcMar>
-              <w:top w:w="80" w:type="dxa"/>
-              <w:bottom w:w="80" w:type="dxa"/>
-              <w:left w:w="60" w:type="dxa"/>
-              <w:right w:w="60" w:type="dxa"/>
-            </w:tcMar>
-          </w:tcPr>
-          <w:p>
-            <w:r>
-              <w:rPr>
-                <w:b/>
-                <w:sz w:val="18"/>
-              </w:rPr>
-              <w:t>Kit ESP32 NodeMCU LuaNode32 (30 Chân, CP2102)</w:t>
-            </w:r>
-          </w:p>
-        </w:tc>
-        <w:tc>
-          <w:tcPr>
-            <w:tcW w:type="dxa" w:w="2592"/>
-            <w:tcMar>
-              <w:top w:w="80" w:type="dxa"/>
-              <w:bottom w:w="80" w:type="dxa"/>
-              <w:left w:w="60" w:type="dxa"/>
-              <w:right w:w="60" w:type="dxa"/>
-            </w:tcMar>
-          </w:tcPr>
-          <w:p>
-            <w:r>
-              <w:rPr>
-                <w:color w:val="475569"/>
-                <w:sz w:val="17"/>
-              </w:rPr>
-              <w:t>Chip ESP-WROOM-32, 2.4GHz Wi-Fi + BLE, nạp code Type-C/MicroUSB</w:t>
-            </w:r>
-          </w:p>
-        </w:tc>
-        <w:tc>
-          <w:tcPr>
-            <w:tcW w:type="dxa" w:w="576"/>
-            <w:tcMar>
-              <w:top w:w="80" w:type="dxa"/>
-              <w:bottom w:w="80" w:type="dxa"/>
-              <w:left w:w="60" w:type="dxa"/>
-              <w:right w:w="60" w:type="dxa"/>
-            </w:tcMar>
-          </w:tcPr>
-          <w:p>
-            <w:pPr>
-              <w:jc w:val="center"/>
-            </w:pPr>
-            <w:r>
-              <w:rPr>
-                <w:sz w:val="18"/>
-              </w:rPr>
-              <w:t>1</w:t>
-            </w:r>
-          </w:p>
-        </w:tc>
-        <w:tc>
-          <w:tcPr>
-            <w:tcW w:type="dxa" w:w="1152"/>
-            <w:tcMar>
-              <w:top w:w="80" w:type="dxa"/>
-              <w:bottom w:w="80" w:type="dxa"/>
-              <w:left w:w="60" w:type="dxa"/>
-              <w:right w:w="60" w:type="dxa"/>
-            </w:tcMar>
-          </w:tcPr>
-          <w:p>
-            <w:pPr>
-              <w:jc w:val="right"/>
-            </w:pPr>
-            <w:r>
-              <w:rPr>
-                <w:sz w:val="18"/>
-              </w:rPr>
-              <w:t>140,000đ</w:t>
-            </w:r>
-          </w:p>
-        </w:tc>
-        <w:tc>
-          <w:tcPr>
-            <w:tcW w:type="dxa" w:w="1296"/>
-            <w:tcMar>
-              <w:top w:w="80" w:type="dxa"/>
-              <w:bottom w:w="80" w:type="dxa"/>
-              <w:left w:w="60" w:type="dxa"/>
-              <w:right w:w="60" w:type="dxa"/>
-            </w:tcMar>
-          </w:tcPr>
-          <w:p>
-            <w:pPr>
-              <w:jc w:val="right"/>
-            </w:pPr>
-            <w:r>
-              <w:rPr>
-                <w:b/>
-                <w:sz w:val="18"/>
-              </w:rPr>
-              <w:t>140,000đ</w:t>
-            </w:r>
-          </w:p>
-        </w:tc>
-        <w:tc>
-          <w:tcPr>
-            <w:tcW w:type="dxa" w:w="1440"/>
-            <w:tcMar>
-              <w:top w:w="80" w:type="dxa"/>
-              <w:bottom w:w="80" w:type="dxa"/>
-              <w:left w:w="60" w:type="dxa"/>
-              <w:right w:w="60" w:type="dxa"/>
-            </w:tcMar>
-          </w:tcPr>
-          <w:p>
-            <w:pPr>
-              <w:jc w:val="center"/>
-            </w:pPr>
-            <w:hyperlink r:id="rId9">
-              <w:r>
-                <w:rPr>
-                  <w:color w:val="0284C7"/>
-                  <w:u w:val="single"/>
-                  <w:b/>
-                </w:rPr>
-                <w:t>Xem Web ↗</w:t>
-              </w:r>
-            </w:hyperlink>
-          </w:p>
-        </w:tc>
-      </w:tr>
-      <w:tr>
-        <w:tc>
-          <w:tcPr>
-            <w:tcW w:type="dxa" w:w="576"/>
-            <w:tcMar>
-              <w:top w:w="80" w:type="dxa"/>
-              <w:bottom w:w="80" w:type="dxa"/>
-              <w:left w:w="60" w:type="dxa"/>
-              <w:right w:w="60" w:type="dxa"/>
-            </w:tcMar>
-          </w:tcPr>
-          <w:p>
-            <w:pPr>
-              <w:jc w:val="center"/>
-            </w:pPr>
-            <w:r>
-              <w:rPr>
-                <w:sz w:val="18"/>
-              </w:rPr>
-              <w:t>2</w:t>
-            </w:r>
-          </w:p>
-        </w:tc>
-        <w:tc>
-          <w:tcPr>
-            <w:tcW w:type="dxa" w:w="3168"/>
-            <w:tcMar>
-              <w:top w:w="80" w:type="dxa"/>
-              <w:bottom w:w="80" w:type="dxa"/>
-              <w:left w:w="60" w:type="dxa"/>
-              <w:right w:w="60" w:type="dxa"/>
-            </w:tcMar>
-          </w:tcPr>
-          <w:p>
-            <w:r>
-              <w:rPr>
-                <w:b/>
-                <w:sz w:val="18"/>
-              </w:rPr>
-              <w:t>Cảm biến độ ẩm đất điện dung (Capacitive v1.2)</w:t>
-            </w:r>
-          </w:p>
-        </w:tc>
-        <w:tc>
-          <w:tcPr>
-            <w:tcW w:type="dxa" w:w="2592"/>
-            <w:tcMar>
-              <w:top w:w="80" w:type="dxa"/>
-              <w:bottom w:w="80" w:type="dxa"/>
-              <w:left w:w="60" w:type="dxa"/>
-              <w:right w:w="60" w:type="dxa"/>
-            </w:tcMar>
-          </w:tcPr>
-          <w:p>
-            <w:r>
-              <w:rPr>
-                <w:color w:val="475569"/>
-                <w:sz w:val="17"/>
-              </w:rPr>
-              <w:t>Chống ăn mòn điện cực, ngõ ra Analog 0-3.0V (an toàn GPIO34 ESP32)</w:t>
-            </w:r>
-          </w:p>
-        </w:tc>
-        <w:tc>
-          <w:tcPr>
-            <w:tcW w:type="dxa" w:w="576"/>
-            <w:tcMar>
-              <w:top w:w="80" w:type="dxa"/>
-              <w:bottom w:w="80" w:type="dxa"/>
-              <w:left w:w="60" w:type="dxa"/>
-              <w:right w:w="60" w:type="dxa"/>
-            </w:tcMar>
-          </w:tcPr>
-          <w:p>
-            <w:pPr>
-              <w:jc w:val="center"/>
-            </w:pPr>
-            <w:r>
-              <w:rPr>
-                <w:sz w:val="18"/>
-              </w:rPr>
-              <w:t>1</w:t>
-            </w:r>
-          </w:p>
-        </w:tc>
-        <w:tc>
-          <w:tcPr>
-            <w:tcW w:type="dxa" w:w="1152"/>
-            <w:tcMar>
-              <w:top w:w="80" w:type="dxa"/>
-              <w:bottom w:w="80" w:type="dxa"/>
-              <w:left w:w="60" w:type="dxa"/>
-              <w:right w:w="60" w:type="dxa"/>
-            </w:tcMar>
-          </w:tcPr>
-          <w:p>
-            <w:pPr>
-              <w:jc w:val="right"/>
-            </w:pPr>
-            <w:r>
-              <w:rPr>
-                <w:sz w:val="18"/>
-              </w:rPr>
-              <w:t>25,000đ</w:t>
-            </w:r>
-          </w:p>
-        </w:tc>
-        <w:tc>
-          <w:tcPr>
-            <w:tcW w:type="dxa" w:w="1296"/>
-            <w:tcMar>
-              <w:top w:w="80" w:type="dxa"/>
-              <w:bottom w:w="80" w:type="dxa"/>
-              <w:left w:w="60" w:type="dxa"/>
-              <w:right w:w="60" w:type="dxa"/>
-            </w:tcMar>
-          </w:tcPr>
-          <w:p>
-            <w:pPr>
-              <w:jc w:val="right"/>
-            </w:pPr>
-            <w:r>
-              <w:rPr>
-                <w:b/>
-                <w:sz w:val="18"/>
-              </w:rPr>
-              <w:t>25,000đ</w:t>
-            </w:r>
-          </w:p>
-        </w:tc>
-        <w:tc>
-          <w:tcPr>
-            <w:tcW w:type="dxa" w:w="1440"/>
-            <w:tcMar>
-              <w:top w:w="80" w:type="dxa"/>
-              <w:bottom w:w="80" w:type="dxa"/>
-              <w:left w:w="60" w:type="dxa"/>
-              <w:right w:w="60" w:type="dxa"/>
-            </w:tcMar>
-          </w:tcPr>
-          <w:p>
-            <w:pPr>
-              <w:jc w:val="center"/>
-            </w:pPr>
-            <w:hyperlink r:id="rId10">
-              <w:r>
-                <w:rPr>
-                  <w:color w:val="0284C7"/>
-                  <w:u w:val="single"/>
-                  <w:b/>
-                </w:rPr>
-                <w:t>Xem Web ↗</w:t>
-              </w:r>
-            </w:hyperlink>
-          </w:p>
-        </w:tc>
-      </w:tr>
-      <w:tr>
-        <w:tc>
-          <w:tcPr>
-            <w:tcW w:type="dxa" w:w="576"/>
-            <w:tcMar>
-              <w:top w:w="80" w:type="dxa"/>
-              <w:bottom w:w="80" w:type="dxa"/>
-              <w:left w:w="60" w:type="dxa"/>
-              <w:right w:w="60" w:type="dxa"/>
-            </w:tcMar>
-          </w:tcPr>
-          <w:p>
-            <w:pPr>
-              <w:jc w:val="center"/>
-            </w:pPr>
-            <w:r>
-              <w:rPr>
-                <w:sz w:val="18"/>
-              </w:rPr>
-              <w:t>3</w:t>
-            </w:r>
-          </w:p>
-        </w:tc>
-        <w:tc>
-          <w:tcPr>
-            <w:tcW w:type="dxa" w:w="3168"/>
-            <w:tcMar>
-              <w:top w:w="80" w:type="dxa"/>
-              <w:bottom w:w="80" w:type="dxa"/>
-              <w:left w:w="60" w:type="dxa"/>
-              <w:right w:w="60" w:type="dxa"/>
-            </w:tcMar>
-          </w:tcPr>
-          <w:p>
-            <w:r>
-              <w:rPr>
-                <w:b/>
-                <w:sz w:val="18"/>
-              </w:rPr>
-              <w:t>Module cảm biến mưa rơi (Tấm cảm ứng + LM393)</w:t>
-            </w:r>
-          </w:p>
-        </w:tc>
-        <w:tc>
-          <w:tcPr>
-            <w:tcW w:type="dxa" w:w="2592"/>
-            <w:tcMar>
-              <w:top w:w="80" w:type="dxa"/>
-              <w:bottom w:w="80" w:type="dxa"/>
-              <w:left w:w="60" w:type="dxa"/>
-              <w:right w:w="60" w:type="dxa"/>
-            </w:tcMar>
-          </w:tcPr>
-          <w:p>
-            <w:r>
-              <w:rPr>
-                <w:color w:val="475569"/>
-                <w:sz w:val="17"/>
-              </w:rPr>
-              <w:t>Gồm tấm điện cực phát hiện giọt mưa và mạch so sánh AO/DO</w:t>
-            </w:r>
-          </w:p>
-        </w:tc>
-        <w:tc>
-          <w:tcPr>
-            <w:tcW w:type="dxa" w:w="576"/>
-            <w:tcMar>
-              <w:top w:w="80" w:type="dxa"/>
-              <w:bottom w:w="80" w:type="dxa"/>
-              <w:left w:w="60" w:type="dxa"/>
-              <w:right w:w="60" w:type="dxa"/>
-            </w:tcMar>
-          </w:tcPr>
-          <w:p>
-            <w:pPr>
-              <w:jc w:val="center"/>
-            </w:pPr>
-            <w:r>
-              <w:rPr>
-                <w:sz w:val="18"/>
-              </w:rPr>
-              <w:t>1</w:t>
-            </w:r>
-          </w:p>
-        </w:tc>
-        <w:tc>
-          <w:tcPr>
-            <w:tcW w:type="dxa" w:w="1152"/>
-            <w:tcMar>
-              <w:top w:w="80" w:type="dxa"/>
-              <w:bottom w:w="80" w:type="dxa"/>
-              <w:left w:w="60" w:type="dxa"/>
-              <w:right w:w="60" w:type="dxa"/>
-            </w:tcMar>
-          </w:tcPr>
-          <w:p>
-            <w:pPr>
-              <w:jc w:val="right"/>
-            </w:pPr>
-            <w:r>
-              <w:rPr>
-                <w:sz w:val="18"/>
-              </w:rPr>
-              <w:t>22,000đ</w:t>
-            </w:r>
-          </w:p>
-        </w:tc>
-        <w:tc>
-          <w:tcPr>
-            <w:tcW w:type="dxa" w:w="1296"/>
-            <w:tcMar>
-              <w:top w:w="80" w:type="dxa"/>
-              <w:bottom w:w="80" w:type="dxa"/>
-              <w:left w:w="60" w:type="dxa"/>
-              <w:right w:w="60" w:type="dxa"/>
-            </w:tcMar>
-          </w:tcPr>
-          <w:p>
-            <w:pPr>
-              <w:jc w:val="right"/>
-            </w:pPr>
-            <w:r>
-              <w:rPr>
-                <w:b/>
-                <w:sz w:val="18"/>
-              </w:rPr>
-              <w:t>22,000đ</w:t>
-            </w:r>
-          </w:p>
-        </w:tc>
-        <w:tc>
-          <w:tcPr>
-            <w:tcW w:type="dxa" w:w="1440"/>
-            <w:tcMar>
-              <w:top w:w="80" w:type="dxa"/>
-              <w:bottom w:w="80" w:type="dxa"/>
-              <w:left w:w="60" w:type="dxa"/>
-              <w:right w:w="60" w:type="dxa"/>
-            </w:tcMar>
-          </w:tcPr>
-          <w:p>
-            <w:pPr>
-              <w:jc w:val="center"/>
-            </w:pPr>
-            <w:hyperlink r:id="rId11">
-              <w:r>
-                <w:rPr>
-                  <w:color w:val="0284C7"/>
-                  <w:u w:val="single"/>
-                  <w:b/>
-                </w:rPr>
-                <w:t>Xem Web ↗</w:t>
-              </w:r>
-            </w:hyperlink>
-          </w:p>
-        </w:tc>
-      </w:tr>
-      <w:tr>
-        <w:tc>
-          <w:tcPr>
-            <w:tcW w:type="dxa" w:w="576"/>
-            <w:tcMar>
-              <w:top w:w="80" w:type="dxa"/>
-              <w:bottom w:w="80" w:type="dxa"/>
-              <w:left w:w="60" w:type="dxa"/>
-              <w:right w:w="60" w:type="dxa"/>
-            </w:tcMar>
-          </w:tcPr>
-          <w:p>
-            <w:pPr>
-              <w:jc w:val="center"/>
-            </w:pPr>
-            <w:r>
-              <w:rPr>
-                <w:sz w:val="18"/>
-              </w:rPr>
-              <w:t>4</w:t>
-            </w:r>
-          </w:p>
-        </w:tc>
-        <w:tc>
-          <w:tcPr>
-            <w:tcW w:type="dxa" w:w="3168"/>
-            <w:tcMar>
-              <w:top w:w="80" w:type="dxa"/>
-              <w:bottom w:w="80" w:type="dxa"/>
-              <w:left w:w="60" w:type="dxa"/>
-              <w:right w:w="60" w:type="dxa"/>
-            </w:tcMar>
-          </w:tcPr>
-          <w:p>
-            <w:r>
-              <w:rPr>
-                <w:b/>
-                <w:sz w:val="18"/>
-              </w:rPr>
-              <w:t>Cảm biến nhiệt độ &amp; độ ẩm DHT22 / AM2302</w:t>
-            </w:r>
-          </w:p>
-        </w:tc>
-        <w:tc>
-          <w:tcPr>
-            <w:tcW w:type="dxa" w:w="2592"/>
-            <w:tcMar>
-              <w:top w:w="80" w:type="dxa"/>
-              <w:bottom w:w="80" w:type="dxa"/>
-              <w:left w:w="60" w:type="dxa"/>
-              <w:right w:w="60" w:type="dxa"/>
-            </w:tcMar>
-          </w:tcPr>
-          <w:p>
-            <w:r>
-              <w:rPr>
-                <w:color w:val="475569"/>
-                <w:sz w:val="17"/>
-              </w:rPr>
-              <w:t>Độ chính xác cao (-40 đến 80°C, 0-100% RH), chuẩn 1-Wire số GPIO19</w:t>
-            </w:r>
-          </w:p>
-        </w:tc>
-        <w:tc>
-          <w:tcPr>
-            <w:tcW w:type="dxa" w:w="576"/>
-            <w:tcMar>
-              <w:top w:w="80" w:type="dxa"/>
-              <w:bottom w:w="80" w:type="dxa"/>
-              <w:left w:w="60" w:type="dxa"/>
-              <w:right w:w="60" w:type="dxa"/>
-            </w:tcMar>
-          </w:tcPr>
-          <w:p>
-            <w:pPr>
-              <w:jc w:val="center"/>
-            </w:pPr>
-            <w:r>
-              <w:rPr>
-                <w:sz w:val="18"/>
-              </w:rPr>
-              <w:t>1</w:t>
-            </w:r>
-          </w:p>
-        </w:tc>
-        <w:tc>
-          <w:tcPr>
-            <w:tcW w:type="dxa" w:w="1152"/>
-            <w:tcMar>
-              <w:top w:w="80" w:type="dxa"/>
-              <w:bottom w:w="80" w:type="dxa"/>
-              <w:left w:w="60" w:type="dxa"/>
-              <w:right w:w="60" w:type="dxa"/>
-            </w:tcMar>
-          </w:tcPr>
-          <w:p>
-            <w:pPr>
-              <w:jc w:val="right"/>
-            </w:pPr>
-            <w:r>
-              <w:rPr>
-                <w:sz w:val="18"/>
-              </w:rPr>
-              <w:t>75,000đ</w:t>
-            </w:r>
-          </w:p>
-        </w:tc>
-        <w:tc>
-          <w:tcPr>
-            <w:tcW w:type="dxa" w:w="1296"/>
-            <w:tcMar>
-              <w:top w:w="80" w:type="dxa"/>
-              <w:bottom w:w="80" w:type="dxa"/>
-              <w:left w:w="60" w:type="dxa"/>
-              <w:right w:w="60" w:type="dxa"/>
-            </w:tcMar>
-          </w:tcPr>
-          <w:p>
-            <w:pPr>
-              <w:jc w:val="right"/>
-            </w:pPr>
-            <w:r>
-              <w:rPr>
-                <w:b/>
-                <w:sz w:val="18"/>
-              </w:rPr>
-              <w:t>75,000đ</w:t>
-            </w:r>
-          </w:p>
-        </w:tc>
-        <w:tc>
-          <w:tcPr>
-            <w:tcW w:type="dxa" w:w="1440"/>
-            <w:tcMar>
-              <w:top w:w="80" w:type="dxa"/>
-              <w:bottom w:w="80" w:type="dxa"/>
-              <w:left w:w="60" w:type="dxa"/>
-              <w:right w:w="60" w:type="dxa"/>
-            </w:tcMar>
-          </w:tcPr>
-          <w:p>
-            <w:pPr>
-              <w:jc w:val="center"/>
-            </w:pPr>
-            <w:hyperlink r:id="rId12">
-              <w:r>
-                <w:rPr>
-                  <w:color w:val="0284C7"/>
-                  <w:u w:val="single"/>
-                  <w:b/>
-                </w:rPr>
-                <w:t>Xem Web ↗</w:t>
-              </w:r>
-            </w:hyperlink>
-          </w:p>
-        </w:tc>
-      </w:tr>
-      <w:tr>
-        <w:tc>
-          <w:tcPr>
-            <w:tcW w:type="dxa" w:w="576"/>
-            <w:tcMar>
-              <w:top w:w="80" w:type="dxa"/>
-              <w:bottom w:w="80" w:type="dxa"/>
-              <w:left w:w="60" w:type="dxa"/>
-              <w:right w:w="60" w:type="dxa"/>
-            </w:tcMar>
-          </w:tcPr>
-          <w:p>
-            <w:pPr>
-              <w:jc w:val="center"/>
-            </w:pPr>
-            <w:r>
-              <w:rPr>
-                <w:sz w:val="18"/>
-              </w:rPr>
-              <w:t>5</w:t>
-            </w:r>
-          </w:p>
-        </w:tc>
-        <w:tc>
-          <w:tcPr>
-            <w:tcW w:type="dxa" w:w="3168"/>
-            <w:tcMar>
-              <w:top w:w="80" w:type="dxa"/>
-              <w:bottom w:w="80" w:type="dxa"/>
-              <w:left w:w="60" w:type="dxa"/>
-              <w:right w:w="60" w:type="dxa"/>
-            </w:tcMar>
-          </w:tcPr>
-          <w:p>
-            <w:r>
-              <w:rPr>
-                <w:b/>
-                <w:sz w:val="18"/>
-              </w:rPr>
-              <w:t>Màn hình LCD 1602 kèm mạch I2C PCF8574 hàn sẵn</w:t>
-            </w:r>
-          </w:p>
-        </w:tc>
-        <w:tc>
-          <w:tcPr>
-            <w:tcW w:type="dxa" w:w="2592"/>
-            <w:tcMar>
-              <w:top w:w="80" w:type="dxa"/>
-              <w:bottom w:w="80" w:type="dxa"/>
-              <w:left w:w="60" w:type="dxa"/>
-              <w:right w:w="60" w:type="dxa"/>
-            </w:tcMar>
-          </w:tcPr>
-          <w:p>
-            <w:r>
-              <w:rPr>
-                <w:color w:val="475569"/>
-                <w:sz w:val="17"/>
-              </w:rPr>
-              <w:t>Hiển thị 2 dòng 16 ký tự, giao tiếp 2 dây SDA (21), SCL (22)</w:t>
-            </w:r>
-          </w:p>
-        </w:tc>
-        <w:tc>
-          <w:tcPr>
-            <w:tcW w:type="dxa" w:w="576"/>
-            <w:tcMar>
-              <w:top w:w="80" w:type="dxa"/>
-              <w:bottom w:w="80" w:type="dxa"/>
-              <w:left w:w="60" w:type="dxa"/>
-              <w:right w:w="60" w:type="dxa"/>
-            </w:tcMar>
-          </w:tcPr>
-          <w:p>
-            <w:pPr>
-              <w:jc w:val="center"/>
-            </w:pPr>
-            <w:r>
-              <w:rPr>
-                <w:sz w:val="18"/>
-              </w:rPr>
-              <w:t>1</w:t>
-            </w:r>
-          </w:p>
-        </w:tc>
-        <w:tc>
-          <w:tcPr>
-            <w:tcW w:type="dxa" w:w="1152"/>
-            <w:tcMar>
-              <w:top w:w="80" w:type="dxa"/>
-              <w:bottom w:w="80" w:type="dxa"/>
-              <w:left w:w="60" w:type="dxa"/>
-              <w:right w:w="60" w:type="dxa"/>
-            </w:tcMar>
-          </w:tcPr>
-          <w:p>
-            <w:pPr>
-              <w:jc w:val="right"/>
-            </w:pPr>
-            <w:r>
-              <w:rPr>
-                <w:sz w:val="18"/>
-              </w:rPr>
-              <w:t>48,000đ</w:t>
-            </w:r>
-          </w:p>
-        </w:tc>
-        <w:tc>
-          <w:tcPr>
-            <w:tcW w:type="dxa" w:w="1296"/>
-            <w:tcMar>
-              <w:top w:w="80" w:type="dxa"/>
-              <w:bottom w:w="80" w:type="dxa"/>
-              <w:left w:w="60" w:type="dxa"/>
-              <w:right w:w="60" w:type="dxa"/>
-            </w:tcMar>
-          </w:tcPr>
-          <w:p>
-            <w:pPr>
-              <w:jc w:val="right"/>
-            </w:pPr>
-            <w:r>
-              <w:rPr>
-                <w:b/>
-                <w:sz w:val="18"/>
-              </w:rPr>
-              <w:t>48,000đ</w:t>
-            </w:r>
-          </w:p>
-        </w:tc>
-        <w:tc>
-          <w:tcPr>
-            <w:tcW w:type="dxa" w:w="1440"/>
-            <w:tcMar>
-              <w:top w:w="80" w:type="dxa"/>
-              <w:bottom w:w="80" w:type="dxa"/>
-              <w:left w:w="60" w:type="dxa"/>
-              <w:right w:w="60" w:type="dxa"/>
-            </w:tcMar>
-          </w:tcPr>
-          <w:p>
-            <w:pPr>
-              <w:jc w:val="center"/>
-            </w:pPr>
-            <w:hyperlink r:id="rId13">
-              <w:r>
-                <w:rPr>
-                  <w:color w:val="0284C7"/>
-                  <w:u w:val="single"/>
-                  <w:b/>
-                </w:rPr>
-                <w:t>Xem Web ↗</w:t>
-              </w:r>
-            </w:hyperlink>
-          </w:p>
-        </w:tc>
-      </w:tr>
-      <w:tr>
-        <w:tc>
-          <w:tcPr>
-            <w:tcW w:type="dxa" w:w="9933"/>
-            <w:gridSpan w:val="7"/>
-            <w:shd w:fill="E2E8F0"/>
-            <w:tcMar>
-              <w:top w:w="80" w:type="dxa"/>
-              <w:bottom w:w="80" w:type="dxa"/>
-              <w:left w:w="100" w:type="dxa"/>
-              <w:right w:w="100" w:type="dxa"/>
-            </w:tcMar>
-          </w:tcPr>
-          <w:p>
-            <w:r>
-              <w:rPr>
-                <w:b/>
-                <w:color w:val="1E293B"/>
-                <w:sz w:val="19"/>
-              </w:rPr>
-              <w:t>📁 KHỐI CHẤP HÀNH &amp; BƠM TƯỚI</w:t>
-            </w:r>
-          </w:p>
-        </w:tc>
-      </w:tr>
-      <w:tr>
-        <w:tc>
-          <w:tcPr>
-            <w:tcW w:type="dxa" w:w="576"/>
-            <w:tcMar>
-              <w:top w:w="80" w:type="dxa"/>
-              <w:bottom w:w="80" w:type="dxa"/>
-              <w:left w:w="60" w:type="dxa"/>
-              <w:right w:w="60" w:type="dxa"/>
-            </w:tcMar>
-          </w:tcPr>
-          <w:p>
-            <w:pPr>
-              <w:jc w:val="center"/>
-            </w:pPr>
-            <w:r>
-              <w:rPr>
-                <w:sz w:val="18"/>
-              </w:rPr>
-              <w:t>6</w:t>
-            </w:r>
-          </w:p>
-        </w:tc>
-        <w:tc>
-          <w:tcPr>
-            <w:tcW w:type="dxa" w:w="3168"/>
-            <w:tcMar>
-              <w:top w:w="80" w:type="dxa"/>
-              <w:bottom w:w="80" w:type="dxa"/>
-              <w:left w:w="60" w:type="dxa"/>
-              <w:right w:w="60" w:type="dxa"/>
-            </w:tcMar>
-          </w:tcPr>
-          <w:p>
-            <w:r>
-              <w:rPr>
-                <w:b/>
-                <w:sz w:val="18"/>
-              </w:rPr>
-              <w:t>Module 1 Relay 5V có Opto cách ly quang</w:t>
-            </w:r>
-          </w:p>
-        </w:tc>
-        <w:tc>
-          <w:tcPr>
-            <w:tcW w:type="dxa" w:w="2592"/>
-            <w:tcMar>
-              <w:top w:w="80" w:type="dxa"/>
-              <w:bottom w:w="80" w:type="dxa"/>
-              <w:left w:w="60" w:type="dxa"/>
-              <w:right w:w="60" w:type="dxa"/>
-            </w:tcMar>
-          </w:tcPr>
-          <w:p>
-            <w:r>
-              <w:rPr>
-                <w:color w:val="475569"/>
-                <w:sz w:val="17"/>
-              </w:rPr>
-              <w:t>Kích High/Low tùy chọn, tiếp điểm 10A 250VAC / 30VDC, an toàn ESP32</w:t>
-            </w:r>
-          </w:p>
-        </w:tc>
-        <w:tc>
-          <w:tcPr>
-            <w:tcW w:type="dxa" w:w="576"/>
-            <w:tcMar>
-              <w:top w:w="80" w:type="dxa"/>
-              <w:bottom w:w="80" w:type="dxa"/>
-              <w:left w:w="60" w:type="dxa"/>
-              <w:right w:w="60" w:type="dxa"/>
-            </w:tcMar>
-          </w:tcPr>
-          <w:p>
-            <w:pPr>
-              <w:jc w:val="center"/>
-            </w:pPr>
-            <w:r>
-              <w:rPr>
-                <w:sz w:val="18"/>
-              </w:rPr>
-              <w:t>1</w:t>
-            </w:r>
-          </w:p>
-        </w:tc>
-        <w:tc>
-          <w:tcPr>
-            <w:tcW w:type="dxa" w:w="1152"/>
-            <w:tcMar>
-              <w:top w:w="80" w:type="dxa"/>
-              <w:bottom w:w="80" w:type="dxa"/>
-              <w:left w:w="60" w:type="dxa"/>
-              <w:right w:w="60" w:type="dxa"/>
-            </w:tcMar>
-          </w:tcPr>
-          <w:p>
-            <w:pPr>
-              <w:jc w:val="right"/>
-            </w:pPr>
-            <w:r>
-              <w:rPr>
-                <w:sz w:val="18"/>
-              </w:rPr>
-              <w:t>16,000đ</w:t>
-            </w:r>
-          </w:p>
-        </w:tc>
-        <w:tc>
-          <w:tcPr>
-            <w:tcW w:type="dxa" w:w="1296"/>
-            <w:tcMar>
-              <w:top w:w="80" w:type="dxa"/>
-              <w:bottom w:w="80" w:type="dxa"/>
-              <w:left w:w="60" w:type="dxa"/>
-              <w:right w:w="60" w:type="dxa"/>
-            </w:tcMar>
-          </w:tcPr>
-          <w:p>
-            <w:pPr>
-              <w:jc w:val="right"/>
-            </w:pPr>
-            <w:r>
-              <w:rPr>
-                <w:b/>
-                <w:sz w:val="18"/>
-              </w:rPr>
-              <w:t>16,000đ</w:t>
-            </w:r>
-          </w:p>
-        </w:tc>
-        <w:tc>
-          <w:tcPr>
-            <w:tcW w:type="dxa" w:w="1440"/>
-            <w:tcMar>
-              <w:top w:w="80" w:type="dxa"/>
-              <w:bottom w:w="80" w:type="dxa"/>
-              <w:left w:w="60" w:type="dxa"/>
-              <w:right w:w="60" w:type="dxa"/>
-            </w:tcMar>
-          </w:tcPr>
-          <w:p>
-            <w:pPr>
-              <w:jc w:val="center"/>
-            </w:pPr>
-            <w:hyperlink r:id="rId14">
-              <w:r>
-                <w:rPr>
-                  <w:color w:val="0284C7"/>
-                  <w:u w:val="single"/>
-                  <w:b/>
-                </w:rPr>
-                <w:t>Xem Web ↗</w:t>
-              </w:r>
-            </w:hyperlink>
-          </w:p>
-        </w:tc>
-      </w:tr>
-      <w:tr>
-        <w:tc>
-          <w:tcPr>
-            <w:tcW w:type="dxa" w:w="576"/>
-            <w:tcMar>
-              <w:top w:w="80" w:type="dxa"/>
-              <w:bottom w:w="80" w:type="dxa"/>
-              <w:left w:w="60" w:type="dxa"/>
-              <w:right w:w="60" w:type="dxa"/>
-            </w:tcMar>
-          </w:tcPr>
-          <w:p>
-            <w:pPr>
-              <w:jc w:val="center"/>
-            </w:pPr>
-            <w:r>
-              <w:rPr>
-                <w:sz w:val="18"/>
-              </w:rPr>
-              <w:t>7</w:t>
-            </w:r>
-          </w:p>
-        </w:tc>
-        <w:tc>
-          <w:tcPr>
-            <w:tcW w:type="dxa" w:w="3168"/>
-            <w:tcMar>
-              <w:top w:w="80" w:type="dxa"/>
-              <w:bottom w:w="80" w:type="dxa"/>
-              <w:left w:w="60" w:type="dxa"/>
-              <w:right w:w="60" w:type="dxa"/>
-            </w:tcMar>
-          </w:tcPr>
-          <w:p>
-            <w:r>
-              <w:rPr>
-                <w:b/>
-                <w:sz w:val="18"/>
-              </w:rPr>
-              <w:t>Máy bơm chìm mini 5VDC (1.2 - 1.6 Lít/phút)</w:t>
-            </w:r>
-          </w:p>
-        </w:tc>
-        <w:tc>
-          <w:tcPr>
-            <w:tcW w:type="dxa" w:w="2592"/>
-            <w:tcMar>
-              <w:top w:w="80" w:type="dxa"/>
-              <w:bottom w:w="80" w:type="dxa"/>
-              <w:left w:w="60" w:type="dxa"/>
-              <w:right w:w="60" w:type="dxa"/>
-            </w:tcMar>
-          </w:tcPr>
-          <w:p>
-            <w:r>
-              <w:rPr>
-                <w:color w:val="475569"/>
-                <w:sz w:val="17"/>
-              </w:rPr>
-              <w:t>Điện áp 3.3V-5VDC, lưu lượng vừa đủ tưới chậu cây nhỏ, chạy êm</w:t>
-            </w:r>
-          </w:p>
-        </w:tc>
-        <w:tc>
-          <w:tcPr>
-            <w:tcW w:type="dxa" w:w="576"/>
-            <w:tcMar>
-              <w:top w:w="80" w:type="dxa"/>
-              <w:bottom w:w="80" w:type="dxa"/>
-              <w:left w:w="60" w:type="dxa"/>
-              <w:right w:w="60" w:type="dxa"/>
-            </w:tcMar>
-          </w:tcPr>
-          <w:p>
-            <w:pPr>
-              <w:jc w:val="center"/>
-            </w:pPr>
-            <w:r>
-              <w:rPr>
-                <w:sz w:val="18"/>
-              </w:rPr>
-              <w:t>1</w:t>
-            </w:r>
-          </w:p>
-        </w:tc>
-        <w:tc>
-          <w:tcPr>
-            <w:tcW w:type="dxa" w:w="1152"/>
-            <w:tcMar>
-              <w:top w:w="80" w:type="dxa"/>
-              <w:bottom w:w="80" w:type="dxa"/>
-              <w:left w:w="60" w:type="dxa"/>
-              <w:right w:w="60" w:type="dxa"/>
-            </w:tcMar>
-          </w:tcPr>
-          <w:p>
-            <w:pPr>
-              <w:jc w:val="right"/>
-            </w:pPr>
-            <w:r>
-              <w:rPr>
-                <w:sz w:val="18"/>
-              </w:rPr>
-              <w:t>35,000đ</w:t>
-            </w:r>
-          </w:p>
-        </w:tc>
-        <w:tc>
-          <w:tcPr>
-            <w:tcW w:type="dxa" w:w="1296"/>
-            <w:tcMar>
-              <w:top w:w="80" w:type="dxa"/>
-              <w:bottom w:w="80" w:type="dxa"/>
-              <w:left w:w="60" w:type="dxa"/>
-              <w:right w:w="60" w:type="dxa"/>
-            </w:tcMar>
-          </w:tcPr>
-          <w:p>
-            <w:pPr>
-              <w:jc w:val="right"/>
-            </w:pPr>
-            <w:r>
-              <w:rPr>
-                <w:b/>
-                <w:sz w:val="18"/>
-              </w:rPr>
-              <w:t>35,000đ</w:t>
-            </w:r>
-          </w:p>
-        </w:tc>
-        <w:tc>
-          <w:tcPr>
-            <w:tcW w:type="dxa" w:w="1440"/>
-            <w:tcMar>
-              <w:top w:w="80" w:type="dxa"/>
-              <w:bottom w:w="80" w:type="dxa"/>
-              <w:left w:w="60" w:type="dxa"/>
-              <w:right w:w="60" w:type="dxa"/>
-            </w:tcMar>
-          </w:tcPr>
-          <w:p>
-            <w:pPr>
-              <w:jc w:val="center"/>
-            </w:pPr>
-            <w:hyperlink r:id="rId15">
-              <w:r>
-                <w:rPr>
-                  <w:color w:val="0284C7"/>
-                  <w:u w:val="single"/>
-                  <w:b/>
-                </w:rPr>
-                <w:t>Xem Web ↗</w:t>
-              </w:r>
-            </w:hyperlink>
-          </w:p>
-        </w:tc>
-      </w:tr>
-      <w:tr>
-        <w:tc>
-          <w:tcPr>
-            <w:tcW w:type="dxa" w:w="576"/>
-            <w:tcMar>
-              <w:top w:w="80" w:type="dxa"/>
-              <w:bottom w:w="80" w:type="dxa"/>
-              <w:left w:w="60" w:type="dxa"/>
-              <w:right w:w="60" w:type="dxa"/>
-            </w:tcMar>
-          </w:tcPr>
-          <w:p>
-            <w:pPr>
-              <w:jc w:val="center"/>
-            </w:pPr>
-            <w:r>
-              <w:rPr>
-                <w:sz w:val="18"/>
-              </w:rPr>
-              <w:t>8</w:t>
-            </w:r>
-          </w:p>
-        </w:tc>
-        <w:tc>
-          <w:tcPr>
-            <w:tcW w:type="dxa" w:w="3168"/>
-            <w:tcMar>
-              <w:top w:w="80" w:type="dxa"/>
-              <w:bottom w:w="80" w:type="dxa"/>
-              <w:left w:w="60" w:type="dxa"/>
-              <w:right w:w="60" w:type="dxa"/>
-            </w:tcMar>
-          </w:tcPr>
-          <w:p>
-            <w:r>
-              <w:rPr>
-                <w:b/>
-                <w:sz w:val="18"/>
-              </w:rPr>
-              <w:t>Ống nước mềm silicon dẻo phi 6/8mm (2 mét)</w:t>
-            </w:r>
-          </w:p>
-        </w:tc>
-        <w:tc>
-          <w:tcPr>
-            <w:tcW w:type="dxa" w:w="2592"/>
-            <w:tcMar>
-              <w:top w:w="80" w:type="dxa"/>
-              <w:bottom w:w="80" w:type="dxa"/>
-              <w:left w:w="60" w:type="dxa"/>
-              <w:right w:w="60" w:type="dxa"/>
-            </w:tcMar>
-          </w:tcPr>
-          <w:p>
-            <w:r>
-              <w:rPr>
-                <w:color w:val="475569"/>
-                <w:sz w:val="17"/>
-              </w:rPr>
-              <w:t>Vừa khít đầu ra của máy bơm chìm mini, không bị gập gãy</w:t>
-            </w:r>
-          </w:p>
-        </w:tc>
-        <w:tc>
-          <w:tcPr>
-            <w:tcW w:type="dxa" w:w="576"/>
-            <w:tcMar>
-              <w:top w:w="80" w:type="dxa"/>
-              <w:bottom w:w="80" w:type="dxa"/>
-              <w:left w:w="60" w:type="dxa"/>
-              <w:right w:w="60" w:type="dxa"/>
-            </w:tcMar>
-          </w:tcPr>
-          <w:p>
-            <w:pPr>
-              <w:jc w:val="center"/>
-            </w:pPr>
-            <w:r>
-              <w:rPr>
-                <w:sz w:val="18"/>
-              </w:rPr>
-              <w:t>2</w:t>
-            </w:r>
-          </w:p>
-        </w:tc>
-        <w:tc>
-          <w:tcPr>
-            <w:tcW w:type="dxa" w:w="1152"/>
-            <w:tcMar>
-              <w:top w:w="80" w:type="dxa"/>
-              <w:bottom w:w="80" w:type="dxa"/>
-              <w:left w:w="60" w:type="dxa"/>
-              <w:right w:w="60" w:type="dxa"/>
-            </w:tcMar>
-          </w:tcPr>
-          <w:p>
-            <w:pPr>
-              <w:jc w:val="right"/>
-            </w:pPr>
-            <w:r>
-              <w:rPr>
-                <w:sz w:val="18"/>
-              </w:rPr>
-              <w:t>10,000đ</w:t>
-            </w:r>
-          </w:p>
-        </w:tc>
-        <w:tc>
-          <w:tcPr>
-            <w:tcW w:type="dxa" w:w="1296"/>
-            <w:tcMar>
-              <w:top w:w="80" w:type="dxa"/>
-              <w:bottom w:w="80" w:type="dxa"/>
-              <w:left w:w="60" w:type="dxa"/>
-              <w:right w:w="60" w:type="dxa"/>
-            </w:tcMar>
-          </w:tcPr>
-          <w:p>
-            <w:pPr>
-              <w:jc w:val="right"/>
-            </w:pPr>
-            <w:r>
-              <w:rPr>
-                <w:b/>
-                <w:sz w:val="18"/>
-              </w:rPr>
-              <w:t>20,000đ</w:t>
-            </w:r>
-          </w:p>
-        </w:tc>
-        <w:tc>
-          <w:tcPr>
-            <w:tcW w:type="dxa" w:w="1440"/>
-            <w:tcMar>
-              <w:top w:w="80" w:type="dxa"/>
-              <w:bottom w:w="80" w:type="dxa"/>
-              <w:left w:w="60" w:type="dxa"/>
-              <w:right w:w="60" w:type="dxa"/>
-            </w:tcMar>
-          </w:tcPr>
-          <w:p>
-            <w:pPr>
-              <w:jc w:val="center"/>
-            </w:pPr>
-            <w:hyperlink r:id="rId16">
-              <w:r>
-                <w:rPr>
-                  <w:color w:val="0284C7"/>
-                  <w:u w:val="single"/>
-                  <w:b/>
-                </w:rPr>
-                <w:t>Xem Web ↗</w:t>
-              </w:r>
-            </w:hyperlink>
-          </w:p>
-        </w:tc>
-      </w:tr>
-      <w:tr>
-        <w:tc>
-          <w:tcPr>
-            <w:tcW w:type="dxa" w:w="576"/>
-            <w:tcMar>
-              <w:top w:w="80" w:type="dxa"/>
-              <w:bottom w:w="80" w:type="dxa"/>
-              <w:left w:w="60" w:type="dxa"/>
-              <w:right w:w="60" w:type="dxa"/>
-            </w:tcMar>
-          </w:tcPr>
-          <w:p>
-            <w:pPr>
-              <w:jc w:val="center"/>
-            </w:pPr>
-            <w:r>
-              <w:rPr>
-                <w:sz w:val="18"/>
-              </w:rPr>
-              <w:t>9</w:t>
-            </w:r>
-          </w:p>
-        </w:tc>
-        <w:tc>
-          <w:tcPr>
-            <w:tcW w:type="dxa" w:w="3168"/>
-            <w:tcMar>
-              <w:top w:w="80" w:type="dxa"/>
-              <w:bottom w:w="80" w:type="dxa"/>
-              <w:left w:w="60" w:type="dxa"/>
-              <w:right w:w="60" w:type="dxa"/>
-            </w:tcMar>
-          </w:tcPr>
-          <w:p>
-            <w:r>
-              <w:rPr>
-                <w:b/>
-                <w:sz w:val="18"/>
-              </w:rPr>
-              <w:t>Module nguồn hạ áp LM2596S 3A (Dự phòng nguồn 12V)</w:t>
-            </w:r>
-          </w:p>
-        </w:tc>
-        <w:tc>
-          <w:tcPr>
-            <w:tcW w:type="dxa" w:w="2592"/>
-            <w:tcMar>
-              <w:top w:w="80" w:type="dxa"/>
-              <w:bottom w:w="80" w:type="dxa"/>
-              <w:left w:w="60" w:type="dxa"/>
-              <w:right w:w="60" w:type="dxa"/>
-            </w:tcMar>
-          </w:tcPr>
-          <w:p>
-            <w:r>
-              <w:rPr>
-                <w:color w:val="475569"/>
-                <w:sz w:val="17"/>
-              </w:rPr>
-              <w:t>Hạ áp từ 12V xuống 5V chuẩn ổn định cho ESP32 và Relay</w:t>
-            </w:r>
-          </w:p>
-        </w:tc>
-        <w:tc>
-          <w:tcPr>
-            <w:tcW w:type="dxa" w:w="576"/>
-            <w:tcMar>
-              <w:top w:w="80" w:type="dxa"/>
-              <w:bottom w:w="80" w:type="dxa"/>
-              <w:left w:w="60" w:type="dxa"/>
-              <w:right w:w="60" w:type="dxa"/>
-            </w:tcMar>
-          </w:tcPr>
-          <w:p>
-            <w:pPr>
-              <w:jc w:val="center"/>
-            </w:pPr>
-            <w:r>
-              <w:rPr>
-                <w:sz w:val="18"/>
-              </w:rPr>
-              <w:t>1</w:t>
-            </w:r>
-          </w:p>
-        </w:tc>
-        <w:tc>
-          <w:tcPr>
-            <w:tcW w:type="dxa" w:w="1152"/>
-            <w:tcMar>
-              <w:top w:w="80" w:type="dxa"/>
-              <w:bottom w:w="80" w:type="dxa"/>
-              <w:left w:w="60" w:type="dxa"/>
-              <w:right w:w="60" w:type="dxa"/>
-            </w:tcMar>
-          </w:tcPr>
-          <w:p>
-            <w:pPr>
-              <w:jc w:val="right"/>
-            </w:pPr>
-            <w:r>
-              <w:rPr>
-                <w:sz w:val="18"/>
-              </w:rPr>
-              <w:t>19,000đ</w:t>
-            </w:r>
-          </w:p>
-        </w:tc>
-        <w:tc>
-          <w:tcPr>
-            <w:tcW w:type="dxa" w:w="1296"/>
-            <w:tcMar>
-              <w:top w:w="80" w:type="dxa"/>
-              <w:bottom w:w="80" w:type="dxa"/>
-              <w:left w:w="60" w:type="dxa"/>
-              <w:right w:w="60" w:type="dxa"/>
-            </w:tcMar>
-          </w:tcPr>
-          <w:p>
-            <w:pPr>
-              <w:jc w:val="right"/>
-            </w:pPr>
-            <w:r>
-              <w:rPr>
-                <w:b/>
-                <w:sz w:val="18"/>
-              </w:rPr>
-              <w:t>19,000đ</w:t>
-            </w:r>
-          </w:p>
-        </w:tc>
-        <w:tc>
-          <w:tcPr>
-            <w:tcW w:type="dxa" w:w="1440"/>
-            <w:tcMar>
-              <w:top w:w="80" w:type="dxa"/>
-              <w:bottom w:w="80" w:type="dxa"/>
-              <w:left w:w="60" w:type="dxa"/>
-              <w:right w:w="60" w:type="dxa"/>
-            </w:tcMar>
-          </w:tcPr>
-          <w:p>
-            <w:pPr>
-              <w:jc w:val="center"/>
-            </w:pPr>
-            <w:hyperlink r:id="rId17">
-              <w:r>
-                <w:rPr>
-                  <w:color w:val="0284C7"/>
-                  <w:u w:val="single"/>
-                  <w:b/>
-                </w:rPr>
-                <w:t>Xem Web ↗</w:t>
-              </w:r>
-            </w:hyperlink>
-          </w:p>
-        </w:tc>
-      </w:tr>
-      <w:tr>
-        <w:tc>
-          <w:tcPr>
-            <w:tcW w:type="dxa" w:w="9933"/>
-            <w:gridSpan w:val="7"/>
-            <w:shd w:fill="E2E8F0"/>
-            <w:tcMar>
-              <w:top w:w="80" w:type="dxa"/>
-              <w:bottom w:w="80" w:type="dxa"/>
-              <w:left w:w="100" w:type="dxa"/>
-              <w:right w:w="100" w:type="dxa"/>
-            </w:tcMar>
-          </w:tcPr>
-          <w:p>
-            <w:r>
-              <w:rPr>
-                <w:b/>
-                <w:color w:val="1E293B"/>
-                <w:sz w:val="19"/>
-              </w:rPr>
-              <w:t>📁 LINH KIỆN BẢO VỆ &amp; PHỤ KIỆN ĐẤU NỐI</w:t>
-            </w:r>
-          </w:p>
-        </w:tc>
-      </w:tr>
-      <w:tr>
-        <w:tc>
-          <w:tcPr>
-            <w:tcW w:type="dxa" w:w="576"/>
-            <w:tcMar>
-              <w:top w:w="80" w:type="dxa"/>
-              <w:bottom w:w="80" w:type="dxa"/>
-              <w:left w:w="60" w:type="dxa"/>
-              <w:right w:w="60" w:type="dxa"/>
-            </w:tcMar>
-          </w:tcPr>
-          <w:p>
-            <w:pPr>
-              <w:jc w:val="center"/>
-            </w:pPr>
-            <w:r>
-              <w:rPr>
-                <w:sz w:val="18"/>
-              </w:rPr>
-              <w:t>10</w:t>
-            </w:r>
-          </w:p>
-        </w:tc>
-        <w:tc>
-          <w:tcPr>
-            <w:tcW w:type="dxa" w:w="3168"/>
-            <w:tcMar>
-              <w:top w:w="80" w:type="dxa"/>
-              <w:bottom w:w="80" w:type="dxa"/>
-              <w:left w:w="60" w:type="dxa"/>
-              <w:right w:w="60" w:type="dxa"/>
-            </w:tcMar>
-          </w:tcPr>
-          <w:p>
-            <w:r>
-              <w:rPr>
-                <w:b/>
-                <w:sz w:val="18"/>
-              </w:rPr>
-              <w:t>Diode chỉnh lưu &amp; dập xung 1N4007 (1A 1000V)</w:t>
-            </w:r>
-          </w:p>
-        </w:tc>
-        <w:tc>
-          <w:tcPr>
-            <w:tcW w:type="dxa" w:w="2592"/>
-            <w:tcMar>
-              <w:top w:w="80" w:type="dxa"/>
-              <w:bottom w:w="80" w:type="dxa"/>
-              <w:left w:w="60" w:type="dxa"/>
-              <w:right w:w="60" w:type="dxa"/>
-            </w:tcMar>
-          </w:tcPr>
-          <w:p>
-            <w:r>
-              <w:rPr>
-                <w:color w:val="475569"/>
-                <w:sz w:val="17"/>
-              </w:rPr>
-              <w:t>Mắc song song ngược cực motor bơm để triệt tiêu tia lửa điện &amp; xung ngược</w:t>
-            </w:r>
-          </w:p>
-        </w:tc>
-        <w:tc>
-          <w:tcPr>
-            <w:tcW w:type="dxa" w:w="576"/>
-            <w:tcMar>
-              <w:top w:w="80" w:type="dxa"/>
-              <w:bottom w:w="80" w:type="dxa"/>
-              <w:left w:w="60" w:type="dxa"/>
-              <w:right w:w="60" w:type="dxa"/>
-            </w:tcMar>
-          </w:tcPr>
-          <w:p>
-            <w:pPr>
-              <w:jc w:val="center"/>
-            </w:pPr>
-            <w:r>
-              <w:rPr>
-                <w:sz w:val="18"/>
-              </w:rPr>
-              <w:t>5</w:t>
-            </w:r>
-          </w:p>
-        </w:tc>
-        <w:tc>
-          <w:tcPr>
-            <w:tcW w:type="dxa" w:w="1152"/>
-            <w:tcMar>
-              <w:top w:w="80" w:type="dxa"/>
-              <w:bottom w:w="80" w:type="dxa"/>
-              <w:left w:w="60" w:type="dxa"/>
-              <w:right w:w="60" w:type="dxa"/>
-            </w:tcMar>
-          </w:tcPr>
-          <w:p>
-            <w:pPr>
-              <w:jc w:val="right"/>
-            </w:pPr>
-            <w:r>
-              <w:rPr>
-                <w:sz w:val="18"/>
-              </w:rPr>
-              <w:t>1,000đ</w:t>
-            </w:r>
-          </w:p>
-        </w:tc>
-        <w:tc>
-          <w:tcPr>
-            <w:tcW w:type="dxa" w:w="1296"/>
-            <w:tcMar>
-              <w:top w:w="80" w:type="dxa"/>
-              <w:bottom w:w="80" w:type="dxa"/>
-              <w:left w:w="60" w:type="dxa"/>
-              <w:right w:w="60" w:type="dxa"/>
-            </w:tcMar>
-          </w:tcPr>
-          <w:p>
-            <w:pPr>
-              <w:jc w:val="right"/>
-            </w:pPr>
-            <w:r>
-              <w:rPr>
-                <w:b/>
-                <w:sz w:val="18"/>
-              </w:rPr>
-              <w:t>5,000đ</w:t>
-            </w:r>
-          </w:p>
-        </w:tc>
-        <w:tc>
-          <w:tcPr>
-            <w:tcW w:type="dxa" w:w="1440"/>
-            <w:tcMar>
-              <w:top w:w="80" w:type="dxa"/>
-              <w:bottom w:w="80" w:type="dxa"/>
-              <w:left w:w="60" w:type="dxa"/>
-              <w:right w:w="60" w:type="dxa"/>
-            </w:tcMar>
-          </w:tcPr>
-          <w:p>
-            <w:pPr>
-              <w:jc w:val="center"/>
-            </w:pPr>
-            <w:hyperlink r:id="rId18">
-              <w:r>
-                <w:rPr>
-                  <w:color w:val="0284C7"/>
-                  <w:u w:val="single"/>
-                  <w:b/>
-                </w:rPr>
-                <w:t>Xem Web ↗</w:t>
-              </w:r>
-            </w:hyperlink>
-          </w:p>
-        </w:tc>
-      </w:tr>
-      <w:tr>
-        <w:tc>
-          <w:tcPr>
-            <w:tcW w:type="dxa" w:w="576"/>
-            <w:tcMar>
-              <w:top w:w="80" w:type="dxa"/>
-              <w:bottom w:w="80" w:type="dxa"/>
-              <w:left w:w="60" w:type="dxa"/>
-              <w:right w:w="60" w:type="dxa"/>
-            </w:tcMar>
-          </w:tcPr>
-          <w:p>
-            <w:pPr>
-              <w:jc w:val="center"/>
-            </w:pPr>
-            <w:r>
-              <w:rPr>
-                <w:sz w:val="18"/>
-              </w:rPr>
-              <w:t>11</w:t>
-            </w:r>
-          </w:p>
-        </w:tc>
-        <w:tc>
-          <w:tcPr>
-            <w:tcW w:type="dxa" w:w="3168"/>
-            <w:tcMar>
-              <w:top w:w="80" w:type="dxa"/>
-              <w:bottom w:w="80" w:type="dxa"/>
-              <w:left w:w="60" w:type="dxa"/>
-              <w:right w:w="60" w:type="dxa"/>
-            </w:tcMar>
-          </w:tcPr>
-          <w:p>
-            <w:r>
-              <w:rPr>
-                <w:b/>
-                <w:sz w:val="18"/>
-              </w:rPr>
-              <w:t>Gói điện trở cắm 1/4W (220Ω, 1kΩ, 4.7kΩ, 10kΩ)</w:t>
-            </w:r>
-          </w:p>
-        </w:tc>
-        <w:tc>
-          <w:tcPr>
-            <w:tcW w:type="dxa" w:w="2592"/>
-            <w:tcMar>
-              <w:top w:w="80" w:type="dxa"/>
-              <w:bottom w:w="80" w:type="dxa"/>
-              <w:left w:w="60" w:type="dxa"/>
-              <w:right w:w="60" w:type="dxa"/>
-            </w:tcMar>
-          </w:tcPr>
-          <w:p>
-            <w:r>
-              <w:rPr>
-                <w:color w:val="475569"/>
-                <w:sz w:val="17"/>
-              </w:rPr>
-              <w:t>Trở hạn dòng LED, trở treo nút nhấn, trở phân áp bảo vệ analog</w:t>
-            </w:r>
-          </w:p>
-        </w:tc>
-        <w:tc>
-          <w:tcPr>
-            <w:tcW w:type="dxa" w:w="576"/>
-            <w:tcMar>
-              <w:top w:w="80" w:type="dxa"/>
-              <w:bottom w:w="80" w:type="dxa"/>
-              <w:left w:w="60" w:type="dxa"/>
-              <w:right w:w="60" w:type="dxa"/>
-            </w:tcMar>
-          </w:tcPr>
-          <w:p>
-            <w:pPr>
-              <w:jc w:val="center"/>
-            </w:pPr>
-            <w:r>
-              <w:rPr>
-                <w:sz w:val="18"/>
-              </w:rPr>
-              <w:t>1</w:t>
-            </w:r>
-          </w:p>
-        </w:tc>
-        <w:tc>
-          <w:tcPr>
-            <w:tcW w:type="dxa" w:w="1152"/>
-            <w:tcMar>
-              <w:top w:w="80" w:type="dxa"/>
-              <w:bottom w:w="80" w:type="dxa"/>
-              <w:left w:w="60" w:type="dxa"/>
-              <w:right w:w="60" w:type="dxa"/>
-            </w:tcMar>
-          </w:tcPr>
-          <w:p>
-            <w:pPr>
-              <w:jc w:val="right"/>
-            </w:pPr>
-            <w:r>
-              <w:rPr>
-                <w:sz w:val="18"/>
-              </w:rPr>
-              <w:t>10,000đ</w:t>
-            </w:r>
-          </w:p>
-        </w:tc>
-        <w:tc>
-          <w:tcPr>
-            <w:tcW w:type="dxa" w:w="1296"/>
-            <w:tcMar>
-              <w:top w:w="80" w:type="dxa"/>
-              <w:bottom w:w="80" w:type="dxa"/>
-              <w:left w:w="60" w:type="dxa"/>
-              <w:right w:w="60" w:type="dxa"/>
-            </w:tcMar>
-          </w:tcPr>
-          <w:p>
-            <w:pPr>
-              <w:jc w:val="right"/>
-            </w:pPr>
-            <w:r>
-              <w:rPr>
-                <w:b/>
-                <w:sz w:val="18"/>
-              </w:rPr>
-              <w:t>10,000đ</w:t>
-            </w:r>
-          </w:p>
-        </w:tc>
-        <w:tc>
-          <w:tcPr>
-            <w:tcW w:type="dxa" w:w="1440"/>
-            <w:tcMar>
-              <w:top w:w="80" w:type="dxa"/>
-              <w:bottom w:w="80" w:type="dxa"/>
-              <w:left w:w="60" w:type="dxa"/>
-              <w:right w:w="60" w:type="dxa"/>
-            </w:tcMar>
-          </w:tcPr>
-          <w:p>
-            <w:pPr>
-              <w:jc w:val="center"/>
-            </w:pPr>
-            <w:hyperlink r:id="rId19">
-              <w:r>
-                <w:rPr>
-                  <w:color w:val="0284C7"/>
-                  <w:u w:val="single"/>
-                  <w:b/>
-                </w:rPr>
-                <w:t>Xem Web ↗</w:t>
-              </w:r>
-            </w:hyperlink>
-          </w:p>
-        </w:tc>
-      </w:tr>
-      <w:tr>
-        <w:tc>
-          <w:tcPr>
-            <w:tcW w:type="dxa" w:w="576"/>
-            <w:tcMar>
-              <w:top w:w="80" w:type="dxa"/>
-              <w:bottom w:w="80" w:type="dxa"/>
-              <w:left w:w="60" w:type="dxa"/>
-              <w:right w:w="60" w:type="dxa"/>
-            </w:tcMar>
-          </w:tcPr>
-          <w:p>
-            <w:pPr>
-              <w:jc w:val="center"/>
-            </w:pPr>
-            <w:r>
-              <w:rPr>
-                <w:sz w:val="18"/>
-              </w:rPr>
-              <w:t>12</w:t>
-            </w:r>
-          </w:p>
-        </w:tc>
-        <w:tc>
-          <w:tcPr>
-            <w:tcW w:type="dxa" w:w="3168"/>
-            <w:tcMar>
-              <w:top w:w="80" w:type="dxa"/>
-              <w:bottom w:w="80" w:type="dxa"/>
-              <w:left w:w="60" w:type="dxa"/>
-              <w:right w:w="60" w:type="dxa"/>
-            </w:tcMar>
-          </w:tcPr>
-          <w:p>
-            <w:r>
-              <w:rPr>
-                <w:b/>
-                <w:sz w:val="18"/>
-              </w:rPr>
-              <w:t>Đèn LED phi 5mm (Đỏ + Xanh lá)</w:t>
-            </w:r>
-          </w:p>
-        </w:tc>
-        <w:tc>
-          <w:tcPr>
-            <w:tcW w:type="dxa" w:w="2592"/>
-            <w:tcMar>
-              <w:top w:w="80" w:type="dxa"/>
-              <w:bottom w:w="80" w:type="dxa"/>
-              <w:left w:w="60" w:type="dxa"/>
-              <w:right w:w="60" w:type="dxa"/>
-            </w:tcMar>
-          </w:tcPr>
-          <w:p>
-            <w:r>
-              <w:rPr>
-                <w:color w:val="475569"/>
-                <w:sz w:val="17"/>
-              </w:rPr>
-              <w:t>Báo trạng thái trời mưa (LED27) và đèn báo nguồn/bơm</w:t>
-            </w:r>
-          </w:p>
-        </w:tc>
-        <w:tc>
-          <w:tcPr>
-            <w:tcW w:type="dxa" w:w="576"/>
-            <w:tcMar>
-              <w:top w:w="80" w:type="dxa"/>
-              <w:bottom w:w="80" w:type="dxa"/>
-              <w:left w:w="60" w:type="dxa"/>
-              <w:right w:w="60" w:type="dxa"/>
-            </w:tcMar>
-          </w:tcPr>
-          <w:p>
-            <w:pPr>
-              <w:jc w:val="center"/>
-            </w:pPr>
-            <w:r>
-              <w:rPr>
-                <w:sz w:val="18"/>
-              </w:rPr>
-              <w:t>5</w:t>
-            </w:r>
-          </w:p>
-        </w:tc>
-        <w:tc>
-          <w:tcPr>
-            <w:tcW w:type="dxa" w:w="1152"/>
-            <w:tcMar>
-              <w:top w:w="80" w:type="dxa"/>
-              <w:bottom w:w="80" w:type="dxa"/>
-              <w:left w:w="60" w:type="dxa"/>
-              <w:right w:w="60" w:type="dxa"/>
-            </w:tcMar>
-          </w:tcPr>
-          <w:p>
-            <w:pPr>
-              <w:jc w:val="right"/>
-            </w:pPr>
-            <w:r>
-              <w:rPr>
-                <w:sz w:val="18"/>
-              </w:rPr>
-              <w:t>1,000đ</w:t>
-            </w:r>
-          </w:p>
-        </w:tc>
-        <w:tc>
-          <w:tcPr>
-            <w:tcW w:type="dxa" w:w="1296"/>
-            <w:tcMar>
-              <w:top w:w="80" w:type="dxa"/>
-              <w:bottom w:w="80" w:type="dxa"/>
-              <w:left w:w="60" w:type="dxa"/>
-              <w:right w:w="60" w:type="dxa"/>
-            </w:tcMar>
-          </w:tcPr>
-          <w:p>
-            <w:pPr>
-              <w:jc w:val="right"/>
-            </w:pPr>
-            <w:r>
-              <w:rPr>
-                <w:b/>
-                <w:sz w:val="18"/>
-              </w:rPr>
-              <w:t>5,000đ</w:t>
-            </w:r>
-          </w:p>
-        </w:tc>
-        <w:tc>
-          <w:tcPr>
-            <w:tcW w:type="dxa" w:w="1440"/>
-            <w:tcMar>
-              <w:top w:w="80" w:type="dxa"/>
-              <w:bottom w:w="80" w:type="dxa"/>
-              <w:left w:w="60" w:type="dxa"/>
-              <w:right w:w="60" w:type="dxa"/>
-            </w:tcMar>
-          </w:tcPr>
-          <w:p>
-            <w:pPr>
-              <w:jc w:val="center"/>
-            </w:pPr>
-            <w:hyperlink r:id="rId20">
-              <w:r>
-                <w:rPr>
-                  <w:color w:val="0284C7"/>
-                  <w:u w:val="single"/>
-                  <w:b/>
-                </w:rPr>
-                <w:t>Xem Web ↗</w:t>
-              </w:r>
-            </w:hyperlink>
-          </w:p>
-        </w:tc>
-      </w:tr>
-      <w:tr>
-        <w:tc>
-          <w:tcPr>
-            <w:tcW w:type="dxa" w:w="576"/>
-            <w:tcMar>
-              <w:top w:w="80" w:type="dxa"/>
-              <w:bottom w:w="80" w:type="dxa"/>
-              <w:left w:w="60" w:type="dxa"/>
-              <w:right w:w="60" w:type="dxa"/>
-            </w:tcMar>
-          </w:tcPr>
-          <w:p>
-            <w:pPr>
-              <w:jc w:val="center"/>
-            </w:pPr>
-            <w:r>
-              <w:rPr>
-                <w:sz w:val="18"/>
-              </w:rPr>
-              <w:t>13</w:t>
-            </w:r>
-          </w:p>
-        </w:tc>
-        <w:tc>
-          <w:tcPr>
-            <w:tcW w:type="dxa" w:w="3168"/>
-            <w:tcMar>
-              <w:top w:w="80" w:type="dxa"/>
-              <w:bottom w:w="80" w:type="dxa"/>
-              <w:left w:w="60" w:type="dxa"/>
-              <w:right w:w="60" w:type="dxa"/>
-            </w:tcMar>
-          </w:tcPr>
-          <w:p>
-            <w:r>
-              <w:rPr>
-                <w:b/>
-                <w:sz w:val="18"/>
-              </w:rPr>
-              <w:t>Nút nhấn 4 chân 12x12mm hoặc 6x6mm</w:t>
-            </w:r>
-          </w:p>
-        </w:tc>
-        <w:tc>
-          <w:tcPr>
-            <w:tcW w:type="dxa" w:w="2592"/>
-            <w:tcMar>
-              <w:top w:w="80" w:type="dxa"/>
-              <w:bottom w:w="80" w:type="dxa"/>
-              <w:left w:w="60" w:type="dxa"/>
-              <w:right w:w="60" w:type="dxa"/>
-            </w:tcMar>
-          </w:tcPr>
-          <w:p>
-            <w:r>
-              <w:rPr>
-                <w:color w:val="475569"/>
-                <w:sz w:val="17"/>
-              </w:rPr>
-              <w:t>Làm nút nhấn Bơm tay (GPIO33) và nút Dừng khẩn cấp STOP</w:t>
-            </w:r>
-          </w:p>
-        </w:tc>
-        <w:tc>
-          <w:tcPr>
-            <w:tcW w:type="dxa" w:w="576"/>
-            <w:tcMar>
-              <w:top w:w="80" w:type="dxa"/>
-              <w:bottom w:w="80" w:type="dxa"/>
-              <w:left w:w="60" w:type="dxa"/>
-              <w:right w:w="60" w:type="dxa"/>
-            </w:tcMar>
-          </w:tcPr>
-          <w:p>
-            <w:pPr>
-              <w:jc w:val="center"/>
-            </w:pPr>
-            <w:r>
-              <w:rPr>
-                <w:sz w:val="18"/>
-              </w:rPr>
-              <w:t>3</w:t>
-            </w:r>
-          </w:p>
-        </w:tc>
-        <w:tc>
-          <w:tcPr>
-            <w:tcW w:type="dxa" w:w="1152"/>
-            <w:tcMar>
-              <w:top w:w="80" w:type="dxa"/>
-              <w:bottom w:w="80" w:type="dxa"/>
-              <w:left w:w="60" w:type="dxa"/>
-              <w:right w:w="60" w:type="dxa"/>
-            </w:tcMar>
-          </w:tcPr>
-          <w:p>
-            <w:pPr>
-              <w:jc w:val="right"/>
-            </w:pPr>
-            <w:r>
-              <w:rPr>
-                <w:sz w:val="18"/>
-              </w:rPr>
-              <w:t>2,000đ</w:t>
-            </w:r>
-          </w:p>
-        </w:tc>
-        <w:tc>
-          <w:tcPr>
-            <w:tcW w:type="dxa" w:w="1296"/>
-            <w:tcMar>
-              <w:top w:w="80" w:type="dxa"/>
-              <w:bottom w:w="80" w:type="dxa"/>
-              <w:left w:w="60" w:type="dxa"/>
-              <w:right w:w="60" w:type="dxa"/>
-            </w:tcMar>
-          </w:tcPr>
-          <w:p>
-            <w:pPr>
-              <w:jc w:val="right"/>
-            </w:pPr>
-            <w:r>
-              <w:rPr>
-                <w:b/>
-                <w:sz w:val="18"/>
-              </w:rPr>
-              <w:t>6,000đ</w:t>
-            </w:r>
-          </w:p>
-        </w:tc>
-        <w:tc>
-          <w:tcPr>
-            <w:tcW w:type="dxa" w:w="1440"/>
-            <w:tcMar>
-              <w:top w:w="80" w:type="dxa"/>
-              <w:bottom w:w="80" w:type="dxa"/>
-              <w:left w:w="60" w:type="dxa"/>
-              <w:right w:w="60" w:type="dxa"/>
-            </w:tcMar>
-          </w:tcPr>
-          <w:p>
-            <w:pPr>
-              <w:jc w:val="center"/>
-            </w:pPr>
-            <w:hyperlink r:id="rId21">
-              <w:r>
-                <w:rPr>
-                  <w:color w:val="0284C7"/>
-                  <w:u w:val="single"/>
-                  <w:b/>
-                </w:rPr>
-                <w:t>Xem Web ↗</w:t>
-              </w:r>
-            </w:hyperlink>
-          </w:p>
-        </w:tc>
-      </w:tr>
-      <w:tr>
-        <w:tc>
-          <w:tcPr>
-            <w:tcW w:type="dxa" w:w="576"/>
-            <w:tcMar>
-              <w:top w:w="80" w:type="dxa"/>
-              <w:bottom w:w="80" w:type="dxa"/>
-              <w:left w:w="60" w:type="dxa"/>
-              <w:right w:w="60" w:type="dxa"/>
-            </w:tcMar>
-          </w:tcPr>
-          <w:p>
-            <w:pPr>
-              <w:jc w:val="center"/>
-            </w:pPr>
-            <w:r>
-              <w:rPr>
-                <w:sz w:val="18"/>
-              </w:rPr>
-              <w:t>14</w:t>
-            </w:r>
-          </w:p>
-        </w:tc>
-        <w:tc>
-          <w:tcPr>
-            <w:tcW w:type="dxa" w:w="3168"/>
-            <w:tcMar>
-              <w:top w:w="80" w:type="dxa"/>
-              <w:bottom w:w="80" w:type="dxa"/>
-              <w:left w:w="60" w:type="dxa"/>
-              <w:right w:w="60" w:type="dxa"/>
-            </w:tcMar>
-          </w:tcPr>
-          <w:p>
-            <w:r>
-              <w:rPr>
-                <w:b/>
-                <w:sz w:val="18"/>
-              </w:rPr>
-              <w:t>Testboard MB-102 (Breadboard 830 lỗ)</w:t>
-            </w:r>
-          </w:p>
-        </w:tc>
-        <w:tc>
-          <w:tcPr>
-            <w:tcW w:type="dxa" w:w="2592"/>
-            <w:tcMar>
-              <w:top w:w="80" w:type="dxa"/>
-              <w:bottom w:w="80" w:type="dxa"/>
-              <w:left w:w="60" w:type="dxa"/>
-              <w:right w:w="60" w:type="dxa"/>
-            </w:tcMar>
-          </w:tcPr>
-          <w:p>
-            <w:r>
-              <w:rPr>
-                <w:color w:val="475569"/>
-                <w:sz w:val="17"/>
-              </w:rPr>
-              <w:t>Cắm linh kiện thử nghiệm không cần hàn chì, tái sử dụng nhiều lần</w:t>
-            </w:r>
-          </w:p>
-        </w:tc>
-        <w:tc>
-          <w:tcPr>
-            <w:tcW w:type="dxa" w:w="576"/>
-            <w:tcMar>
-              <w:top w:w="80" w:type="dxa"/>
-              <w:bottom w:w="80" w:type="dxa"/>
-              <w:left w:w="60" w:type="dxa"/>
-              <w:right w:w="60" w:type="dxa"/>
-            </w:tcMar>
-          </w:tcPr>
-          <w:p>
-            <w:pPr>
-              <w:jc w:val="center"/>
-            </w:pPr>
-            <w:r>
-              <w:rPr>
-                <w:sz w:val="18"/>
-              </w:rPr>
-              <w:t>1</w:t>
-            </w:r>
-          </w:p>
-        </w:tc>
-        <w:tc>
-          <w:tcPr>
-            <w:tcW w:type="dxa" w:w="1152"/>
-            <w:tcMar>
-              <w:top w:w="80" w:type="dxa"/>
-              <w:bottom w:w="80" w:type="dxa"/>
-              <w:left w:w="60" w:type="dxa"/>
-              <w:right w:w="60" w:type="dxa"/>
-            </w:tcMar>
-          </w:tcPr>
-          <w:p>
-            <w:pPr>
-              <w:jc w:val="right"/>
-            </w:pPr>
-            <w:r>
-              <w:rPr>
-                <w:sz w:val="18"/>
-              </w:rPr>
-              <w:t>38,000đ</w:t>
-            </w:r>
-          </w:p>
-        </w:tc>
-        <w:tc>
-          <w:tcPr>
-            <w:tcW w:type="dxa" w:w="1296"/>
-            <w:tcMar>
-              <w:top w:w="80" w:type="dxa"/>
-              <w:bottom w:w="80" w:type="dxa"/>
-              <w:left w:w="60" w:type="dxa"/>
-              <w:right w:w="60" w:type="dxa"/>
-            </w:tcMar>
-          </w:tcPr>
-          <w:p>
-            <w:pPr>
-              <w:jc w:val="right"/>
-            </w:pPr>
-            <w:r>
-              <w:rPr>
-                <w:b/>
-                <w:sz w:val="18"/>
-              </w:rPr>
-              <w:t>38,000đ</w:t>
-            </w:r>
-          </w:p>
-        </w:tc>
-        <w:tc>
-          <w:tcPr>
-            <w:tcW w:type="dxa" w:w="1440"/>
-            <w:tcMar>
-              <w:top w:w="80" w:type="dxa"/>
-              <w:bottom w:w="80" w:type="dxa"/>
-              <w:left w:w="60" w:type="dxa"/>
-              <w:right w:w="60" w:type="dxa"/>
-            </w:tcMar>
-          </w:tcPr>
-          <w:p>
-            <w:pPr>
-              <w:jc w:val="center"/>
-            </w:pPr>
-            <w:hyperlink r:id="rId22">
-              <w:r>
-                <w:rPr>
-                  <w:color w:val="0284C7"/>
-                  <w:u w:val="single"/>
-                  <w:b/>
-                </w:rPr>
-                <w:t>Xem Web ↗</w:t>
-              </w:r>
-            </w:hyperlink>
-          </w:p>
-        </w:tc>
-      </w:tr>
-      <w:tr>
-        <w:tc>
-          <w:tcPr>
-            <w:tcW w:type="dxa" w:w="576"/>
-            <w:tcMar>
-              <w:top w:w="80" w:type="dxa"/>
-              <w:bottom w:w="80" w:type="dxa"/>
-              <w:left w:w="60" w:type="dxa"/>
-              <w:right w:w="60" w:type="dxa"/>
-            </w:tcMar>
-          </w:tcPr>
-          <w:p>
-            <w:pPr>
-              <w:jc w:val="center"/>
-            </w:pPr>
-            <w:r>
-              <w:rPr>
-                <w:sz w:val="18"/>
-              </w:rPr>
-              <w:t>15</w:t>
-            </w:r>
-          </w:p>
-        </w:tc>
-        <w:tc>
-          <w:tcPr>
-            <w:tcW w:type="dxa" w:w="3168"/>
-            <w:tcMar>
-              <w:top w:w="80" w:type="dxa"/>
-              <w:bottom w:w="80" w:type="dxa"/>
-              <w:left w:w="60" w:type="dxa"/>
-              <w:right w:w="60" w:type="dxa"/>
-            </w:tcMar>
-          </w:tcPr>
-          <w:p>
-            <w:r>
-              <w:rPr>
-                <w:b/>
-                <w:sz w:val="18"/>
-              </w:rPr>
-              <w:t>Bó dây cắm Dupont 20cm (Combo Đực-Đực, Đực-Cái)</w:t>
-            </w:r>
-          </w:p>
-        </w:tc>
-        <w:tc>
-          <w:tcPr>
-            <w:tcW w:type="dxa" w:w="2592"/>
-            <w:tcMar>
-              <w:top w:w="80" w:type="dxa"/>
-              <w:bottom w:w="80" w:type="dxa"/>
-              <w:left w:w="60" w:type="dxa"/>
-              <w:right w:w="60" w:type="dxa"/>
-            </w:tcMar>
-          </w:tcPr>
-          <w:p>
-            <w:r>
-              <w:rPr>
-                <w:color w:val="475569"/>
-                <w:sz w:val="17"/>
-              </w:rPr>
-              <w:t>Chuẩn 20cm x 40 sợi, lõi đồng dẻo, cắm giữa ESP32, cảm biến và board</w:t>
-            </w:r>
-          </w:p>
-        </w:tc>
-        <w:tc>
-          <w:tcPr>
-            <w:tcW w:type="dxa" w:w="576"/>
-            <w:tcMar>
-              <w:top w:w="80" w:type="dxa"/>
-              <w:bottom w:w="80" w:type="dxa"/>
-              <w:left w:w="60" w:type="dxa"/>
-              <w:right w:w="60" w:type="dxa"/>
-            </w:tcMar>
-          </w:tcPr>
-          <w:p>
-            <w:pPr>
-              <w:jc w:val="center"/>
-            </w:pPr>
-            <w:r>
-              <w:rPr>
-                <w:sz w:val="18"/>
-              </w:rPr>
-              <w:t>2</w:t>
-            </w:r>
-          </w:p>
-        </w:tc>
-        <w:tc>
-          <w:tcPr>
-            <w:tcW w:type="dxa" w:w="1152"/>
-            <w:tcMar>
-              <w:top w:w="80" w:type="dxa"/>
-              <w:bottom w:w="80" w:type="dxa"/>
-              <w:left w:w="60" w:type="dxa"/>
-              <w:right w:w="60" w:type="dxa"/>
-            </w:tcMar>
-          </w:tcPr>
-          <w:p>
-            <w:pPr>
-              <w:jc w:val="right"/>
-            </w:pPr>
-            <w:r>
-              <w:rPr>
-                <w:sz w:val="18"/>
-              </w:rPr>
-              <w:t>18,000đ</w:t>
-            </w:r>
-          </w:p>
-        </w:tc>
-        <w:tc>
-          <w:tcPr>
-            <w:tcW w:type="dxa" w:w="1296"/>
-            <w:tcMar>
-              <w:top w:w="80" w:type="dxa"/>
-              <w:bottom w:w="80" w:type="dxa"/>
-              <w:left w:w="60" w:type="dxa"/>
-              <w:right w:w="60" w:type="dxa"/>
-            </w:tcMar>
-          </w:tcPr>
-          <w:p>
-            <w:pPr>
-              <w:jc w:val="right"/>
-            </w:pPr>
-            <w:r>
-              <w:rPr>
-                <w:b/>
-                <w:sz w:val="18"/>
-              </w:rPr>
-              <w:t>36,000đ</w:t>
-            </w:r>
-          </w:p>
-        </w:tc>
-        <w:tc>
-          <w:tcPr>
-            <w:tcW w:type="dxa" w:w="1440"/>
-            <w:tcMar>
-              <w:top w:w="80" w:type="dxa"/>
-              <w:bottom w:w="80" w:type="dxa"/>
-              <w:left w:w="60" w:type="dxa"/>
-              <w:right w:w="60" w:type="dxa"/>
-            </w:tcMar>
-          </w:tcPr>
-          <w:p>
-            <w:pPr>
-              <w:jc w:val="center"/>
-            </w:pPr>
-            <w:hyperlink r:id="rId23">
-              <w:r>
-                <w:rPr>
-                  <w:color w:val="0284C7"/>
-                  <w:u w:val="single"/>
-                  <w:b/>
-                </w:rPr>
-                <w:t>Xem Web ↗</w:t>
-              </w:r>
-            </w:hyperlink>
-          </w:p>
-        </w:tc>
-      </w:tr>
-      <w:tr>
-        <w:tc>
-          <w:tcPr>
-            <w:tcW w:type="dxa" w:w="7095"/>
-            <w:gridSpan w:val="5"/>
-            <w:shd w:fill="F1F5F9"/>
-            <w:tcMar>
-              <w:top w:w="100" w:type="dxa"/>
-              <w:bottom w:w="100" w:type="dxa"/>
-              <w:left w:w="100" w:type="dxa"/>
-              <w:right w:w="100" w:type="dxa"/>
-            </w:tcMar>
-          </w:tcPr>
-          <w:p>
-            <w:pPr>
-              <w:jc w:val="right"/>
-            </w:pPr>
-            <w:r>
-              <w:rPr>
-                <w:b/>
-                <w:sz w:val="20"/>
-              </w:rPr>
-              <w:t>TỔNG CỘNG TIỀN LINH KIỆN:</w:t>
-            </w:r>
-          </w:p>
-        </w:tc>
-        <w:tc>
-          <w:tcPr>
-            <w:tcW w:type="dxa" w:w="1419"/>
-            <w:shd w:fill="DCFCE7"/>
-            <w:tcMar>
-              <w:top w:w="100" w:type="dxa"/>
-              <w:bottom w:w="100" w:type="dxa"/>
-              <w:left w:w="100" w:type="dxa"/>
-              <w:right w:w="100" w:type="dxa"/>
-            </w:tcMar>
-          </w:tcPr>
-          <w:p>
-            <w:pPr>
-              <w:jc w:val="right"/>
-            </w:pPr>
-            <w:r>
-              <w:rPr>
-                <w:b/>
-                <w:color w:val="166534"/>
-                <w:sz w:val="21"/>
-              </w:rPr>
-              <w:t>500,000 VNĐ</w:t>
-            </w:r>
-          </w:p>
-        </w:tc>
-        <w:tc>
-          <w:tcPr>
-            <w:tcW w:type="dxa" w:w="1419"/>
-            <w:shd w:fill="F1F5F9"/>
-          </w:tcPr>
-          <w:p/>
-        </w:tc>
-      </w:tr>
-    </w:tbl>
-    <w:p>
-      <w:pPr>
-        <w:spacing w:after="280"/>
-      </w:pPr>
     </w:p>
     <w:p>
       <w:r>
         <w:rPr>
-          <w:b/>
-          <w:color w:val="125A3A"/>
-          <w:sz w:val="24"/>
+          <w:sz w:val="19"/>
         </w:rPr>
-        <w:t>II. CHIẾN LƯỢC TỐI ƯU KINH PHÍ SINH VIÊN (2 PHƯƠNG ÁN NGUỒN)</w:t>
+        <w:t xml:space="preserve">• Bước 1: Truy cập trang web </w:t>
       </w:r>
-    </w:p>
-    <w:tbl>
-      <w:tblPr>
-        <w:tblW w:type="auto" w:w="0"/>
-        <w:jc w:val="center"/>
-        <w:tblLayout w:type="fixed"/>
-        <w:tblLook w:firstColumn="1" w:firstRow="1" w:lastColumn="0" w:lastRow="0" w:noHBand="0" w:noVBand="1" w:val="04A0"/>
-      </w:tblPr>
-      <w:tblGrid>
-        <w:gridCol w:w="4968"/>
-        <w:gridCol w:w="4968"/>
-      </w:tblGrid>
-      <w:tr>
-        <w:tc>
-          <w:tcPr>
-            <w:tcW w:type="dxa" w:w="4896"/>
-            <w:shd w:fill="0284C7"/>
-            <w:tcMar>
-              <w:top w:w="100" w:type="dxa"/>
-              <w:bottom w:w="100" w:type="dxa"/>
-              <w:left w:w="100" w:type="dxa"/>
-              <w:right w:w="100" w:type="dxa"/>
-            </w:tcMar>
-          </w:tcPr>
-          <w:p>
-            <w:pPr>
-              <w:jc w:val="center"/>
-            </w:pPr>
-            <w:r>
-              <w:rPr>
-                <w:b/>
-                <w:color w:val="FFFFFF"/>
-                <w:sz w:val="20"/>
-              </w:rPr>
-              <w:t>🌟 PHƯƠNG ÁN A: NGUỒN 5V USB (KHUYÊN DÙNG)</w:t>
-            </w:r>
-          </w:p>
-        </w:tc>
-        <w:tc>
-          <w:tcPr>
-            <w:tcW w:type="dxa" w:w="4896"/>
-            <w:shd w:fill="D97706"/>
-            <w:tcMar>
-              <w:top w:w="100" w:type="dxa"/>
-              <w:bottom w:w="100" w:type="dxa"/>
-              <w:left w:w="100" w:type="dxa"/>
-              <w:right w:w="100" w:type="dxa"/>
-            </w:tcMar>
-          </w:tcPr>
-          <w:p>
-            <w:pPr>
-              <w:jc w:val="center"/>
-            </w:pPr>
-            <w:r>
-              <w:rPr>
-                <w:b/>
-                <w:color w:val="FFFFFF"/>
-                <w:sz w:val="20"/>
-              </w:rPr>
-              <w:t>⚡ PHƯƠNG ÁN B: NGUỒN 12V ĐỘC LẬP (CÔNG SUẤT CAO)</w:t>
-            </w:r>
-          </w:p>
-        </w:tc>
-      </w:tr>
-      <w:tr>
-        <w:tc>
-          <w:tcPr>
-            <w:tcW w:type="dxa" w:w="4968"/>
-            <w:shd w:fill="F0F9FF"/>
-            <w:tcMar>
-              <w:top w:w="100" w:type="dxa"/>
-              <w:bottom w:w="100" w:type="dxa"/>
-              <w:left w:w="120" w:type="dxa"/>
-              <w:right w:w="120" w:type="dxa"/>
-            </w:tcMar>
-          </w:tcPr>
-          <w:p>
-            <w:r>
-              <w:rPr>
-                <w:sz w:val="19"/>
-              </w:rPr>
-              <w:t>• Thiết bị: Bơm chìm mini 5V (35.000đ).</w:t>
-              <w:br/>
-              <w:t>• Nguồn cấp: Tận dụng củ sạc điện thoại 5V 2A có sẵn tại nhà qua cáp USB.</w:t>
-              <w:br/>
-              <w:t>• Ưu điểm: KHÔNG CẦN mua Adapter 12V (tiết kiệm 85k), KHÔNG CẦN module hạ áp LM2596 (tiết kiệm 20k).</w:t>
-              <w:br/>
-              <w:t>• An toàn: Điện áp 5V an toàn tuyệt đối khi thử nghiệm với nước, không sợ chập cháy điện giật.</w:t>
-              <w:br/>
-              <w:t>• Tổng chi phí thực tế: Chỉ ~390.000 VNĐ.</w:t>
-            </w:r>
-          </w:p>
-        </w:tc>
-        <w:tc>
-          <w:tcPr>
-            <w:tcW w:type="dxa" w:w="4968"/>
-            <w:shd w:fill="FFFBEB"/>
-            <w:tcMar>
-              <w:top w:w="100" w:type="dxa"/>
-              <w:bottom w:w="100" w:type="dxa"/>
-              <w:left w:w="120" w:type="dxa"/>
-              <w:right w:w="120" w:type="dxa"/>
-            </w:tcMar>
-          </w:tcPr>
-          <w:p>
-            <w:r>
-              <w:rPr>
-                <w:sz w:val="19"/>
-              </w:rPr>
-              <w:t>• Thiết bị: Bơm màng áp lực 12V (động cơ 370 hoặc 180).</w:t>
-              <w:br/>
-              <w:t>• Nguồn cấp: Cần mua thêm Adapter 12V 2A/3A (~80k - 90k) + Mạch hạ áp LM2596 (19k) để hạ xuống 5V nuôi ESP32.</w:t>
-              <w:br/>
-              <w:t>• Ưu điểm: Bơm nước khỏe, đẩy cao được 1 - 2 mét, phù hợp béc phun sương ngoài vườn thật.</w:t>
-              <w:br/>
-              <w:t>• Nhược điểm: Chi phí tăng thêm ~100k - 120k. Cần chú ý tản nhiệt cho LM2596.</w:t>
-              <w:br/>
-              <w:t>• Tổng chi phí: Khoảng ~510.000 VNĐ.</w:t>
-            </w:r>
-          </w:p>
-        </w:tc>
-      </w:tr>
-      <w:tr>
-        <w:tc>
-          <w:tcPr>
-            <w:tcW w:type="dxa" w:w="4968"/>
-          </w:tcPr>
-          <w:p/>
-        </w:tc>
-        <w:tc>
-          <w:tcPr>
-            <w:tcW w:type="dxa" w:w="4968"/>
-          </w:tcPr>
-          <w:p/>
-        </w:tc>
-      </w:tr>
-    </w:tbl>
-    <w:p>
-      <w:pPr>
-        <w:spacing w:after="280"/>
-      </w:pPr>
-    </w:p>
-    <w:p>
+      <w:hyperlink r:id="rId23">
+        <w:r>
+          <w:rPr>
+            <w:color w:val="0284C7"/>
+            <w:u w:val="single"/>
+            <w:b/>
+          </w:rPr>
+          <w:t>https://www.thegioiic.com/</w:t>
+        </w:r>
+      </w:hyperlink>
       <w:r>
         <w:rPr>
-          <w:b/>
-          <w:color w:val="125A3A"/>
-          <w:sz w:val="24"/>
-        </w:rPr>
-        <w:t>III. SƠ ĐỒ ĐẤU NỐI CHÂN THỰC TẾ (PINOUT MAPPING CHUẨN 1:1)</w:t>
-      </w:r>
-    </w:p>
-    <w:tbl>
-      <w:tblPr>
-        <w:tblW w:type="auto" w:w="0"/>
-        <w:jc w:val="center"/>
-        <w:tblLook w:firstColumn="1" w:firstRow="1" w:lastColumn="0" w:lastRow="0" w:noHBand="0" w:noVBand="1" w:val="04A0"/>
-      </w:tblPr>
-      <w:tblGrid>
-        <w:gridCol w:w="2484"/>
-        <w:gridCol w:w="2484"/>
-        <w:gridCol w:w="2484"/>
-        <w:gridCol w:w="2484"/>
-      </w:tblGrid>
-      <w:tr>
-        <w:tc>
-          <w:tcPr>
-            <w:tcW w:type="dxa" w:w="2484"/>
-            <w:shd w:fill="1E293B"/>
-            <w:tcMar>
-              <w:top w:w="80" w:type="dxa"/>
-              <w:bottom w:w="80" w:type="dxa"/>
-              <w:left w:w="80" w:type="dxa"/>
-              <w:right w:w="80" w:type="dxa"/>
-            </w:tcMar>
-          </w:tcPr>
-          <w:p>
-            <w:r>
-              <w:rPr>
-                <w:b/>
-                <w:color w:val="FFFFFF"/>
-                <w:sz w:val="18"/>
-              </w:rPr>
-              <w:t>Linh Kiện</w:t>
-            </w:r>
-          </w:p>
-        </w:tc>
-        <w:tc>
-          <w:tcPr>
-            <w:tcW w:type="dxa" w:w="2484"/>
-            <w:shd w:fill="1E293B"/>
-            <w:tcMar>
-              <w:top w:w="80" w:type="dxa"/>
-              <w:bottom w:w="80" w:type="dxa"/>
-              <w:left w:w="80" w:type="dxa"/>
-              <w:right w:w="80" w:type="dxa"/>
-            </w:tcMar>
-          </w:tcPr>
-          <w:p>
-            <w:r>
-              <w:rPr>
-                <w:b/>
-                <w:color w:val="FFFFFF"/>
-                <w:sz w:val="18"/>
-              </w:rPr>
-              <w:t>Chân Cảm Biến / Module</w:t>
-            </w:r>
-          </w:p>
-        </w:tc>
-        <w:tc>
-          <w:tcPr>
-            <w:tcW w:type="dxa" w:w="2484"/>
-            <w:shd w:fill="1E293B"/>
-            <w:tcMar>
-              <w:top w:w="80" w:type="dxa"/>
-              <w:bottom w:w="80" w:type="dxa"/>
-              <w:left w:w="80" w:type="dxa"/>
-              <w:right w:w="80" w:type="dxa"/>
-            </w:tcMar>
-          </w:tcPr>
-          <w:p>
-            <w:r>
-              <w:rPr>
-                <w:b/>
-                <w:color w:val="FFFFFF"/>
-                <w:sz w:val="18"/>
-              </w:rPr>
-              <w:t>Chân ESP32 (GPIO)</w:t>
-            </w:r>
-          </w:p>
-        </w:tc>
-        <w:tc>
-          <w:tcPr>
-            <w:tcW w:type="dxa" w:w="2484"/>
-            <w:shd w:fill="1E293B"/>
-            <w:tcMar>
-              <w:top w:w="80" w:type="dxa"/>
-              <w:bottom w:w="80" w:type="dxa"/>
-              <w:left w:w="80" w:type="dxa"/>
-              <w:right w:w="80" w:type="dxa"/>
-            </w:tcMar>
-          </w:tcPr>
-          <w:p>
-            <w:r>
-              <w:rPr>
-                <w:b/>
-                <w:color w:val="FFFFFF"/>
-                <w:sz w:val="18"/>
-              </w:rPr>
-              <w:t>Ghi Chú Kỹ Thuật</w:t>
-            </w:r>
-          </w:p>
-        </w:tc>
-      </w:tr>
-      <w:tr>
-        <w:tc>
-          <w:tcPr>
-            <w:tcW w:type="dxa" w:w="2484"/>
-            <w:tcMar>
-              <w:top w:w="60" w:type="dxa"/>
-              <w:bottom w:w="60" w:type="dxa"/>
-              <w:left w:w="60" w:type="dxa"/>
-              <w:right w:w="60" w:type="dxa"/>
-            </w:tcMar>
-          </w:tcPr>
-          <w:p>
-            <w:r>
-              <w:rPr>
-                <w:sz w:val="18"/>
-              </w:rPr>
-              <w:t>Cảm biến Đất</w:t>
-            </w:r>
-          </w:p>
-        </w:tc>
-        <w:tc>
-          <w:tcPr>
-            <w:tcW w:type="dxa" w:w="2484"/>
-            <w:tcMar>
-              <w:top w:w="60" w:type="dxa"/>
-              <w:bottom w:w="60" w:type="dxa"/>
-              <w:left w:w="60" w:type="dxa"/>
-              <w:right w:w="60" w:type="dxa"/>
-            </w:tcMar>
-          </w:tcPr>
-          <w:p>
-            <w:r>
-              <w:rPr>
-                <w:sz w:val="18"/>
-              </w:rPr>
-              <w:t>Chân AOUT (Analog)</w:t>
-            </w:r>
-          </w:p>
-        </w:tc>
-        <w:tc>
-          <w:tcPr>
-            <w:tcW w:type="dxa" w:w="2484"/>
-            <w:tcMar>
-              <w:top w:w="60" w:type="dxa"/>
-              <w:bottom w:w="60" w:type="dxa"/>
-              <w:left w:w="60" w:type="dxa"/>
-              <w:right w:w="60" w:type="dxa"/>
-            </w:tcMar>
-          </w:tcPr>
-          <w:p>
-            <w:r>
-              <w:rPr>
-                <w:b/>
-                <w:color w:val="0284C7"/>
-                <w:sz w:val="18"/>
-              </w:rPr>
-              <w:t>GPIO 34 (ADC1_CH6)</w:t>
-            </w:r>
-          </w:p>
-        </w:tc>
-        <w:tc>
-          <w:tcPr>
-            <w:tcW w:type="dxa" w:w="2484"/>
-            <w:tcMar>
-              <w:top w:w="60" w:type="dxa"/>
-              <w:bottom w:w="60" w:type="dxa"/>
-              <w:left w:w="60" w:type="dxa"/>
-              <w:right w:w="60" w:type="dxa"/>
-            </w:tcMar>
-          </w:tcPr>
-          <w:p>
-            <w:r>
-              <w:rPr>
-                <w:sz w:val="18"/>
-              </w:rPr>
-              <w:t>Đo điện áp đất, không bị nhiễu Wi-Fi (ADC1)</w:t>
-            </w:r>
-          </w:p>
-        </w:tc>
-      </w:tr>
-      <w:tr>
-        <w:tc>
-          <w:tcPr>
-            <w:tcW w:type="dxa" w:w="2484"/>
-            <w:tcMar>
-              <w:top w:w="60" w:type="dxa"/>
-              <w:bottom w:w="60" w:type="dxa"/>
-              <w:left w:w="60" w:type="dxa"/>
-              <w:right w:w="60" w:type="dxa"/>
-            </w:tcMar>
-          </w:tcPr>
-          <w:p>
-            <w:r>
-              <w:rPr>
-                <w:sz w:val="18"/>
-              </w:rPr>
-              <w:t>Cảm biến Mưa</w:t>
-            </w:r>
-          </w:p>
-        </w:tc>
-        <w:tc>
-          <w:tcPr>
-            <w:tcW w:type="dxa" w:w="2484"/>
-            <w:tcMar>
-              <w:top w:w="60" w:type="dxa"/>
-              <w:bottom w:w="60" w:type="dxa"/>
-              <w:left w:w="60" w:type="dxa"/>
-              <w:right w:w="60" w:type="dxa"/>
-            </w:tcMar>
-          </w:tcPr>
-          <w:p>
-            <w:r>
-              <w:rPr>
-                <w:sz w:val="18"/>
-              </w:rPr>
-              <w:t>Chân AOUT / DOUT</w:t>
-            </w:r>
-          </w:p>
-        </w:tc>
-        <w:tc>
-          <w:tcPr>
-            <w:tcW w:type="dxa" w:w="2484"/>
-            <w:tcMar>
-              <w:top w:w="60" w:type="dxa"/>
-              <w:bottom w:w="60" w:type="dxa"/>
-              <w:left w:w="60" w:type="dxa"/>
-              <w:right w:w="60" w:type="dxa"/>
-            </w:tcMar>
-          </w:tcPr>
-          <w:p>
-            <w:r>
-              <w:rPr>
-                <w:b/>
-                <w:color w:val="0284C7"/>
-                <w:sz w:val="18"/>
-              </w:rPr>
-              <w:t>GPIO 35 (ADC1_CH7)</w:t>
-            </w:r>
-          </w:p>
-        </w:tc>
-        <w:tc>
-          <w:tcPr>
-            <w:tcW w:type="dxa" w:w="2484"/>
-            <w:tcMar>
-              <w:top w:w="60" w:type="dxa"/>
-              <w:bottom w:w="60" w:type="dxa"/>
-              <w:left w:w="60" w:type="dxa"/>
-              <w:right w:w="60" w:type="dxa"/>
-            </w:tcMar>
-          </w:tcPr>
-          <w:p>
-            <w:r>
-              <w:rPr>
-                <w:sz w:val="18"/>
-              </w:rPr>
-              <w:t>Mưa ướt tấm cảm ứng -&gt; giảm điện áp analog</w:t>
-            </w:r>
-          </w:p>
-        </w:tc>
-      </w:tr>
-      <w:tr>
-        <w:tc>
-          <w:tcPr>
-            <w:tcW w:type="dxa" w:w="2484"/>
-            <w:tcMar>
-              <w:top w:w="60" w:type="dxa"/>
-              <w:bottom w:w="60" w:type="dxa"/>
-              <w:left w:w="60" w:type="dxa"/>
-              <w:right w:w="60" w:type="dxa"/>
-            </w:tcMar>
-          </w:tcPr>
-          <w:p>
-            <w:r>
-              <w:rPr>
-                <w:sz w:val="18"/>
-              </w:rPr>
-              <w:t>Cảm biến DHT22</w:t>
-            </w:r>
-          </w:p>
-        </w:tc>
-        <w:tc>
-          <w:tcPr>
-            <w:tcW w:type="dxa" w:w="2484"/>
-            <w:tcMar>
-              <w:top w:w="60" w:type="dxa"/>
-              <w:bottom w:w="60" w:type="dxa"/>
-              <w:left w:w="60" w:type="dxa"/>
-              <w:right w:w="60" w:type="dxa"/>
-            </w:tcMar>
-          </w:tcPr>
-          <w:p>
-            <w:r>
-              <w:rPr>
-                <w:sz w:val="18"/>
-              </w:rPr>
-              <w:t>Chân DATA</w:t>
-            </w:r>
-          </w:p>
-        </w:tc>
-        <w:tc>
-          <w:tcPr>
-            <w:tcW w:type="dxa" w:w="2484"/>
-            <w:tcMar>
-              <w:top w:w="60" w:type="dxa"/>
-              <w:bottom w:w="60" w:type="dxa"/>
-              <w:left w:w="60" w:type="dxa"/>
-              <w:right w:w="60" w:type="dxa"/>
-            </w:tcMar>
-          </w:tcPr>
-          <w:p>
-            <w:r>
-              <w:rPr>
-                <w:b/>
-                <w:color w:val="0284C7"/>
-                <w:sz w:val="18"/>
-              </w:rPr>
-              <w:t>GPIO 19 (Digital)</w:t>
-            </w:r>
-          </w:p>
-        </w:tc>
-        <w:tc>
-          <w:tcPr>
-            <w:tcW w:type="dxa" w:w="2484"/>
-            <w:tcMar>
-              <w:top w:w="60" w:type="dxa"/>
-              <w:bottom w:w="60" w:type="dxa"/>
-              <w:left w:w="60" w:type="dxa"/>
-              <w:right w:w="60" w:type="dxa"/>
-            </w:tcMar>
-          </w:tcPr>
-          <w:p>
-            <w:r>
-              <w:rPr>
-                <w:sz w:val="18"/>
-              </w:rPr>
-              <w:t>Đọc nhiệt độ/độ ẩm, cần trở treo 4.7k-10k lên 3V3</w:t>
-            </w:r>
-          </w:p>
-        </w:tc>
-      </w:tr>
-      <w:tr>
-        <w:tc>
-          <w:tcPr>
-            <w:tcW w:type="dxa" w:w="2484"/>
-            <w:tcMar>
-              <w:top w:w="60" w:type="dxa"/>
-              <w:bottom w:w="60" w:type="dxa"/>
-              <w:left w:w="60" w:type="dxa"/>
-              <w:right w:w="60" w:type="dxa"/>
-            </w:tcMar>
-          </w:tcPr>
-          <w:p>
-            <w:r>
-              <w:rPr>
-                <w:sz w:val="18"/>
-              </w:rPr>
-              <w:t>Relay Bơm</w:t>
-            </w:r>
-          </w:p>
-        </w:tc>
-        <w:tc>
-          <w:tcPr>
-            <w:tcW w:type="dxa" w:w="2484"/>
-            <w:tcMar>
-              <w:top w:w="60" w:type="dxa"/>
-              <w:bottom w:w="60" w:type="dxa"/>
-              <w:left w:w="60" w:type="dxa"/>
-              <w:right w:w="60" w:type="dxa"/>
-            </w:tcMar>
-          </w:tcPr>
-          <w:p>
-            <w:r>
-              <w:rPr>
-                <w:sz w:val="18"/>
-              </w:rPr>
-              <w:t>Chân IN</w:t>
-            </w:r>
-          </w:p>
-        </w:tc>
-        <w:tc>
-          <w:tcPr>
-            <w:tcW w:type="dxa" w:w="2484"/>
-            <w:tcMar>
-              <w:top w:w="60" w:type="dxa"/>
-              <w:bottom w:w="60" w:type="dxa"/>
-              <w:left w:w="60" w:type="dxa"/>
-              <w:right w:w="60" w:type="dxa"/>
-            </w:tcMar>
-          </w:tcPr>
-          <w:p>
-            <w:r>
-              <w:rPr>
-                <w:b/>
-                <w:color w:val="0284C7"/>
-                <w:sz w:val="18"/>
-              </w:rPr>
-              <w:t>GPIO 26 (Output)</w:t>
-            </w:r>
-          </w:p>
-        </w:tc>
-        <w:tc>
-          <w:tcPr>
-            <w:tcW w:type="dxa" w:w="2484"/>
-            <w:tcMar>
-              <w:top w:w="60" w:type="dxa"/>
-              <w:bottom w:w="60" w:type="dxa"/>
-              <w:left w:w="60" w:type="dxa"/>
-              <w:right w:w="60" w:type="dxa"/>
-            </w:tcMar>
-          </w:tcPr>
-          <w:p>
-            <w:r>
-              <w:rPr>
-                <w:sz w:val="18"/>
-              </w:rPr>
-              <w:t>Kích Relay đóng tiếp điểm COM-NO cấp điện cho bơm</w:t>
-            </w:r>
-          </w:p>
-        </w:tc>
-      </w:tr>
-      <w:tr>
-        <w:tc>
-          <w:tcPr>
-            <w:tcW w:type="dxa" w:w="2484"/>
-            <w:tcMar>
-              <w:top w:w="60" w:type="dxa"/>
-              <w:bottom w:w="60" w:type="dxa"/>
-              <w:left w:w="60" w:type="dxa"/>
-              <w:right w:w="60" w:type="dxa"/>
-            </w:tcMar>
-          </w:tcPr>
-          <w:p>
-            <w:r>
-              <w:rPr>
-                <w:sz w:val="18"/>
-              </w:rPr>
-              <w:t>Màn hình LCD</w:t>
-            </w:r>
-          </w:p>
-        </w:tc>
-        <w:tc>
-          <w:tcPr>
-            <w:tcW w:type="dxa" w:w="2484"/>
-            <w:tcMar>
-              <w:top w:w="60" w:type="dxa"/>
-              <w:bottom w:w="60" w:type="dxa"/>
-              <w:left w:w="60" w:type="dxa"/>
-              <w:right w:w="60" w:type="dxa"/>
-            </w:tcMar>
-          </w:tcPr>
-          <w:p>
-            <w:r>
-              <w:rPr>
-                <w:sz w:val="18"/>
-              </w:rPr>
-              <w:t>SDA, SCL</w:t>
-            </w:r>
-          </w:p>
-        </w:tc>
-        <w:tc>
-          <w:tcPr>
-            <w:tcW w:type="dxa" w:w="2484"/>
-            <w:tcMar>
-              <w:top w:w="60" w:type="dxa"/>
-              <w:bottom w:w="60" w:type="dxa"/>
-              <w:left w:w="60" w:type="dxa"/>
-              <w:right w:w="60" w:type="dxa"/>
-            </w:tcMar>
-          </w:tcPr>
-          <w:p>
-            <w:r>
-              <w:rPr>
-                <w:b/>
-                <w:color w:val="0284C7"/>
-                <w:sz w:val="18"/>
-              </w:rPr>
-              <w:t>GPIO 21 (SDA), GPIO 22 (SCL)</w:t>
-            </w:r>
-          </w:p>
-        </w:tc>
-        <w:tc>
-          <w:tcPr>
-            <w:tcW w:type="dxa" w:w="2484"/>
-            <w:tcMar>
-              <w:top w:w="60" w:type="dxa"/>
-              <w:bottom w:w="60" w:type="dxa"/>
-              <w:left w:w="60" w:type="dxa"/>
-              <w:right w:w="60" w:type="dxa"/>
-            </w:tcMar>
-          </w:tcPr>
-          <w:p>
-            <w:r>
-              <w:rPr>
-                <w:sz w:val="18"/>
-              </w:rPr>
-              <w:t>Giao tiếp I2C hiển thị thông số LCD 1602</w:t>
-            </w:r>
-          </w:p>
-        </w:tc>
-      </w:tr>
-      <w:tr>
-        <w:tc>
-          <w:tcPr>
-            <w:tcW w:type="dxa" w:w="2484"/>
-            <w:tcMar>
-              <w:top w:w="60" w:type="dxa"/>
-              <w:bottom w:w="60" w:type="dxa"/>
-              <w:left w:w="60" w:type="dxa"/>
-              <w:right w:w="60" w:type="dxa"/>
-            </w:tcMar>
-          </w:tcPr>
-          <w:p>
-            <w:r>
-              <w:rPr>
-                <w:sz w:val="18"/>
-              </w:rPr>
-              <w:t>Đèn LED &amp; Nút</w:t>
-            </w:r>
-          </w:p>
-        </w:tc>
-        <w:tc>
-          <w:tcPr>
-            <w:tcW w:type="dxa" w:w="2484"/>
-            <w:tcMar>
-              <w:top w:w="60" w:type="dxa"/>
-              <w:bottom w:w="60" w:type="dxa"/>
-              <w:left w:w="60" w:type="dxa"/>
-              <w:right w:w="60" w:type="dxa"/>
-            </w:tcMar>
-          </w:tcPr>
-          <w:p>
-            <w:r>
-              <w:rPr>
-                <w:sz w:val="18"/>
-              </w:rPr>
-              <w:t>LED Mưa, Nút nhấn</w:t>
-            </w:r>
-          </w:p>
-        </w:tc>
-        <w:tc>
-          <w:tcPr>
-            <w:tcW w:type="dxa" w:w="2484"/>
-            <w:tcMar>
-              <w:top w:w="60" w:type="dxa"/>
-              <w:bottom w:w="60" w:type="dxa"/>
-              <w:left w:w="60" w:type="dxa"/>
-              <w:right w:w="60" w:type="dxa"/>
-            </w:tcMar>
-          </w:tcPr>
-          <w:p>
-            <w:r>
-              <w:rPr>
-                <w:b/>
-                <w:color w:val="0284C7"/>
-                <w:sz w:val="18"/>
-              </w:rPr>
-              <w:t>GPIO 27 (LED), GPIO 33 (Button)</w:t>
-            </w:r>
-          </w:p>
-        </w:tc>
-        <w:tc>
-          <w:tcPr>
-            <w:tcW w:type="dxa" w:w="2484"/>
-            <w:tcMar>
-              <w:top w:w="60" w:type="dxa"/>
-              <w:bottom w:w="60" w:type="dxa"/>
-              <w:left w:w="60" w:type="dxa"/>
-              <w:right w:w="60" w:type="dxa"/>
-            </w:tcMar>
-          </w:tcPr>
-          <w:p>
-            <w:r>
-              <w:rPr>
-                <w:sz w:val="18"/>
-              </w:rPr>
-              <w:t>Đèn LED đỏ sáng khi mưa, nút bấm tưới tay</w:t>
-            </w:r>
-          </w:p>
-        </w:tc>
-      </w:tr>
-    </w:tbl>
-    <w:p>
-      <w:pPr>
-        <w:spacing w:after="280"/>
-      </w:pPr>
-    </w:p>
-    <w:p>
-      <w:r>
-        <w:rPr>
-          <w:b/>
-          <w:color w:val="B91C1C"/>
-          <w:sz w:val="24"/>
-        </w:rPr>
-        <w:t>IV. 4 LƯU Ý SỐNG CÒN TRÁNH CHÁY CHIP &amp; HƯ HỎNG LINH KIỆN</w:t>
-      </w:r>
-    </w:p>
-    <w:p>
-      <w:pPr>
-        <w:spacing w:after="80"/>
-      </w:pPr>
-      <w:r>
-        <w:rPr>
-          <w:b/>
-          <w:color w:val="991B1B"/>
-          <w:sz w:val="20"/>
-        </w:rPr>
-        <w:t>⚠ 1. Bắt buộc lắp Diode 1N4007 dập xung ngược cho máy bơm:</w:t>
-        <w:br/>
-      </w:r>
-      <w:r>
-        <w:rPr>
-          <w:color w:val="334155"/>
           <w:sz w:val="19"/>
         </w:rPr>
-        <w:t>Khi máy bơm ngắt điện đột ngột, cuộn dây motor sẽ phóng ra một xung điện cảm ứng ngược lên tới 50V - 100V. Cần mắc 1 con diode 1N4007 song song ngược cực với máy bơm (vạch trắng nối cực Dương +, đuôi đen nối cực Âm -) để triệt tiêu hoàn toàn tia lửa điện, tránh làm đơ hoặc cháy chip ESP32.</w:t>
-      </w:r>
-    </w:p>
-    <w:p>
-      <w:pPr>
-        <w:spacing w:after="80"/>
-      </w:pPr>
-      <w:r>
-        <w:rPr>
-          <w:b/>
-          <w:color w:val="991B1B"/>
-          <w:sz w:val="20"/>
-        </w:rPr>
-        <w:t>⚠ 2. Chọn cảm biến độ ẩm đất ĐIỆN DUNG (Capacitive) thay vì Điện trở:</w:t>
+        <w:t>.</w:t>
         <w:br/>
-      </w:r>
-      <w:r>
-        <w:rPr>
-          <w:color w:val="334155"/>
-          <w:sz w:val="19"/>
-        </w:rPr>
-        <w:t>Loại cảm biến điện trở 2 que kim loại rẻ tiền sẽ bị ăn mòn rỉ sét chỉ sau 2-3 ngày cắm trong đất ướt do hiện tượng điện phân. Cảm biến điện dung có lớp sơn bảo vệ chống ăn mòn, tuổi thọ kéo dài nhiều tháng.</w:t>
-      </w:r>
-    </w:p>
-    <w:p>
-      <w:pPr>
-        <w:spacing w:after="80"/>
-      </w:pPr>
-      <w:r>
-        <w:rPr>
-          <w:b/>
-          <w:color w:val="991B1B"/>
-          <w:sz w:val="20"/>
-        </w:rPr>
-        <w:t>⚠ 3. Không cấp nhầm nguồn 5V vào chân tín hiệu 3.3V của ESP32:</w:t>
+        <w:t>• Bước 2: Tại thanh tìm kiếm trên cùng của website, nhập trực tiếp Mã SKU trong bảng (Ví dụ: gõ 'IC7538' -&gt; nhấn Enter là ra ngay đúng bo mạch ESP32 LuaNode32).</w:t>
         <w:br/>
-      </w:r>
-      <w:r>
-        <w:rPr>
-          <w:color w:val="334155"/>
-          <w:sz w:val="19"/>
-        </w:rPr>
-        <w:t>ESP32 hoạt động ở mức logic 3.3V. Cảm biến độ ẩm đất và DHT22 nên cấp nguồn 3.3V (hoặc nếu cấp 5V thì phải đảm bảo chân tín hiệu ra không vượt quá 3.3V).</w:t>
-      </w:r>
-    </w:p>
-    <w:p>
-      <w:pPr>
-        <w:spacing w:after="80"/>
-      </w:pPr>
-      <w:r>
-        <w:rPr>
-          <w:b/>
-          <w:color w:val="991B1B"/>
-          <w:sz w:val="20"/>
-        </w:rPr>
-        <w:t>⚠ 4. Đặt mua tại 1 địa chỉ để tiết kiệm phí vận chuyển:</w:t>
+        <w:t>• Bước 3: Bấm 'Thêm vào giỏ hàng' lần lượt từng mã để gom toàn bộ vào 1 đơn hàng duy nhất.</w:t>
         <w:br/>
-      </w:r>
-      <w:r>
-        <w:rPr>
-          <w:color w:val="334155"/>
-          <w:sz w:val="19"/>
-        </w:rPr>
-        <w:t>Tất cả linh kiện trên đều có sẵn tại cửa hàng Thế Giới IC (Website: thegioiic.com). Hãy tạo tài khoản, thêm tất cả vào 1 giỏ hàng để chỉ tốn 1 lần phí ship giao hàng tận nơi (hoặc ghé trực tiếp cửa hàng tại TP. Thủ Đức để nhận ngay).</w:t>
+        <w:t>• Địa chỉ mua trực tiếp (nếu ở TP.HCM): 939/1A Kha Vạn Cân, P. Linh Tây, TP. Thủ Đức, TP. Hồ Chí Minh.</w:t>
+        <w:br/>
+        <w:t>• Hotline hỗ trợ Thế Giới IC: (028) 3896 8699.</w:t>
       </w:r>
     </w:p>
     <w:p>
@@ -3649,21 +2859,34 @@
       </w:pPr>
     </w:p>
     <w:p>
-      <w:pPr>
-        <w:jc w:val="right"/>
-      </w:pPr>
       <w:r>
         <w:rPr>
-          <w:i/>
-          <w:color w:val="94A3B8"/>
-          <w:sz w:val="17"/>
+          <w:b/>
+          <w:color w:val="125A3A"/>
+          <w:sz w:val="23"/>
         </w:rPr>
-        <w:t>Tài liệu xuất tự động phục vụ đồ án môn học IoT • Tháng 10/2026</w:t>
+        <w:t>III. TỐI ƯU KINH PHÍ: GIẢI PHÁP NGUỒN 5V USB SIÊU TIẾT KIỆM</w:t>
+      </w:r>
+    </w:p>
+    <w:p>
+      <w:r>
+        <w:rPr>
+          <w:sz w:val="19"/>
+        </w:rPr>
+        <w:t>• Khi chọn máy bơm chìm mini 5V (SKU: IC36781 - giá 27.360đ):</w:t>
+        <w:br/>
+        <w:t xml:space="preserve">  - Bạn có thể dùng trực tiếp củ sạc điện thoại 5V 2A có sẵn tại nhà cấp nguồn.</w:t>
+        <w:br/>
+        <w:t xml:space="preserve">  - KHÔNG CẦN mua cục Adapter 12V 3A (tiết kiệm 85.000đ).</w:t>
+        <w:br/>
+        <w:t xml:space="preserve">  - KHÔNG CẦN module hạ áp LM2596 (tiết kiệm 18.522đ).</w:t>
+        <w:br/>
+        <w:t xml:space="preserve">  -&gt; Tổng chi phí thực tế cả hệ thống giảm xuống chỉ còn khoảng ~320.000 VNĐ, cực kỳ tiết kiệm cho sinh viên làm đồ án!</w:t>
       </w:r>
     </w:p>
     <w:sectPr>
       <w:pgSz w:w="12240" w:h="15840"/>
-      <w:pgMar w:top="1080" w:right="1152" w:bottom="1080" w:left="1152" w:header="720" w:footer="720" w:gutter="0"/>
+      <w:pgMar w:top="1008" w:right="1080" w:bottom="1008" w:left="1080" w:header="720" w:footer="720" w:gutter="0"/>
       <w:cols w:space="720"/>
       <w:docGrid w:linePitch="360"/>
     </w:sectPr>
